--- a/Semenchik_Vladislav_lb1/Semenchik_Vladislav_lb1.docx
+++ b/Semenchik_Vladislav_lb1/Semenchik_Vladislav_lb1.docx
@@ -540,12 +540,21 @@
                 <w:szCs w:val="28"/>
               </w:rPr>
             </w:pPr>
+            <w:proofErr w:type="spellStart"/>
             <w:r>
               <w:rPr>
                 <w:color w:val="000000" w:themeColor="text1"/>
                 <w:szCs w:val="28"/>
               </w:rPr>
-              <w:t>Жангиров Т</w:t>
+              <w:t>Жангиров</w:t>
+            </w:r>
+            <w:proofErr w:type="spellEnd"/>
+            <w:r>
+              <w:rPr>
+                <w:color w:val="000000" w:themeColor="text1"/>
+                <w:szCs w:val="28"/>
+              </w:rPr>
+              <w:t xml:space="preserve"> Т</w:t>
             </w:r>
             <w:r>
               <w:rPr>
@@ -703,6 +712,7 @@
         </w:rPr>
         <w:t xml:space="preserve">тивный поиск с возвратом, решение двух заданий на </w:t>
       </w:r>
+      <w:proofErr w:type="spellStart"/>
       <w:r>
         <w:rPr>
           <w:color w:val="000000" w:themeColor="text1"/>
@@ -711,6 +721,7 @@
         </w:rPr>
         <w:t>stepik</w:t>
       </w:r>
+      <w:proofErr w:type="spellEnd"/>
       <w:r>
         <w:rPr>
           <w:color w:val="000000" w:themeColor="text1"/>
@@ -758,7 +769,25 @@
           <w:color w:val="000000" w:themeColor="text1"/>
           <w:szCs w:val="28"/>
         </w:rPr>
-        <w:t xml:space="preserve">У Вовы много квадратных обрезков доски. Их стороны (размер) изменяются от 1 до N−1, и у него есть неограниченное число обрезков любого размера. Но ему очень хочется получить большую столешницу - квадрат размера N N . Он может получить ее, собрав из уже имеющихся обрезков(квадратов). Например, столешница размера 7 × </w:t>
+        <w:t xml:space="preserve">У Вовы много квадратных обрезков доски. Их стороны (размер) изменяются от 1 до N−1, и у него есть неограниченное число обрезков любого размера. Но ему очень хочется получить большую столешницу - квадрат размера N </w:t>
+      </w:r>
+      <w:proofErr w:type="spellStart"/>
+      <w:r>
+        <w:rPr>
+          <w:iCs/>
+          <w:color w:val="000000" w:themeColor="text1"/>
+          <w:szCs w:val="28"/>
+        </w:rPr>
+        <w:t>N</w:t>
+      </w:r>
+      <w:proofErr w:type="spellEnd"/>
+      <w:r>
+        <w:rPr>
+          <w:iCs/>
+          <w:color w:val="000000" w:themeColor="text1"/>
+          <w:szCs w:val="28"/>
+        </w:rPr>
+        <w:t xml:space="preserve"> . Он может получить ее, собрав из уже имеющихся обрезков(квадратов). Например, столешница размера 7 × </w:t>
       </w:r>
       <w:r>
         <w:rPr>
@@ -1119,11 +1148,19 @@
           <w:color w:val="000000" w:themeColor="text1"/>
         </w:rPr>
       </w:pPr>
-      <w:r>
-        <w:rPr>
-          <w:color w:val="000000" w:themeColor="text1"/>
-        </w:rPr>
-        <w:t>struct Square</w:t>
+      <w:proofErr w:type="spellStart"/>
+      <w:r>
+        <w:rPr>
+          <w:color w:val="000000" w:themeColor="text1"/>
+        </w:rPr>
+        <w:t>struct</w:t>
+      </w:r>
+      <w:proofErr w:type="spellEnd"/>
+      <w:r>
+        <w:rPr>
+          <w:color w:val="000000" w:themeColor="text1"/>
+        </w:rPr>
+        <w:t xml:space="preserve"> Square</w:t>
       </w:r>
       <w:r>
         <w:rPr>
@@ -1364,6 +1401,7 @@
         </w:rPr>
         <w:t>&lt;</w:t>
       </w:r>
+      <w:proofErr w:type="spellStart"/>
       <w:r>
         <w:rPr>
           <w:color w:val="000000" w:themeColor="text1"/>
@@ -1371,6 +1409,7 @@
         </w:rPr>
         <w:t>uint</w:t>
       </w:r>
+      <w:proofErr w:type="spellEnd"/>
       <w:r>
         <w:rPr>
           <w:color w:val="000000" w:themeColor="text1"/>
@@ -1561,6 +1600,7 @@
         </w:rPr>
         <w:t xml:space="preserve"> </w:t>
       </w:r>
+      <w:proofErr w:type="spellStart"/>
       <w:r>
         <w:rPr>
           <w:color w:val="000000" w:themeColor="text1"/>
@@ -1568,6 +1608,7 @@
         </w:rPr>
         <w:t>uint</w:t>
       </w:r>
+      <w:proofErr w:type="spellEnd"/>
       <w:r>
         <w:rPr>
           <w:color w:val="000000" w:themeColor="text1"/>
@@ -1613,6 +1654,7 @@
         </w:rPr>
         <w:t xml:space="preserve">[65] - статический массив предвычисленных битовых масок, где </w:t>
       </w:r>
+      <w:proofErr w:type="spellStart"/>
       <w:r>
         <w:rPr>
           <w:color w:val="000000" w:themeColor="text1"/>
@@ -1620,12 +1662,14 @@
         </w:rPr>
         <w:t>i</w:t>
       </w:r>
+      <w:proofErr w:type="spellEnd"/>
       <w:r>
         <w:rPr>
           <w:color w:val="000000" w:themeColor="text1"/>
         </w:rPr>
         <w:t xml:space="preserve">-й элемент содержит единицы в первых </w:t>
       </w:r>
+      <w:proofErr w:type="spellStart"/>
       <w:r>
         <w:rPr>
           <w:color w:val="000000" w:themeColor="text1"/>
@@ -1633,6 +1677,7 @@
         </w:rPr>
         <w:t>i</w:t>
       </w:r>
+      <w:proofErr w:type="spellEnd"/>
       <w:r>
         <w:rPr>
           <w:color w:val="000000" w:themeColor="text1"/>
@@ -1938,6 +1983,7 @@
         </w:rPr>
         <w:t xml:space="preserve">Стек </w:t>
       </w:r>
+      <w:proofErr w:type="spellStart"/>
       <w:r>
         <w:rPr>
           <w:color w:val="000000" w:themeColor="text1"/>
@@ -1945,6 +1991,7 @@
         </w:rPr>
         <w:t>st</w:t>
       </w:r>
+      <w:proofErr w:type="spellEnd"/>
       <w:r>
         <w:rPr>
           <w:color w:val="000000" w:themeColor="text1"/>
@@ -2852,7 +2899,9 @@
         <w:ind w:firstLine="35.45pt"/>
         <w:jc w:val="both"/>
         <w:rPr>
+          <w:i/>
           <w:noProof/>
+          <w:lang w:val="en-US"/>
         </w:rPr>
       </w:pPr>
       <w:r>
@@ -2880,13 +2929,24 @@
         <w:t xml:space="preserve"> </w:t>
       </w:r>
       <m:oMath>
+        <m:r>
+          <m:rPr>
+            <m:sty m:val="p"/>
+          </m:rPr>
+          <w:rPr>
+            <w:rFonts w:ascii="Cambria Math" w:hAnsi="Cambria Math"/>
+            <w:color w:val="000000" w:themeColor="text1"/>
+            <w:szCs w:val="28"/>
+          </w:rPr>
+          <m:t>O</m:t>
+        </m:r>
         <m:r>
           <w:rPr>
             <w:rFonts w:ascii="Cambria Math" w:hAnsi="Cambria Math"/>
             <w:color w:val="000000" w:themeColor="text1"/>
             <w:szCs w:val="28"/>
           </w:rPr>
-          <m:t>O(</m:t>
+          <m:t>(</m:t>
         </m:r>
         <m:sSup>
           <m:sSupPr>
@@ -2907,20 +2967,12 @@
                 <w:color w:val="000000" w:themeColor="text1"/>
                 <w:szCs w:val="28"/>
               </w:rPr>
-              <m:t>2</m:t>
+              <m:t>n</m:t>
             </m:r>
-            <m:ctrlPr>
-              <w:rPr>
-                <w:rFonts w:ascii="Cambria Math" w:hAnsi="Cambria Math"/>
-                <w:i/>
-                <w:color w:val="000000" w:themeColor="text1"/>
-                <w:szCs w:val="28"/>
-              </w:rPr>
-            </m:ctrlPr>
           </m:e>
           <m:sup>
-            <m:f>
-              <m:fPr>
+            <m:sSup>
+              <m:sSupPr>
                 <m:ctrlPr>
                   <w:rPr>
                     <w:rFonts w:ascii="Cambria Math" w:hAnsi="Cambria Math"/>
@@ -2930,18 +2982,18 @@
                     <w:szCs w:val="28"/>
                   </w:rPr>
                 </m:ctrlPr>
-              </m:fPr>
-              <m:num>
+              </m:sSupPr>
+              <m:e>
                 <m:r>
                   <w:rPr>
                     <w:rFonts w:ascii="Cambria Math" w:hAnsi="Cambria Math"/>
                     <w:color w:val="000000" w:themeColor="text1"/>
                     <w:szCs w:val="28"/>
                   </w:rPr>
-                  <m:t>N</m:t>
+                  <m:t>n</m:t>
                 </m:r>
-              </m:num>
-              <m:den>
+              </m:e>
+              <m:sup>
                 <m:r>
                   <w:rPr>
                     <w:rFonts w:ascii="Cambria Math" w:hAnsi="Cambria Math"/>
@@ -2950,8 +3002,8 @@
                   </w:rPr>
                   <m:t>2</m:t>
                 </m:r>
-              </m:den>
-            </m:f>
+              </m:sup>
+            </m:sSup>
           </m:sup>
         </m:sSup>
         <m:r>
@@ -2969,7 +3021,7 @@
           <w:color w:val="000000" w:themeColor="text1"/>
           <w:szCs w:val="28"/>
         </w:rPr>
-        <w:t xml:space="preserve">, где </w:t>
+        <w:t xml:space="preserve">. </w:t>
       </w:r>
       <w:r>
         <w:rPr>
@@ -2977,7 +3029,7 @@
           <w:color w:val="000000" w:themeColor="text1"/>
           <w:szCs w:val="28"/>
         </w:rPr>
-        <w:t>2^</w:t>
+        <w:t xml:space="preserve">Максимальная глубина рекурсии – </w:t>
       </w:r>
       <w:r>
         <w:rPr>
@@ -2994,7 +3046,7 @@
           <w:color w:val="000000" w:themeColor="text1"/>
           <w:szCs w:val="28"/>
         </w:rPr>
-        <w:t>/2</w:t>
+        <w:t>^2</w:t>
       </w:r>
       <w:r>
         <w:rPr>
@@ -3002,15 +3054,16 @@
           <w:color w:val="000000" w:themeColor="text1"/>
           <w:szCs w:val="28"/>
         </w:rPr>
-        <w:t xml:space="preserve"> – </w:t>
+        <w:t xml:space="preserve">. На каждом шаге выбирается пустая клетка и возможные размеры квадрата – до </w:t>
       </w:r>
       <w:r>
         <w:rPr>
           <w:bCs/>
           <w:color w:val="000000" w:themeColor="text1"/>
           <w:szCs w:val="28"/>
-        </w:rPr>
-        <w:t>максимальное число доступных размещений на каждой итерации</w:t>
+          <w:lang w:val="en-US"/>
+        </w:rPr>
+        <w:t>N</w:t>
       </w:r>
       <w:r>
         <w:rPr>
@@ -3018,7 +3071,7 @@
           <w:color w:val="000000" w:themeColor="text1"/>
           <w:szCs w:val="28"/>
         </w:rPr>
-        <w:t>.</w:t>
+        <w:t xml:space="preserve"> </w:t>
       </w:r>
       <w:r>
         <w:rPr>
@@ -3026,40 +3079,24 @@
           <w:color w:val="000000" w:themeColor="text1"/>
           <w:szCs w:val="28"/>
         </w:rPr>
-        <w:t xml:space="preserve"> </w:t>
+        <w:t xml:space="preserve">вариантов. Таким образом, размер дерева поиска = количество ветвей </w:t>
       </w:r>
       <w:r>
         <w:rPr>
           <w:bCs/>
           <w:color w:val="000000" w:themeColor="text1"/>
           <w:szCs w:val="28"/>
-        </w:rPr>
-        <w:t xml:space="preserve">Но на самом деле сложность ещё ниже, ведь для составных чисел </w:t>
+          <w:lang w:val="en-US"/>
+        </w:rPr>
+        <w:t xml:space="preserve">^ </w:t>
       </w:r>
       <w:r>
         <w:rPr>
           <w:bCs/>
           <w:color w:val="000000" w:themeColor="text1"/>
           <w:szCs w:val="28"/>
-          <w:lang w:val="en-US"/>
-        </w:rPr>
-        <w:t>N</w:t>
-      </w:r>
-      <w:r>
-        <w:rPr>
-          <w:bCs/>
-          <w:color w:val="000000" w:themeColor="text1"/>
-          <w:szCs w:val="28"/>
-        </w:rPr>
-        <w:t xml:space="preserve"> </w:t>
-      </w:r>
-      <w:r>
-        <w:rPr>
-          <w:bCs/>
-          <w:color w:val="000000" w:themeColor="text1"/>
-          <w:szCs w:val="28"/>
-        </w:rPr>
-        <w:t>на самом деле меньше (алгоритм решается для наименьшего делителя), а также множества отсечений неперспективных ветвей.</w:t>
+        </w:rPr>
+        <w:t>глубина.</w:t>
       </w:r>
     </w:p>
     <w:p>
@@ -3070,9 +3107,9 @@
       </w:pPr>
       <w:r>
         <w:drawing>
-          <wp:inline distT="0" distB="0" distL="0" distR="0" wp14:anchorId="44FD6616" wp14:editId="4682A104">
-            <wp:extent cx="5632450" cy="3379587"/>
-            <wp:effectExtent l="0" t="0" r="6350" b="0"/>
+          <wp:inline distT="0" distB="0" distL="0" distR="0" wp14:anchorId="10A77A06" wp14:editId="7DFB7FDE">
+            <wp:extent cx="5205730" cy="3123546"/>
+            <wp:effectExtent l="0" t="0" r="0" b="1270"/>
             <wp:docPr id="1" name="Рисунок 1"/>
             <wp:cNvGraphicFramePr>
               <a:graphicFrameLocks xmlns:a="http://purl.oclc.org/ooxml/drawingml/main" noChangeAspect="1"/>
@@ -3093,7 +3130,7 @@
                   <pic:spPr>
                     <a:xfrm>
                       <a:off x="0" y="0"/>
-                      <a:ext cx="5636148" cy="3381806"/>
+                      <a:ext cx="5216373" cy="3129932"/>
                     </a:xfrm>
                     <a:prstGeom prst="rect">
                       <a:avLst/>
@@ -3115,27 +3152,14 @@
       <w:r>
         <w:t xml:space="preserve">Рисунок </w:t>
       </w:r>
-      <w:r>
-        <w:fldChar w:fldCharType="begin"/>
-      </w:r>
-      <w:r>
-        <w:instrText xml:space="preserve"> SEQ Рисунок \* ARABIC </w:instrText>
-      </w:r>
-      <w:r>
-        <w:fldChar w:fldCharType="separate"/>
-      </w:r>
-      <w:r>
-        <w:rPr>
-          <w:noProof/>
-        </w:rPr>
-        <w:t>1</w:t>
-      </w:r>
-      <w:r>
-        <w:rPr>
-          <w:noProof/>
-        </w:rPr>
-        <w:fldChar w:fldCharType="end"/>
-      </w:r>
+      <w:fldSimple w:instr=" SEQ Рисунок \* ARABIC ">
+        <w:r>
+          <w:rPr>
+            <w:noProof/>
+          </w:rPr>
+          <w:t>1</w:t>
+        </w:r>
+      </w:fldSimple>
       <w:r>
         <w:t>. Исследование сложности алгоритма</w:t>
       </w:r>
@@ -3231,7 +3255,15 @@
         </m:sSup>
       </m:oMath>
       <w:r>
-        <w:t xml:space="preserve">, а каждое состояние занимает в памяти также </w:t>
+        <w:t>, а кажд</w:t>
+      </w:r>
+      <w:proofErr w:type="spellStart"/>
+      <w:r>
+        <w:t>ое</w:t>
+      </w:r>
+      <w:proofErr w:type="spellEnd"/>
+      <w:r>
+        <w:t xml:space="preserve"> состояние занимает в памяти также </w:t>
       </w:r>
       <m:oMath>
         <m:sSup>
@@ -3421,6 +3453,7 @@
         </w:rPr>
         <w:t>.</w:t>
       </w:r>
+      <w:proofErr w:type="spellStart"/>
       <w:r>
         <w:rPr>
           <w:b/>
@@ -3430,6 +3463,7 @@
         </w:rPr>
         <w:t>cpp</w:t>
       </w:r>
+      <w:proofErr w:type="spellEnd"/>
     </w:p>
     <w:p>
       <w:pPr>
@@ -3560,7 +3594,27 @@
           <w:sz w:val="22"/>
           <w:lang w:val="en-US"/>
         </w:rPr>
-        <w:t>#include &lt;cmath&gt;</w:t>
+        <w:t>#include &lt;</w:t>
+      </w:r>
+      <w:proofErr w:type="spellStart"/>
+      <w:r>
+        <w:rPr>
+          <w:rFonts w:ascii="Courier New" w:eastAsia="Courier New" w:hAnsi="Courier New" w:cs="Courier New"/>
+          <w:color w:val="000000" w:themeColor="text1"/>
+          <w:sz w:val="22"/>
+          <w:lang w:val="en-US"/>
+        </w:rPr>
+        <w:t>cmath</w:t>
+      </w:r>
+      <w:proofErr w:type="spellEnd"/>
+      <w:r>
+        <w:rPr>
+          <w:rFonts w:ascii="Courier New" w:eastAsia="Courier New" w:hAnsi="Courier New" w:cs="Courier New"/>
+          <w:color w:val="000000" w:themeColor="text1"/>
+          <w:sz w:val="22"/>
+          <w:lang w:val="en-US"/>
+        </w:rPr>
+        <w:t>&gt;</w:t>
       </w:r>
     </w:p>
     <w:p>
@@ -3797,130 +3851,381 @@
           <w:sz w:val="22"/>
           <w:lang w:val="en-US"/>
         </w:rPr>
-        <w:t xml:space="preserve">    vector&lt;Square&gt; placed_squares;</w:t>
-      </w:r>
-    </w:p>
-    <w:p>
-      <w:pPr>
-        <w:pStyle w:val="Standard"/>
-        <w:spacing w:after="1.50pt" w:line="12pt" w:lineRule="auto"/>
-        <w:ind w:firstLine="0pt"/>
-        <w:rPr>
-          <w:rFonts w:ascii="Courier New" w:eastAsia="Courier New" w:hAnsi="Courier New" w:cs="Courier New"/>
-          <w:color w:val="000000" w:themeColor="text1"/>
-          <w:sz w:val="22"/>
-          <w:lang w:val="en-US"/>
-        </w:rPr>
-      </w:pPr>
-      <w:r>
-        <w:rPr>
-          <w:rFonts w:ascii="Courier New" w:eastAsia="Courier New" w:hAnsi="Courier New" w:cs="Courier New"/>
-          <w:color w:val="000000" w:themeColor="text1"/>
-          <w:sz w:val="22"/>
-          <w:lang w:val="en-US"/>
-        </w:rPr>
-        <w:t xml:space="preserve">    static uint64_t bit_prefixes[30];</w:t>
-      </w:r>
-    </w:p>
-    <w:p>
-      <w:pPr>
-        <w:pStyle w:val="Standard"/>
-        <w:spacing w:after="1.50pt" w:line="12pt" w:lineRule="auto"/>
-        <w:ind w:firstLine="0pt"/>
-        <w:rPr>
-          <w:rFonts w:ascii="Courier New" w:eastAsia="Courier New" w:hAnsi="Courier New" w:cs="Courier New"/>
-          <w:color w:val="000000" w:themeColor="text1"/>
-          <w:sz w:val="22"/>
-          <w:lang w:val="en-US"/>
-        </w:rPr>
-      </w:pPr>
-    </w:p>
-    <w:p>
-      <w:pPr>
-        <w:pStyle w:val="Standard"/>
-        <w:spacing w:after="1.50pt" w:line="12pt" w:lineRule="auto"/>
-        <w:ind w:firstLine="0pt"/>
-        <w:rPr>
-          <w:rFonts w:ascii="Courier New" w:eastAsia="Courier New" w:hAnsi="Courier New" w:cs="Courier New"/>
-          <w:color w:val="000000" w:themeColor="text1"/>
-          <w:sz w:val="22"/>
-          <w:lang w:val="en-US"/>
-        </w:rPr>
-      </w:pPr>
-      <w:r>
-        <w:rPr>
-          <w:rFonts w:ascii="Courier New" w:eastAsia="Courier New" w:hAnsi="Courier New" w:cs="Courier New"/>
-          <w:color w:val="000000" w:themeColor="text1"/>
-          <w:sz w:val="22"/>
-          <w:lang w:val="en-US"/>
-        </w:rPr>
-        <w:t xml:space="preserve">    static void initialize_prefixes(int max_size) {</w:t>
-      </w:r>
-    </w:p>
-    <w:p>
-      <w:pPr>
-        <w:pStyle w:val="Standard"/>
-        <w:spacing w:after="1.50pt" w:line="12pt" w:lineRule="auto"/>
-        <w:ind w:firstLine="0pt"/>
-        <w:rPr>
-          <w:rFonts w:ascii="Courier New" w:eastAsia="Courier New" w:hAnsi="Courier New" w:cs="Courier New"/>
-          <w:color w:val="000000" w:themeColor="text1"/>
-          <w:sz w:val="22"/>
-          <w:lang w:val="en-US"/>
-        </w:rPr>
-      </w:pPr>
-      <w:r>
-        <w:rPr>
-          <w:rFonts w:ascii="Courier New" w:eastAsia="Courier New" w:hAnsi="Courier New" w:cs="Courier New"/>
-          <w:color w:val="000000" w:themeColor="text1"/>
-          <w:sz w:val="22"/>
-          <w:lang w:val="en-US"/>
-        </w:rPr>
-        <w:t xml:space="preserve">        bit_prefixes[0] = 0;</w:t>
-      </w:r>
-    </w:p>
-    <w:p>
-      <w:pPr>
-        <w:pStyle w:val="Standard"/>
-        <w:spacing w:after="1.50pt" w:line="12pt" w:lineRule="auto"/>
-        <w:ind w:firstLine="0pt"/>
-        <w:rPr>
-          <w:rFonts w:ascii="Courier New" w:eastAsia="Courier New" w:hAnsi="Courier New" w:cs="Courier New"/>
-          <w:color w:val="000000" w:themeColor="text1"/>
-          <w:sz w:val="22"/>
-          <w:lang w:val="en-US"/>
-        </w:rPr>
-      </w:pPr>
-      <w:r>
-        <w:rPr>
-          <w:rFonts w:ascii="Courier New" w:eastAsia="Courier New" w:hAnsi="Courier New" w:cs="Courier New"/>
-          <w:color w:val="000000" w:themeColor="text1"/>
-          <w:sz w:val="22"/>
-          <w:lang w:val="en-US"/>
-        </w:rPr>
-        <w:t xml:space="preserve">        for (int i = 1; i &lt;= max_size + 1; i++) {</w:t>
-      </w:r>
-    </w:p>
-    <w:p>
-      <w:pPr>
-        <w:pStyle w:val="Standard"/>
-        <w:spacing w:after="1.50pt" w:line="12pt" w:lineRule="auto"/>
-        <w:ind w:firstLine="0pt"/>
-        <w:rPr>
-          <w:rFonts w:ascii="Courier New" w:eastAsia="Courier New" w:hAnsi="Courier New" w:cs="Courier New"/>
-          <w:color w:val="000000" w:themeColor="text1"/>
-          <w:sz w:val="22"/>
-          <w:lang w:val="en-US"/>
-        </w:rPr>
-      </w:pPr>
-      <w:r>
-        <w:rPr>
-          <w:rFonts w:ascii="Courier New" w:eastAsia="Courier New" w:hAnsi="Courier New" w:cs="Courier New"/>
-          <w:color w:val="000000" w:themeColor="text1"/>
-          <w:sz w:val="22"/>
-          <w:lang w:val="en-US"/>
-        </w:rPr>
-        <w:t xml:space="preserve">            bit_prefixes[i] = (bit_prefixes[i-1] | (1ULL &lt;&lt; (i-1)));</w:t>
+        <w:t xml:space="preserve">    vector&lt;Square&gt; </w:t>
+      </w:r>
+      <w:proofErr w:type="spellStart"/>
+      <w:r>
+        <w:rPr>
+          <w:rFonts w:ascii="Courier New" w:eastAsia="Courier New" w:hAnsi="Courier New" w:cs="Courier New"/>
+          <w:color w:val="000000" w:themeColor="text1"/>
+          <w:sz w:val="22"/>
+          <w:lang w:val="en-US"/>
+        </w:rPr>
+        <w:t>placed_squares</w:t>
+      </w:r>
+      <w:proofErr w:type="spellEnd"/>
+      <w:r>
+        <w:rPr>
+          <w:rFonts w:ascii="Courier New" w:eastAsia="Courier New" w:hAnsi="Courier New" w:cs="Courier New"/>
+          <w:color w:val="000000" w:themeColor="text1"/>
+          <w:sz w:val="22"/>
+          <w:lang w:val="en-US"/>
+        </w:rPr>
+        <w:t>;</w:t>
+      </w:r>
+    </w:p>
+    <w:p>
+      <w:pPr>
+        <w:pStyle w:val="Standard"/>
+        <w:spacing w:after="1.50pt" w:line="12pt" w:lineRule="auto"/>
+        <w:ind w:firstLine="0pt"/>
+        <w:rPr>
+          <w:rFonts w:ascii="Courier New" w:eastAsia="Courier New" w:hAnsi="Courier New" w:cs="Courier New"/>
+          <w:color w:val="000000" w:themeColor="text1"/>
+          <w:sz w:val="22"/>
+          <w:lang w:val="en-US"/>
+        </w:rPr>
+      </w:pPr>
+      <w:r>
+        <w:rPr>
+          <w:rFonts w:ascii="Courier New" w:eastAsia="Courier New" w:hAnsi="Courier New" w:cs="Courier New"/>
+          <w:color w:val="000000" w:themeColor="text1"/>
+          <w:sz w:val="22"/>
+          <w:lang w:val="en-US"/>
+        </w:rPr>
+        <w:t xml:space="preserve">    static uint64_t </w:t>
+      </w:r>
+      <w:proofErr w:type="spellStart"/>
+      <w:r>
+        <w:rPr>
+          <w:rFonts w:ascii="Courier New" w:eastAsia="Courier New" w:hAnsi="Courier New" w:cs="Courier New"/>
+          <w:color w:val="000000" w:themeColor="text1"/>
+          <w:sz w:val="22"/>
+          <w:lang w:val="en-US"/>
+        </w:rPr>
+        <w:t>bit_prefixes</w:t>
+      </w:r>
+      <w:proofErr w:type="spellEnd"/>
+      <w:r>
+        <w:rPr>
+          <w:rFonts w:ascii="Courier New" w:eastAsia="Courier New" w:hAnsi="Courier New" w:cs="Courier New"/>
+          <w:color w:val="000000" w:themeColor="text1"/>
+          <w:sz w:val="22"/>
+          <w:lang w:val="en-US"/>
+        </w:rPr>
+        <w:t>[30];</w:t>
+      </w:r>
+    </w:p>
+    <w:p>
+      <w:pPr>
+        <w:pStyle w:val="Standard"/>
+        <w:spacing w:after="1.50pt" w:line="12pt" w:lineRule="auto"/>
+        <w:ind w:firstLine="0pt"/>
+        <w:rPr>
+          <w:rFonts w:ascii="Courier New" w:eastAsia="Courier New" w:hAnsi="Courier New" w:cs="Courier New"/>
+          <w:color w:val="000000" w:themeColor="text1"/>
+          <w:sz w:val="22"/>
+          <w:lang w:val="en-US"/>
+        </w:rPr>
+      </w:pPr>
+    </w:p>
+    <w:p>
+      <w:pPr>
+        <w:pStyle w:val="Standard"/>
+        <w:spacing w:after="1.50pt" w:line="12pt" w:lineRule="auto"/>
+        <w:ind w:firstLine="0pt"/>
+        <w:rPr>
+          <w:rFonts w:ascii="Courier New" w:eastAsia="Courier New" w:hAnsi="Courier New" w:cs="Courier New"/>
+          <w:color w:val="000000" w:themeColor="text1"/>
+          <w:sz w:val="22"/>
+          <w:lang w:val="en-US"/>
+        </w:rPr>
+      </w:pPr>
+      <w:r>
+        <w:rPr>
+          <w:rFonts w:ascii="Courier New" w:eastAsia="Courier New" w:hAnsi="Courier New" w:cs="Courier New"/>
+          <w:color w:val="000000" w:themeColor="text1"/>
+          <w:sz w:val="22"/>
+          <w:lang w:val="en-US"/>
+        </w:rPr>
+        <w:t xml:space="preserve">    static void </w:t>
+      </w:r>
+      <w:proofErr w:type="spellStart"/>
+      <w:proofErr w:type="gramStart"/>
+      <w:r>
+        <w:rPr>
+          <w:rFonts w:ascii="Courier New" w:eastAsia="Courier New" w:hAnsi="Courier New" w:cs="Courier New"/>
+          <w:color w:val="000000" w:themeColor="text1"/>
+          <w:sz w:val="22"/>
+          <w:lang w:val="en-US"/>
+        </w:rPr>
+        <w:t>initialize</w:t>
+      </w:r>
+      <w:proofErr w:type="gramEnd"/>
+      <w:r>
+        <w:rPr>
+          <w:rFonts w:ascii="Courier New" w:eastAsia="Courier New" w:hAnsi="Courier New" w:cs="Courier New"/>
+          <w:color w:val="000000" w:themeColor="text1"/>
+          <w:sz w:val="22"/>
+          <w:lang w:val="en-US"/>
+        </w:rPr>
+        <w:t>_prefixes</w:t>
+      </w:r>
+      <w:proofErr w:type="spellEnd"/>
+      <w:r>
+        <w:rPr>
+          <w:rFonts w:ascii="Courier New" w:eastAsia="Courier New" w:hAnsi="Courier New" w:cs="Courier New"/>
+          <w:color w:val="000000" w:themeColor="text1"/>
+          <w:sz w:val="22"/>
+          <w:lang w:val="en-US"/>
+        </w:rPr>
+        <w:t xml:space="preserve">(int </w:t>
+      </w:r>
+      <w:proofErr w:type="spellStart"/>
+      <w:r>
+        <w:rPr>
+          <w:rFonts w:ascii="Courier New" w:eastAsia="Courier New" w:hAnsi="Courier New" w:cs="Courier New"/>
+          <w:color w:val="000000" w:themeColor="text1"/>
+          <w:sz w:val="22"/>
+          <w:lang w:val="en-US"/>
+        </w:rPr>
+        <w:t>max_size</w:t>
+      </w:r>
+      <w:proofErr w:type="spellEnd"/>
+      <w:r>
+        <w:rPr>
+          <w:rFonts w:ascii="Courier New" w:eastAsia="Courier New" w:hAnsi="Courier New" w:cs="Courier New"/>
+          <w:color w:val="000000" w:themeColor="text1"/>
+          <w:sz w:val="22"/>
+          <w:lang w:val="en-US"/>
+        </w:rPr>
+        <w:t>) {</w:t>
+      </w:r>
+    </w:p>
+    <w:p>
+      <w:pPr>
+        <w:pStyle w:val="Standard"/>
+        <w:spacing w:after="1.50pt" w:line="12pt" w:lineRule="auto"/>
+        <w:ind w:firstLine="0pt"/>
+        <w:rPr>
+          <w:rFonts w:ascii="Courier New" w:eastAsia="Courier New" w:hAnsi="Courier New" w:cs="Courier New"/>
+          <w:color w:val="000000" w:themeColor="text1"/>
+          <w:sz w:val="22"/>
+          <w:lang w:val="en-US"/>
+        </w:rPr>
+      </w:pPr>
+      <w:r>
+        <w:rPr>
+          <w:rFonts w:ascii="Courier New" w:eastAsia="Courier New" w:hAnsi="Courier New" w:cs="Courier New"/>
+          <w:color w:val="000000" w:themeColor="text1"/>
+          <w:sz w:val="22"/>
+          <w:lang w:val="en-US"/>
+        </w:rPr>
+        <w:t xml:space="preserve">        </w:t>
+      </w:r>
+      <w:proofErr w:type="spellStart"/>
+      <w:r>
+        <w:rPr>
+          <w:rFonts w:ascii="Courier New" w:eastAsia="Courier New" w:hAnsi="Courier New" w:cs="Courier New"/>
+          <w:color w:val="000000" w:themeColor="text1"/>
+          <w:sz w:val="22"/>
+          <w:lang w:val="en-US"/>
+        </w:rPr>
+        <w:t>bit_prefixes</w:t>
+      </w:r>
+      <w:proofErr w:type="spellEnd"/>
+      <w:r>
+        <w:rPr>
+          <w:rFonts w:ascii="Courier New" w:eastAsia="Courier New" w:hAnsi="Courier New" w:cs="Courier New"/>
+          <w:color w:val="000000" w:themeColor="text1"/>
+          <w:sz w:val="22"/>
+          <w:lang w:val="en-US"/>
+        </w:rPr>
+        <w:t>[0] = 0;</w:t>
+      </w:r>
+    </w:p>
+    <w:p>
+      <w:pPr>
+        <w:pStyle w:val="Standard"/>
+        <w:spacing w:after="1.50pt" w:line="12pt" w:lineRule="auto"/>
+        <w:ind w:firstLine="0pt"/>
+        <w:rPr>
+          <w:rFonts w:ascii="Courier New" w:eastAsia="Courier New" w:hAnsi="Courier New" w:cs="Courier New"/>
+          <w:color w:val="000000" w:themeColor="text1"/>
+          <w:sz w:val="22"/>
+          <w:lang w:val="en-US"/>
+        </w:rPr>
+      </w:pPr>
+      <w:r>
+        <w:rPr>
+          <w:rFonts w:ascii="Courier New" w:eastAsia="Courier New" w:hAnsi="Courier New" w:cs="Courier New"/>
+          <w:color w:val="000000" w:themeColor="text1"/>
+          <w:sz w:val="22"/>
+          <w:lang w:val="en-US"/>
+        </w:rPr>
+        <w:t xml:space="preserve">        for (int </w:t>
+      </w:r>
+      <w:proofErr w:type="spellStart"/>
+      <w:r>
+        <w:rPr>
+          <w:rFonts w:ascii="Courier New" w:eastAsia="Courier New" w:hAnsi="Courier New" w:cs="Courier New"/>
+          <w:color w:val="000000" w:themeColor="text1"/>
+          <w:sz w:val="22"/>
+          <w:lang w:val="en-US"/>
+        </w:rPr>
+        <w:t>i</w:t>
+      </w:r>
+      <w:proofErr w:type="spellEnd"/>
+      <w:r>
+        <w:rPr>
+          <w:rFonts w:ascii="Courier New" w:eastAsia="Courier New" w:hAnsi="Courier New" w:cs="Courier New"/>
+          <w:color w:val="000000" w:themeColor="text1"/>
+          <w:sz w:val="22"/>
+          <w:lang w:val="en-US"/>
+        </w:rPr>
+        <w:t xml:space="preserve"> = 1; </w:t>
+      </w:r>
+      <w:proofErr w:type="spellStart"/>
+      <w:r>
+        <w:rPr>
+          <w:rFonts w:ascii="Courier New" w:eastAsia="Courier New" w:hAnsi="Courier New" w:cs="Courier New"/>
+          <w:color w:val="000000" w:themeColor="text1"/>
+          <w:sz w:val="22"/>
+          <w:lang w:val="en-US"/>
+        </w:rPr>
+        <w:t>i</w:t>
+      </w:r>
+      <w:proofErr w:type="spellEnd"/>
+      <w:r>
+        <w:rPr>
+          <w:rFonts w:ascii="Courier New" w:eastAsia="Courier New" w:hAnsi="Courier New" w:cs="Courier New"/>
+          <w:color w:val="000000" w:themeColor="text1"/>
+          <w:sz w:val="22"/>
+          <w:lang w:val="en-US"/>
+        </w:rPr>
+        <w:t xml:space="preserve"> &lt;= </w:t>
+      </w:r>
+      <w:proofErr w:type="spellStart"/>
+      <w:r>
+        <w:rPr>
+          <w:rFonts w:ascii="Courier New" w:eastAsia="Courier New" w:hAnsi="Courier New" w:cs="Courier New"/>
+          <w:color w:val="000000" w:themeColor="text1"/>
+          <w:sz w:val="22"/>
+          <w:lang w:val="en-US"/>
+        </w:rPr>
+        <w:t>max_size</w:t>
+      </w:r>
+      <w:proofErr w:type="spellEnd"/>
+      <w:r>
+        <w:rPr>
+          <w:rFonts w:ascii="Courier New" w:eastAsia="Courier New" w:hAnsi="Courier New" w:cs="Courier New"/>
+          <w:color w:val="000000" w:themeColor="text1"/>
+          <w:sz w:val="22"/>
+          <w:lang w:val="en-US"/>
+        </w:rPr>
+        <w:t xml:space="preserve"> + 1; </w:t>
+      </w:r>
+      <w:proofErr w:type="spellStart"/>
+      <w:r>
+        <w:rPr>
+          <w:rFonts w:ascii="Courier New" w:eastAsia="Courier New" w:hAnsi="Courier New" w:cs="Courier New"/>
+          <w:color w:val="000000" w:themeColor="text1"/>
+          <w:sz w:val="22"/>
+          <w:lang w:val="en-US"/>
+        </w:rPr>
+        <w:t>i</w:t>
+      </w:r>
+      <w:proofErr w:type="spellEnd"/>
+      <w:r>
+        <w:rPr>
+          <w:rFonts w:ascii="Courier New" w:eastAsia="Courier New" w:hAnsi="Courier New" w:cs="Courier New"/>
+          <w:color w:val="000000" w:themeColor="text1"/>
+          <w:sz w:val="22"/>
+          <w:lang w:val="en-US"/>
+        </w:rPr>
+        <w:t>++) {</w:t>
+      </w:r>
+    </w:p>
+    <w:p>
+      <w:pPr>
+        <w:pStyle w:val="Standard"/>
+        <w:spacing w:after="1.50pt" w:line="12pt" w:lineRule="auto"/>
+        <w:ind w:firstLine="0pt"/>
+        <w:rPr>
+          <w:rFonts w:ascii="Courier New" w:eastAsia="Courier New" w:hAnsi="Courier New" w:cs="Courier New"/>
+          <w:color w:val="000000" w:themeColor="text1"/>
+          <w:sz w:val="22"/>
+          <w:lang w:val="en-US"/>
+        </w:rPr>
+      </w:pPr>
+      <w:r>
+        <w:rPr>
+          <w:rFonts w:ascii="Courier New" w:eastAsia="Courier New" w:hAnsi="Courier New" w:cs="Courier New"/>
+          <w:color w:val="000000" w:themeColor="text1"/>
+          <w:sz w:val="22"/>
+          <w:lang w:val="en-US"/>
+        </w:rPr>
+        <w:t xml:space="preserve">            </w:t>
+      </w:r>
+      <w:proofErr w:type="spellStart"/>
+      <w:r>
+        <w:rPr>
+          <w:rFonts w:ascii="Courier New" w:eastAsia="Courier New" w:hAnsi="Courier New" w:cs="Courier New"/>
+          <w:color w:val="000000" w:themeColor="text1"/>
+          <w:sz w:val="22"/>
+          <w:lang w:val="en-US"/>
+        </w:rPr>
+        <w:t>bit_prefixes</w:t>
+      </w:r>
+      <w:proofErr w:type="spellEnd"/>
+      <w:r>
+        <w:rPr>
+          <w:rFonts w:ascii="Courier New" w:eastAsia="Courier New" w:hAnsi="Courier New" w:cs="Courier New"/>
+          <w:color w:val="000000" w:themeColor="text1"/>
+          <w:sz w:val="22"/>
+          <w:lang w:val="en-US"/>
+        </w:rPr>
+        <w:t>[</w:t>
+      </w:r>
+      <w:proofErr w:type="spellStart"/>
+      <w:r>
+        <w:rPr>
+          <w:rFonts w:ascii="Courier New" w:eastAsia="Courier New" w:hAnsi="Courier New" w:cs="Courier New"/>
+          <w:color w:val="000000" w:themeColor="text1"/>
+          <w:sz w:val="22"/>
+          <w:lang w:val="en-US"/>
+        </w:rPr>
+        <w:t>i</w:t>
+      </w:r>
+      <w:proofErr w:type="spellEnd"/>
+      <w:r>
+        <w:rPr>
+          <w:rFonts w:ascii="Courier New" w:eastAsia="Courier New" w:hAnsi="Courier New" w:cs="Courier New"/>
+          <w:color w:val="000000" w:themeColor="text1"/>
+          <w:sz w:val="22"/>
+          <w:lang w:val="en-US"/>
+        </w:rPr>
+        <w:t>] = (</w:t>
+      </w:r>
+      <w:proofErr w:type="spellStart"/>
+      <w:r>
+        <w:rPr>
+          <w:rFonts w:ascii="Courier New" w:eastAsia="Courier New" w:hAnsi="Courier New" w:cs="Courier New"/>
+          <w:color w:val="000000" w:themeColor="text1"/>
+          <w:sz w:val="22"/>
+          <w:lang w:val="en-US"/>
+        </w:rPr>
+        <w:t>bit_prefixes</w:t>
+      </w:r>
+      <w:proofErr w:type="spellEnd"/>
+      <w:r>
+        <w:rPr>
+          <w:rFonts w:ascii="Courier New" w:eastAsia="Courier New" w:hAnsi="Courier New" w:cs="Courier New"/>
+          <w:color w:val="000000" w:themeColor="text1"/>
+          <w:sz w:val="22"/>
+          <w:lang w:val="en-US"/>
+        </w:rPr>
+        <w:t>[i-1] | (1ULL &lt;&lt; (i-1)));</w:t>
       </w:r>
     </w:p>
     <w:p>
@@ -4065,7 +4370,27 @@
           <w:sz w:val="22"/>
           <w:lang w:val="en-US"/>
         </w:rPr>
-        <w:t xml:space="preserve">            initialize_prefixes(N);</w:t>
+        <w:t xml:space="preserve">            </w:t>
+      </w:r>
+      <w:proofErr w:type="spellStart"/>
+      <w:r>
+        <w:rPr>
+          <w:rFonts w:ascii="Courier New" w:eastAsia="Courier New" w:hAnsi="Courier New" w:cs="Courier New"/>
+          <w:color w:val="000000" w:themeColor="text1"/>
+          <w:sz w:val="22"/>
+          <w:lang w:val="en-US"/>
+        </w:rPr>
+        <w:t>initialize_prefixes</w:t>
+      </w:r>
+      <w:proofErr w:type="spellEnd"/>
+      <w:r>
+        <w:rPr>
+          <w:rFonts w:ascii="Courier New" w:eastAsia="Courier New" w:hAnsi="Courier New" w:cs="Courier New"/>
+          <w:color w:val="000000" w:themeColor="text1"/>
+          <w:sz w:val="22"/>
+          <w:lang w:val="en-US"/>
+        </w:rPr>
+        <w:t>(N);</w:t>
       </w:r>
     </w:p>
     <w:p>
@@ -4166,117 +4491,277 @@
           <w:sz w:val="22"/>
           <w:lang w:val="en-US"/>
         </w:rPr>
-        <w:t xml:space="preserve">    bool first_empty(int &amp;x, int &amp;y) {</w:t>
-      </w:r>
-    </w:p>
-    <w:p>
-      <w:pPr>
-        <w:pStyle w:val="Standard"/>
-        <w:spacing w:after="1.50pt" w:line="12pt" w:lineRule="auto"/>
-        <w:ind w:firstLine="0pt"/>
-        <w:rPr>
-          <w:rFonts w:ascii="Courier New" w:eastAsia="Courier New" w:hAnsi="Courier New" w:cs="Courier New"/>
-          <w:color w:val="000000" w:themeColor="text1"/>
-          <w:sz w:val="22"/>
-          <w:lang w:val="en-US"/>
-        </w:rPr>
-      </w:pPr>
-      <w:r>
-        <w:rPr>
-          <w:rFonts w:ascii="Courier New" w:eastAsia="Courier New" w:hAnsi="Courier New" w:cs="Courier New"/>
-          <w:color w:val="000000" w:themeColor="text1"/>
-          <w:sz w:val="22"/>
-          <w:lang w:val="en-US"/>
-        </w:rPr>
-        <w:t xml:space="preserve">        for (int i = 0; i &lt; N; i++) {</w:t>
-      </w:r>
-    </w:p>
-    <w:p>
-      <w:pPr>
-        <w:pStyle w:val="Standard"/>
-        <w:spacing w:after="1.50pt" w:line="12pt" w:lineRule="auto"/>
-        <w:ind w:firstLine="0pt"/>
-        <w:rPr>
-          <w:rFonts w:ascii="Courier New" w:eastAsia="Courier New" w:hAnsi="Courier New" w:cs="Courier New"/>
-          <w:color w:val="000000" w:themeColor="text1"/>
-          <w:sz w:val="22"/>
-          <w:lang w:val="en-US"/>
-        </w:rPr>
-      </w:pPr>
-      <w:r>
-        <w:rPr>
-          <w:rFonts w:ascii="Courier New" w:eastAsia="Courier New" w:hAnsi="Courier New" w:cs="Courier New"/>
-          <w:color w:val="000000" w:themeColor="text1"/>
-          <w:sz w:val="22"/>
-          <w:lang w:val="en-US"/>
-        </w:rPr>
-        <w:t xml:space="preserve">            if (rows[i] != (uint64_t)((1ULL &lt;&lt; N) - 1)) {</w:t>
-      </w:r>
-    </w:p>
-    <w:p>
-      <w:pPr>
-        <w:pStyle w:val="Standard"/>
-        <w:spacing w:after="1.50pt" w:line="12pt" w:lineRule="auto"/>
-        <w:ind w:firstLine="0pt"/>
-        <w:rPr>
-          <w:rFonts w:ascii="Courier New" w:eastAsia="Courier New" w:hAnsi="Courier New" w:cs="Courier New"/>
-          <w:color w:val="000000" w:themeColor="text1"/>
-          <w:sz w:val="22"/>
-          <w:lang w:val="en-US"/>
-        </w:rPr>
-      </w:pPr>
-      <w:r>
-        <w:rPr>
-          <w:rFonts w:ascii="Courier New" w:eastAsia="Courier New" w:hAnsi="Courier New" w:cs="Courier New"/>
-          <w:color w:val="000000" w:themeColor="text1"/>
-          <w:sz w:val="22"/>
-          <w:lang w:val="en-US"/>
-        </w:rPr>
-        <w:t xml:space="preserve">                for (int j = 0; j &lt; N; j++) {</w:t>
-      </w:r>
-    </w:p>
-    <w:p>
-      <w:pPr>
-        <w:pStyle w:val="Standard"/>
-        <w:spacing w:after="1.50pt" w:line="12pt" w:lineRule="auto"/>
-        <w:ind w:firstLine="0pt"/>
-        <w:rPr>
-          <w:rFonts w:ascii="Courier New" w:eastAsia="Courier New" w:hAnsi="Courier New" w:cs="Courier New"/>
-          <w:color w:val="000000" w:themeColor="text1"/>
-          <w:sz w:val="22"/>
-          <w:lang w:val="en-US"/>
-        </w:rPr>
-      </w:pPr>
-      <w:r>
-        <w:rPr>
-          <w:rFonts w:ascii="Courier New" w:eastAsia="Courier New" w:hAnsi="Courier New" w:cs="Courier New"/>
-          <w:color w:val="000000" w:themeColor="text1"/>
-          <w:sz w:val="22"/>
-          <w:lang w:val="en-US"/>
-        </w:rPr>
-        <w:t xml:space="preserve">                    if (!(rows[i] &amp; (1ULL &lt;&lt; j))) {</w:t>
-      </w:r>
-    </w:p>
-    <w:p>
-      <w:pPr>
-        <w:pStyle w:val="Standard"/>
-        <w:spacing w:after="1.50pt" w:line="12pt" w:lineRule="auto"/>
-        <w:ind w:firstLine="0pt"/>
-        <w:rPr>
-          <w:rFonts w:ascii="Courier New" w:eastAsia="Courier New" w:hAnsi="Courier New" w:cs="Courier New"/>
-          <w:color w:val="000000" w:themeColor="text1"/>
-          <w:sz w:val="22"/>
-          <w:lang w:val="en-US"/>
-        </w:rPr>
-      </w:pPr>
-      <w:r>
-        <w:rPr>
-          <w:rFonts w:ascii="Courier New" w:eastAsia="Courier New" w:hAnsi="Courier New" w:cs="Courier New"/>
-          <w:color w:val="000000" w:themeColor="text1"/>
-          <w:sz w:val="22"/>
-          <w:lang w:val="en-US"/>
-        </w:rPr>
-        <w:t xml:space="preserve">                        x = i;</w:t>
+        <w:t xml:space="preserve">    bool </w:t>
+      </w:r>
+      <w:proofErr w:type="spellStart"/>
+      <w:r>
+        <w:rPr>
+          <w:rFonts w:ascii="Courier New" w:eastAsia="Courier New" w:hAnsi="Courier New" w:cs="Courier New"/>
+          <w:color w:val="000000" w:themeColor="text1"/>
+          <w:sz w:val="22"/>
+          <w:lang w:val="en-US"/>
+        </w:rPr>
+        <w:t>first_empty</w:t>
+      </w:r>
+      <w:proofErr w:type="spellEnd"/>
+      <w:r>
+        <w:rPr>
+          <w:rFonts w:ascii="Courier New" w:eastAsia="Courier New" w:hAnsi="Courier New" w:cs="Courier New"/>
+          <w:color w:val="000000" w:themeColor="text1"/>
+          <w:sz w:val="22"/>
+          <w:lang w:val="en-US"/>
+        </w:rPr>
+        <w:t>(int &amp;x, int &amp;y) {</w:t>
+      </w:r>
+    </w:p>
+    <w:p>
+      <w:pPr>
+        <w:pStyle w:val="Standard"/>
+        <w:spacing w:after="1.50pt" w:line="12pt" w:lineRule="auto"/>
+        <w:ind w:firstLine="0pt"/>
+        <w:rPr>
+          <w:rFonts w:ascii="Courier New" w:eastAsia="Courier New" w:hAnsi="Courier New" w:cs="Courier New"/>
+          <w:color w:val="000000" w:themeColor="text1"/>
+          <w:sz w:val="22"/>
+          <w:lang w:val="en-US"/>
+        </w:rPr>
+      </w:pPr>
+      <w:r>
+        <w:rPr>
+          <w:rFonts w:ascii="Courier New" w:eastAsia="Courier New" w:hAnsi="Courier New" w:cs="Courier New"/>
+          <w:color w:val="000000" w:themeColor="text1"/>
+          <w:sz w:val="22"/>
+          <w:lang w:val="en-US"/>
+        </w:rPr>
+        <w:t xml:space="preserve">        for (int </w:t>
+      </w:r>
+      <w:proofErr w:type="spellStart"/>
+      <w:r>
+        <w:rPr>
+          <w:rFonts w:ascii="Courier New" w:eastAsia="Courier New" w:hAnsi="Courier New" w:cs="Courier New"/>
+          <w:color w:val="000000" w:themeColor="text1"/>
+          <w:sz w:val="22"/>
+          <w:lang w:val="en-US"/>
+        </w:rPr>
+        <w:t>i</w:t>
+      </w:r>
+      <w:proofErr w:type="spellEnd"/>
+      <w:r>
+        <w:rPr>
+          <w:rFonts w:ascii="Courier New" w:eastAsia="Courier New" w:hAnsi="Courier New" w:cs="Courier New"/>
+          <w:color w:val="000000" w:themeColor="text1"/>
+          <w:sz w:val="22"/>
+          <w:lang w:val="en-US"/>
+        </w:rPr>
+        <w:t xml:space="preserve"> = 0; </w:t>
+      </w:r>
+      <w:proofErr w:type="spellStart"/>
+      <w:r>
+        <w:rPr>
+          <w:rFonts w:ascii="Courier New" w:eastAsia="Courier New" w:hAnsi="Courier New" w:cs="Courier New"/>
+          <w:color w:val="000000" w:themeColor="text1"/>
+          <w:sz w:val="22"/>
+          <w:lang w:val="en-US"/>
+        </w:rPr>
+        <w:t>i</w:t>
+      </w:r>
+      <w:proofErr w:type="spellEnd"/>
+      <w:r>
+        <w:rPr>
+          <w:rFonts w:ascii="Courier New" w:eastAsia="Courier New" w:hAnsi="Courier New" w:cs="Courier New"/>
+          <w:color w:val="000000" w:themeColor="text1"/>
+          <w:sz w:val="22"/>
+          <w:lang w:val="en-US"/>
+        </w:rPr>
+        <w:t xml:space="preserve"> &lt; N; </w:t>
+      </w:r>
+      <w:proofErr w:type="spellStart"/>
+      <w:r>
+        <w:rPr>
+          <w:rFonts w:ascii="Courier New" w:eastAsia="Courier New" w:hAnsi="Courier New" w:cs="Courier New"/>
+          <w:color w:val="000000" w:themeColor="text1"/>
+          <w:sz w:val="22"/>
+          <w:lang w:val="en-US"/>
+        </w:rPr>
+        <w:t>i</w:t>
+      </w:r>
+      <w:proofErr w:type="spellEnd"/>
+      <w:r>
+        <w:rPr>
+          <w:rFonts w:ascii="Courier New" w:eastAsia="Courier New" w:hAnsi="Courier New" w:cs="Courier New"/>
+          <w:color w:val="000000" w:themeColor="text1"/>
+          <w:sz w:val="22"/>
+          <w:lang w:val="en-US"/>
+        </w:rPr>
+        <w:t>++) {</w:t>
+      </w:r>
+    </w:p>
+    <w:p>
+      <w:pPr>
+        <w:pStyle w:val="Standard"/>
+        <w:spacing w:after="1.50pt" w:line="12pt" w:lineRule="auto"/>
+        <w:ind w:firstLine="0pt"/>
+        <w:rPr>
+          <w:rFonts w:ascii="Courier New" w:eastAsia="Courier New" w:hAnsi="Courier New" w:cs="Courier New"/>
+          <w:color w:val="000000" w:themeColor="text1"/>
+          <w:sz w:val="22"/>
+          <w:lang w:val="en-US"/>
+        </w:rPr>
+      </w:pPr>
+      <w:r>
+        <w:rPr>
+          <w:rFonts w:ascii="Courier New" w:eastAsia="Courier New" w:hAnsi="Courier New" w:cs="Courier New"/>
+          <w:color w:val="000000" w:themeColor="text1"/>
+          <w:sz w:val="22"/>
+          <w:lang w:val="en-US"/>
+        </w:rPr>
+        <w:t xml:space="preserve">            if (rows[</w:t>
+      </w:r>
+      <w:proofErr w:type="spellStart"/>
+      <w:r>
+        <w:rPr>
+          <w:rFonts w:ascii="Courier New" w:eastAsia="Courier New" w:hAnsi="Courier New" w:cs="Courier New"/>
+          <w:color w:val="000000" w:themeColor="text1"/>
+          <w:sz w:val="22"/>
+          <w:lang w:val="en-US"/>
+        </w:rPr>
+        <w:t>i</w:t>
+      </w:r>
+      <w:proofErr w:type="spellEnd"/>
+      <w:r>
+        <w:rPr>
+          <w:rFonts w:ascii="Courier New" w:eastAsia="Courier New" w:hAnsi="Courier New" w:cs="Courier New"/>
+          <w:color w:val="000000" w:themeColor="text1"/>
+          <w:sz w:val="22"/>
+          <w:lang w:val="en-US"/>
+        </w:rPr>
+        <w:t>] != (uint64_t)((1ULL &lt;&lt; N) - 1)) {</w:t>
+      </w:r>
+    </w:p>
+    <w:p>
+      <w:pPr>
+        <w:pStyle w:val="Standard"/>
+        <w:spacing w:after="1.50pt" w:line="12pt" w:lineRule="auto"/>
+        <w:ind w:firstLine="0pt"/>
+        <w:rPr>
+          <w:rFonts w:ascii="Courier New" w:eastAsia="Courier New" w:hAnsi="Courier New" w:cs="Courier New"/>
+          <w:color w:val="000000" w:themeColor="text1"/>
+          <w:sz w:val="22"/>
+          <w:lang w:val="en-US"/>
+        </w:rPr>
+      </w:pPr>
+      <w:r>
+        <w:rPr>
+          <w:rFonts w:ascii="Courier New" w:eastAsia="Courier New" w:hAnsi="Courier New" w:cs="Courier New"/>
+          <w:color w:val="000000" w:themeColor="text1"/>
+          <w:sz w:val="22"/>
+          <w:lang w:val="en-US"/>
+        </w:rPr>
+        <w:t xml:space="preserve">                for (int j = 0; j &lt; N; </w:t>
+      </w:r>
+      <w:proofErr w:type="spellStart"/>
+      <w:r>
+        <w:rPr>
+          <w:rFonts w:ascii="Courier New" w:eastAsia="Courier New" w:hAnsi="Courier New" w:cs="Courier New"/>
+          <w:color w:val="000000" w:themeColor="text1"/>
+          <w:sz w:val="22"/>
+          <w:lang w:val="en-US"/>
+        </w:rPr>
+        <w:t>j++</w:t>
+      </w:r>
+      <w:proofErr w:type="spellEnd"/>
+      <w:r>
+        <w:rPr>
+          <w:rFonts w:ascii="Courier New" w:eastAsia="Courier New" w:hAnsi="Courier New" w:cs="Courier New"/>
+          <w:color w:val="000000" w:themeColor="text1"/>
+          <w:sz w:val="22"/>
+          <w:lang w:val="en-US"/>
+        </w:rPr>
+        <w:t>) {</w:t>
+      </w:r>
+    </w:p>
+    <w:p>
+      <w:pPr>
+        <w:pStyle w:val="Standard"/>
+        <w:spacing w:after="1.50pt" w:line="12pt" w:lineRule="auto"/>
+        <w:ind w:firstLine="0pt"/>
+        <w:rPr>
+          <w:rFonts w:ascii="Courier New" w:eastAsia="Courier New" w:hAnsi="Courier New" w:cs="Courier New"/>
+          <w:color w:val="000000" w:themeColor="text1"/>
+          <w:sz w:val="22"/>
+          <w:lang w:val="en-US"/>
+        </w:rPr>
+      </w:pPr>
+      <w:r>
+        <w:rPr>
+          <w:rFonts w:ascii="Courier New" w:eastAsia="Courier New" w:hAnsi="Courier New" w:cs="Courier New"/>
+          <w:color w:val="000000" w:themeColor="text1"/>
+          <w:sz w:val="22"/>
+          <w:lang w:val="en-US"/>
+        </w:rPr>
+        <w:t xml:space="preserve">                    if (!(rows[</w:t>
+      </w:r>
+      <w:proofErr w:type="spellStart"/>
+      <w:r>
+        <w:rPr>
+          <w:rFonts w:ascii="Courier New" w:eastAsia="Courier New" w:hAnsi="Courier New" w:cs="Courier New"/>
+          <w:color w:val="000000" w:themeColor="text1"/>
+          <w:sz w:val="22"/>
+          <w:lang w:val="en-US"/>
+        </w:rPr>
+        <w:t>i</w:t>
+      </w:r>
+      <w:proofErr w:type="spellEnd"/>
+      <w:r>
+        <w:rPr>
+          <w:rFonts w:ascii="Courier New" w:eastAsia="Courier New" w:hAnsi="Courier New" w:cs="Courier New"/>
+          <w:color w:val="000000" w:themeColor="text1"/>
+          <w:sz w:val="22"/>
+          <w:lang w:val="en-US"/>
+        </w:rPr>
+        <w:t>] &amp; (1ULL &lt;&lt; j))) {</w:t>
+      </w:r>
+    </w:p>
+    <w:p>
+      <w:pPr>
+        <w:pStyle w:val="Standard"/>
+        <w:spacing w:after="1.50pt" w:line="12pt" w:lineRule="auto"/>
+        <w:ind w:firstLine="0pt"/>
+        <w:rPr>
+          <w:rFonts w:ascii="Courier New" w:eastAsia="Courier New" w:hAnsi="Courier New" w:cs="Courier New"/>
+          <w:color w:val="000000" w:themeColor="text1"/>
+          <w:sz w:val="22"/>
+          <w:lang w:val="en-US"/>
+        </w:rPr>
+      </w:pPr>
+      <w:r>
+        <w:rPr>
+          <w:rFonts w:ascii="Courier New" w:eastAsia="Courier New" w:hAnsi="Courier New" w:cs="Courier New"/>
+          <w:color w:val="000000" w:themeColor="text1"/>
+          <w:sz w:val="22"/>
+          <w:lang w:val="en-US"/>
+        </w:rPr>
+        <w:t xml:space="preserve">                        x = </w:t>
+      </w:r>
+      <w:proofErr w:type="spellStart"/>
+      <w:r>
+        <w:rPr>
+          <w:rFonts w:ascii="Courier New" w:eastAsia="Courier New" w:hAnsi="Courier New" w:cs="Courier New"/>
+          <w:color w:val="000000" w:themeColor="text1"/>
+          <w:sz w:val="22"/>
+          <w:lang w:val="en-US"/>
+        </w:rPr>
+        <w:t>i</w:t>
+      </w:r>
+      <w:proofErr w:type="spellEnd"/>
+      <w:r>
+        <w:rPr>
+          <w:rFonts w:ascii="Courier New" w:eastAsia="Courier New" w:hAnsi="Courier New" w:cs="Courier New"/>
+          <w:color w:val="000000" w:themeColor="text1"/>
+          <w:sz w:val="22"/>
+          <w:lang w:val="en-US"/>
+        </w:rPr>
+        <w:t>;</w:t>
       </w:r>
     </w:p>
     <w:p>
@@ -4488,7 +4973,27 @@
           <w:sz w:val="22"/>
           <w:lang w:val="en-US"/>
         </w:rPr>
-        <w:t xml:space="preserve">    bool can_place(int x, int y, int size) {</w:t>
+        <w:t xml:space="preserve">    bool </w:t>
+      </w:r>
+      <w:proofErr w:type="spellStart"/>
+      <w:r>
+        <w:rPr>
+          <w:rFonts w:ascii="Courier New" w:eastAsia="Courier New" w:hAnsi="Courier New" w:cs="Courier New"/>
+          <w:color w:val="000000" w:themeColor="text1"/>
+          <w:sz w:val="22"/>
+          <w:lang w:val="en-US"/>
+        </w:rPr>
+        <w:t>can_place</w:t>
+      </w:r>
+      <w:proofErr w:type="spellEnd"/>
+      <w:r>
+        <w:rPr>
+          <w:rFonts w:ascii="Courier New" w:eastAsia="Courier New" w:hAnsi="Courier New" w:cs="Courier New"/>
+          <w:color w:val="000000" w:themeColor="text1"/>
+          <w:sz w:val="22"/>
+          <w:lang w:val="en-US"/>
+        </w:rPr>
+        <w:t>(int x, int y, int size) {</w:t>
       </w:r>
     </w:p>
     <w:p>
@@ -4554,7 +5059,47 @@
           <w:sz w:val="22"/>
           <w:lang w:val="en-US"/>
         </w:rPr>
-        <w:t xml:space="preserve">        uint64_t mask = bit_prefixes[y + size] ^ bit_prefixes[y];</w:t>
+        <w:t xml:space="preserve">        uint64_t mask = </w:t>
+      </w:r>
+      <w:proofErr w:type="spellStart"/>
+      <w:r>
+        <w:rPr>
+          <w:rFonts w:ascii="Courier New" w:eastAsia="Courier New" w:hAnsi="Courier New" w:cs="Courier New"/>
+          <w:color w:val="000000" w:themeColor="text1"/>
+          <w:sz w:val="22"/>
+          <w:lang w:val="en-US"/>
+        </w:rPr>
+        <w:t>bit_prefixes</w:t>
+      </w:r>
+      <w:proofErr w:type="spellEnd"/>
+      <w:r>
+        <w:rPr>
+          <w:rFonts w:ascii="Courier New" w:eastAsia="Courier New" w:hAnsi="Courier New" w:cs="Courier New"/>
+          <w:color w:val="000000" w:themeColor="text1"/>
+          <w:sz w:val="22"/>
+          <w:lang w:val="en-US"/>
+        </w:rPr>
+        <w:t xml:space="preserve">[y + size] ^ </w:t>
+      </w:r>
+      <w:proofErr w:type="spellStart"/>
+      <w:r>
+        <w:rPr>
+          <w:rFonts w:ascii="Courier New" w:eastAsia="Courier New" w:hAnsi="Courier New" w:cs="Courier New"/>
+          <w:color w:val="000000" w:themeColor="text1"/>
+          <w:sz w:val="22"/>
+          <w:lang w:val="en-US"/>
+        </w:rPr>
+        <w:t>bit_prefixes</w:t>
+      </w:r>
+      <w:proofErr w:type="spellEnd"/>
+      <w:r>
+        <w:rPr>
+          <w:rFonts w:ascii="Courier New" w:eastAsia="Courier New" w:hAnsi="Courier New" w:cs="Courier New"/>
+          <w:color w:val="000000" w:themeColor="text1"/>
+          <w:sz w:val="22"/>
+          <w:lang w:val="en-US"/>
+        </w:rPr>
+        <w:t>[y];</w:t>
       </w:r>
     </w:p>
     <w:p>
@@ -4598,29 +5143,109 @@
           <w:sz w:val="22"/>
           <w:lang w:val="en-US"/>
         </w:rPr>
-        <w:t xml:space="preserve">        for (int i = x; i &lt; x + size; i++) {</w:t>
-      </w:r>
-    </w:p>
-    <w:p>
-      <w:pPr>
-        <w:pStyle w:val="Standard"/>
-        <w:spacing w:after="1.50pt" w:line="12pt" w:lineRule="auto"/>
-        <w:ind w:firstLine="0pt"/>
-        <w:rPr>
-          <w:rFonts w:ascii="Courier New" w:eastAsia="Courier New" w:hAnsi="Courier New" w:cs="Courier New"/>
-          <w:color w:val="000000" w:themeColor="text1"/>
-          <w:sz w:val="22"/>
-          <w:lang w:val="en-US"/>
-        </w:rPr>
-      </w:pPr>
-      <w:r>
-        <w:rPr>
-          <w:rFonts w:ascii="Courier New" w:eastAsia="Courier New" w:hAnsi="Courier New" w:cs="Courier New"/>
-          <w:color w:val="000000" w:themeColor="text1"/>
-          <w:sz w:val="22"/>
-          <w:lang w:val="en-US"/>
-        </w:rPr>
-        <w:t xml:space="preserve">            if (rows[i] &amp; mask) return false;</w:t>
+        <w:t xml:space="preserve">        for (int </w:t>
+      </w:r>
+      <w:proofErr w:type="spellStart"/>
+      <w:r>
+        <w:rPr>
+          <w:rFonts w:ascii="Courier New" w:eastAsia="Courier New" w:hAnsi="Courier New" w:cs="Courier New"/>
+          <w:color w:val="000000" w:themeColor="text1"/>
+          <w:sz w:val="22"/>
+          <w:lang w:val="en-US"/>
+        </w:rPr>
+        <w:t>i</w:t>
+      </w:r>
+      <w:proofErr w:type="spellEnd"/>
+      <w:r>
+        <w:rPr>
+          <w:rFonts w:ascii="Courier New" w:eastAsia="Courier New" w:hAnsi="Courier New" w:cs="Courier New"/>
+          <w:color w:val="000000" w:themeColor="text1"/>
+          <w:sz w:val="22"/>
+          <w:lang w:val="en-US"/>
+        </w:rPr>
+        <w:t xml:space="preserve"> = x; </w:t>
+      </w:r>
+      <w:proofErr w:type="spellStart"/>
+      <w:r>
+        <w:rPr>
+          <w:rFonts w:ascii="Courier New" w:eastAsia="Courier New" w:hAnsi="Courier New" w:cs="Courier New"/>
+          <w:color w:val="000000" w:themeColor="text1"/>
+          <w:sz w:val="22"/>
+          <w:lang w:val="en-US"/>
+        </w:rPr>
+        <w:t>i</w:t>
+      </w:r>
+      <w:proofErr w:type="spellEnd"/>
+      <w:r>
+        <w:rPr>
+          <w:rFonts w:ascii="Courier New" w:eastAsia="Courier New" w:hAnsi="Courier New" w:cs="Courier New"/>
+          <w:color w:val="000000" w:themeColor="text1"/>
+          <w:sz w:val="22"/>
+          <w:lang w:val="en-US"/>
+        </w:rPr>
+        <w:t xml:space="preserve"> &lt; x + size; </w:t>
+      </w:r>
+      <w:proofErr w:type="spellStart"/>
+      <w:r>
+        <w:rPr>
+          <w:rFonts w:ascii="Courier New" w:eastAsia="Courier New" w:hAnsi="Courier New" w:cs="Courier New"/>
+          <w:color w:val="000000" w:themeColor="text1"/>
+          <w:sz w:val="22"/>
+          <w:lang w:val="en-US"/>
+        </w:rPr>
+        <w:t>i</w:t>
+      </w:r>
+      <w:proofErr w:type="spellEnd"/>
+      <w:r>
+        <w:rPr>
+          <w:rFonts w:ascii="Courier New" w:eastAsia="Courier New" w:hAnsi="Courier New" w:cs="Courier New"/>
+          <w:color w:val="000000" w:themeColor="text1"/>
+          <w:sz w:val="22"/>
+          <w:lang w:val="en-US"/>
+        </w:rPr>
+        <w:t>++) {</w:t>
+      </w:r>
+    </w:p>
+    <w:p>
+      <w:pPr>
+        <w:pStyle w:val="Standard"/>
+        <w:spacing w:after="1.50pt" w:line="12pt" w:lineRule="auto"/>
+        <w:ind w:firstLine="0pt"/>
+        <w:rPr>
+          <w:rFonts w:ascii="Courier New" w:eastAsia="Courier New" w:hAnsi="Courier New" w:cs="Courier New"/>
+          <w:color w:val="000000" w:themeColor="text1"/>
+          <w:sz w:val="22"/>
+          <w:lang w:val="en-US"/>
+        </w:rPr>
+      </w:pPr>
+      <w:r>
+        <w:rPr>
+          <w:rFonts w:ascii="Courier New" w:eastAsia="Courier New" w:hAnsi="Courier New" w:cs="Courier New"/>
+          <w:color w:val="000000" w:themeColor="text1"/>
+          <w:sz w:val="22"/>
+          <w:lang w:val="en-US"/>
+        </w:rPr>
+        <w:t xml:space="preserve">            if (rows[</w:t>
+      </w:r>
+      <w:proofErr w:type="spellStart"/>
+      <w:r>
+        <w:rPr>
+          <w:rFonts w:ascii="Courier New" w:eastAsia="Courier New" w:hAnsi="Courier New" w:cs="Courier New"/>
+          <w:color w:val="000000" w:themeColor="text1"/>
+          <w:sz w:val="22"/>
+          <w:lang w:val="en-US"/>
+        </w:rPr>
+        <w:t>i</w:t>
+      </w:r>
+      <w:proofErr w:type="spellEnd"/>
+      <w:r>
+        <w:rPr>
+          <w:rFonts w:ascii="Courier New" w:eastAsia="Courier New" w:hAnsi="Courier New" w:cs="Courier New"/>
+          <w:color w:val="000000" w:themeColor="text1"/>
+          <w:sz w:val="22"/>
+          <w:lang w:val="en-US"/>
+        </w:rPr>
+        <w:t>] &amp; mask) return false;</w:t>
       </w:r>
     </w:p>
     <w:p>
@@ -4721,29 +5346,89 @@
           <w:sz w:val="22"/>
           <w:lang w:val="en-US"/>
         </w:rPr>
-        <w:t xml:space="preserve">    void place_square(int x, int y, int size) {</w:t>
-      </w:r>
-    </w:p>
-    <w:p>
-      <w:pPr>
-        <w:pStyle w:val="Standard"/>
-        <w:spacing w:after="1.50pt" w:line="12pt" w:lineRule="auto"/>
-        <w:ind w:firstLine="0pt"/>
-        <w:rPr>
-          <w:rFonts w:ascii="Courier New" w:eastAsia="Courier New" w:hAnsi="Courier New" w:cs="Courier New"/>
-          <w:color w:val="000000" w:themeColor="text1"/>
-          <w:sz w:val="22"/>
-          <w:lang w:val="en-US"/>
-        </w:rPr>
-      </w:pPr>
-      <w:r>
-        <w:rPr>
-          <w:rFonts w:ascii="Courier New" w:eastAsia="Courier New" w:hAnsi="Courier New" w:cs="Courier New"/>
-          <w:color w:val="000000" w:themeColor="text1"/>
-          <w:sz w:val="22"/>
-          <w:lang w:val="en-US"/>
-        </w:rPr>
-        <w:t xml:space="preserve">        uint64_t mask = bit_prefixes[y + size] ^ bit_prefixes[y];</w:t>
+        <w:t xml:space="preserve">    void </w:t>
+      </w:r>
+      <w:proofErr w:type="spellStart"/>
+      <w:r>
+        <w:rPr>
+          <w:rFonts w:ascii="Courier New" w:eastAsia="Courier New" w:hAnsi="Courier New" w:cs="Courier New"/>
+          <w:color w:val="000000" w:themeColor="text1"/>
+          <w:sz w:val="22"/>
+          <w:lang w:val="en-US"/>
+        </w:rPr>
+        <w:t>place_square</w:t>
+      </w:r>
+      <w:proofErr w:type="spellEnd"/>
+      <w:r>
+        <w:rPr>
+          <w:rFonts w:ascii="Courier New" w:eastAsia="Courier New" w:hAnsi="Courier New" w:cs="Courier New"/>
+          <w:color w:val="000000" w:themeColor="text1"/>
+          <w:sz w:val="22"/>
+          <w:lang w:val="en-US"/>
+        </w:rPr>
+        <w:t>(int x, int y, int size) {</w:t>
+      </w:r>
+    </w:p>
+    <w:p>
+      <w:pPr>
+        <w:pStyle w:val="Standard"/>
+        <w:spacing w:after="1.50pt" w:line="12pt" w:lineRule="auto"/>
+        <w:ind w:firstLine="0pt"/>
+        <w:rPr>
+          <w:rFonts w:ascii="Courier New" w:eastAsia="Courier New" w:hAnsi="Courier New" w:cs="Courier New"/>
+          <w:color w:val="000000" w:themeColor="text1"/>
+          <w:sz w:val="22"/>
+          <w:lang w:val="en-US"/>
+        </w:rPr>
+      </w:pPr>
+      <w:r>
+        <w:rPr>
+          <w:rFonts w:ascii="Courier New" w:eastAsia="Courier New" w:hAnsi="Courier New" w:cs="Courier New"/>
+          <w:color w:val="000000" w:themeColor="text1"/>
+          <w:sz w:val="22"/>
+          <w:lang w:val="en-US"/>
+        </w:rPr>
+        <w:t xml:space="preserve">        uint64_t mask = </w:t>
+      </w:r>
+      <w:proofErr w:type="spellStart"/>
+      <w:r>
+        <w:rPr>
+          <w:rFonts w:ascii="Courier New" w:eastAsia="Courier New" w:hAnsi="Courier New" w:cs="Courier New"/>
+          <w:color w:val="000000" w:themeColor="text1"/>
+          <w:sz w:val="22"/>
+          <w:lang w:val="en-US"/>
+        </w:rPr>
+        <w:t>bit_prefixes</w:t>
+      </w:r>
+      <w:proofErr w:type="spellEnd"/>
+      <w:r>
+        <w:rPr>
+          <w:rFonts w:ascii="Courier New" w:eastAsia="Courier New" w:hAnsi="Courier New" w:cs="Courier New"/>
+          <w:color w:val="000000" w:themeColor="text1"/>
+          <w:sz w:val="22"/>
+          <w:lang w:val="en-US"/>
+        </w:rPr>
+        <w:t xml:space="preserve">[y + size] ^ </w:t>
+      </w:r>
+      <w:proofErr w:type="spellStart"/>
+      <w:r>
+        <w:rPr>
+          <w:rFonts w:ascii="Courier New" w:eastAsia="Courier New" w:hAnsi="Courier New" w:cs="Courier New"/>
+          <w:color w:val="000000" w:themeColor="text1"/>
+          <w:sz w:val="22"/>
+          <w:lang w:val="en-US"/>
+        </w:rPr>
+        <w:t>bit_prefixes</w:t>
+      </w:r>
+      <w:proofErr w:type="spellEnd"/>
+      <w:r>
+        <w:rPr>
+          <w:rFonts w:ascii="Courier New" w:eastAsia="Courier New" w:hAnsi="Courier New" w:cs="Courier New"/>
+          <w:color w:val="000000" w:themeColor="text1"/>
+          <w:sz w:val="22"/>
+          <w:lang w:val="en-US"/>
+        </w:rPr>
+        <w:t>[y];</w:t>
       </w:r>
     </w:p>
     <w:p>
@@ -4787,29 +5472,109 @@
           <w:sz w:val="22"/>
           <w:lang w:val="en-US"/>
         </w:rPr>
-        <w:t xml:space="preserve">        for (int i = x; i &lt; x + size; i++) {</w:t>
-      </w:r>
-    </w:p>
-    <w:p>
-      <w:pPr>
-        <w:pStyle w:val="Standard"/>
-        <w:spacing w:after="1.50pt" w:line="12pt" w:lineRule="auto"/>
-        <w:ind w:firstLine="0pt"/>
-        <w:rPr>
-          <w:rFonts w:ascii="Courier New" w:eastAsia="Courier New" w:hAnsi="Courier New" w:cs="Courier New"/>
-          <w:color w:val="000000" w:themeColor="text1"/>
-          <w:sz w:val="22"/>
-          <w:lang w:val="en-US"/>
-        </w:rPr>
-      </w:pPr>
-      <w:r>
-        <w:rPr>
-          <w:rFonts w:ascii="Courier New" w:eastAsia="Courier New" w:hAnsi="Courier New" w:cs="Courier New"/>
-          <w:color w:val="000000" w:themeColor="text1"/>
-          <w:sz w:val="22"/>
-          <w:lang w:val="en-US"/>
-        </w:rPr>
-        <w:t xml:space="preserve">            rows[i] |= mask;</w:t>
+        <w:t xml:space="preserve">        for (int </w:t>
+      </w:r>
+      <w:proofErr w:type="spellStart"/>
+      <w:r>
+        <w:rPr>
+          <w:rFonts w:ascii="Courier New" w:eastAsia="Courier New" w:hAnsi="Courier New" w:cs="Courier New"/>
+          <w:color w:val="000000" w:themeColor="text1"/>
+          <w:sz w:val="22"/>
+          <w:lang w:val="en-US"/>
+        </w:rPr>
+        <w:t>i</w:t>
+      </w:r>
+      <w:proofErr w:type="spellEnd"/>
+      <w:r>
+        <w:rPr>
+          <w:rFonts w:ascii="Courier New" w:eastAsia="Courier New" w:hAnsi="Courier New" w:cs="Courier New"/>
+          <w:color w:val="000000" w:themeColor="text1"/>
+          <w:sz w:val="22"/>
+          <w:lang w:val="en-US"/>
+        </w:rPr>
+        <w:t xml:space="preserve"> = x; </w:t>
+      </w:r>
+      <w:proofErr w:type="spellStart"/>
+      <w:r>
+        <w:rPr>
+          <w:rFonts w:ascii="Courier New" w:eastAsia="Courier New" w:hAnsi="Courier New" w:cs="Courier New"/>
+          <w:color w:val="000000" w:themeColor="text1"/>
+          <w:sz w:val="22"/>
+          <w:lang w:val="en-US"/>
+        </w:rPr>
+        <w:t>i</w:t>
+      </w:r>
+      <w:proofErr w:type="spellEnd"/>
+      <w:r>
+        <w:rPr>
+          <w:rFonts w:ascii="Courier New" w:eastAsia="Courier New" w:hAnsi="Courier New" w:cs="Courier New"/>
+          <w:color w:val="000000" w:themeColor="text1"/>
+          <w:sz w:val="22"/>
+          <w:lang w:val="en-US"/>
+        </w:rPr>
+        <w:t xml:space="preserve"> &lt; x + size; </w:t>
+      </w:r>
+      <w:proofErr w:type="spellStart"/>
+      <w:r>
+        <w:rPr>
+          <w:rFonts w:ascii="Courier New" w:eastAsia="Courier New" w:hAnsi="Courier New" w:cs="Courier New"/>
+          <w:color w:val="000000" w:themeColor="text1"/>
+          <w:sz w:val="22"/>
+          <w:lang w:val="en-US"/>
+        </w:rPr>
+        <w:t>i</w:t>
+      </w:r>
+      <w:proofErr w:type="spellEnd"/>
+      <w:r>
+        <w:rPr>
+          <w:rFonts w:ascii="Courier New" w:eastAsia="Courier New" w:hAnsi="Courier New" w:cs="Courier New"/>
+          <w:color w:val="000000" w:themeColor="text1"/>
+          <w:sz w:val="22"/>
+          <w:lang w:val="en-US"/>
+        </w:rPr>
+        <w:t>++) {</w:t>
+      </w:r>
+    </w:p>
+    <w:p>
+      <w:pPr>
+        <w:pStyle w:val="Standard"/>
+        <w:spacing w:after="1.50pt" w:line="12pt" w:lineRule="auto"/>
+        <w:ind w:firstLine="0pt"/>
+        <w:rPr>
+          <w:rFonts w:ascii="Courier New" w:eastAsia="Courier New" w:hAnsi="Courier New" w:cs="Courier New"/>
+          <w:color w:val="000000" w:themeColor="text1"/>
+          <w:sz w:val="22"/>
+          <w:lang w:val="en-US"/>
+        </w:rPr>
+      </w:pPr>
+      <w:r>
+        <w:rPr>
+          <w:rFonts w:ascii="Courier New" w:eastAsia="Courier New" w:hAnsi="Courier New" w:cs="Courier New"/>
+          <w:color w:val="000000" w:themeColor="text1"/>
+          <w:sz w:val="22"/>
+          <w:lang w:val="en-US"/>
+        </w:rPr>
+        <w:t xml:space="preserve">            rows[</w:t>
+      </w:r>
+      <w:proofErr w:type="spellStart"/>
+      <w:r>
+        <w:rPr>
+          <w:rFonts w:ascii="Courier New" w:eastAsia="Courier New" w:hAnsi="Courier New" w:cs="Courier New"/>
+          <w:color w:val="000000" w:themeColor="text1"/>
+          <w:sz w:val="22"/>
+          <w:lang w:val="en-US"/>
+        </w:rPr>
+        <w:t>i</w:t>
+      </w:r>
+      <w:proofErr w:type="spellEnd"/>
+      <w:r>
+        <w:rPr>
+          <w:rFonts w:ascii="Courier New" w:eastAsia="Courier New" w:hAnsi="Courier New" w:cs="Courier New"/>
+          <w:color w:val="000000" w:themeColor="text1"/>
+          <w:sz w:val="22"/>
+          <w:lang w:val="en-US"/>
+        </w:rPr>
+        <w:t>] |= mask;</w:t>
       </w:r>
     </w:p>
     <w:p>
@@ -4866,7 +5631,27 @@
           <w:sz w:val="22"/>
           <w:lang w:val="en-US"/>
         </w:rPr>
-        <w:t xml:space="preserve">        placed_squares.push_back({x, y, size});</w:t>
+        <w:t xml:space="preserve">        </w:t>
+      </w:r>
+      <w:proofErr w:type="spellStart"/>
+      <w:r>
+        <w:rPr>
+          <w:rFonts w:ascii="Courier New" w:eastAsia="Courier New" w:hAnsi="Courier New" w:cs="Courier New"/>
+          <w:color w:val="000000" w:themeColor="text1"/>
+          <w:sz w:val="22"/>
+          <w:lang w:val="en-US"/>
+        </w:rPr>
+        <w:t>placed_squares.push_back</w:t>
+      </w:r>
+      <w:proofErr w:type="spellEnd"/>
+      <w:r>
+        <w:rPr>
+          <w:rFonts w:ascii="Courier New" w:eastAsia="Courier New" w:hAnsi="Courier New" w:cs="Courier New"/>
+          <w:color w:val="000000" w:themeColor="text1"/>
+          <w:sz w:val="22"/>
+          <w:lang w:val="en-US"/>
+        </w:rPr>
+        <w:t>({x, y, size});</w:t>
       </w:r>
     </w:p>
     <w:p>
@@ -4923,29 +5708,89 @@
           <w:sz w:val="22"/>
           <w:lang w:val="en-US"/>
         </w:rPr>
-        <w:t xml:space="preserve">    void remove_square(int x, int y, int size) {</w:t>
-      </w:r>
-    </w:p>
-    <w:p>
-      <w:pPr>
-        <w:pStyle w:val="Standard"/>
-        <w:spacing w:after="1.50pt" w:line="12pt" w:lineRule="auto"/>
-        <w:ind w:firstLine="0pt"/>
-        <w:rPr>
-          <w:rFonts w:ascii="Courier New" w:eastAsia="Courier New" w:hAnsi="Courier New" w:cs="Courier New"/>
-          <w:color w:val="000000" w:themeColor="text1"/>
-          <w:sz w:val="22"/>
-          <w:lang w:val="en-US"/>
-        </w:rPr>
-      </w:pPr>
-      <w:r>
-        <w:rPr>
-          <w:rFonts w:ascii="Courier New" w:eastAsia="Courier New" w:hAnsi="Courier New" w:cs="Courier New"/>
-          <w:color w:val="000000" w:themeColor="text1"/>
-          <w:sz w:val="22"/>
-          <w:lang w:val="en-US"/>
-        </w:rPr>
-        <w:t xml:space="preserve">        uint64_t mask = bit_prefixes[y + size] ^ bit_prefixes[y];</w:t>
+        <w:t xml:space="preserve">    void </w:t>
+      </w:r>
+      <w:proofErr w:type="spellStart"/>
+      <w:r>
+        <w:rPr>
+          <w:rFonts w:ascii="Courier New" w:eastAsia="Courier New" w:hAnsi="Courier New" w:cs="Courier New"/>
+          <w:color w:val="000000" w:themeColor="text1"/>
+          <w:sz w:val="22"/>
+          <w:lang w:val="en-US"/>
+        </w:rPr>
+        <w:t>remove_square</w:t>
+      </w:r>
+      <w:proofErr w:type="spellEnd"/>
+      <w:r>
+        <w:rPr>
+          <w:rFonts w:ascii="Courier New" w:eastAsia="Courier New" w:hAnsi="Courier New" w:cs="Courier New"/>
+          <w:color w:val="000000" w:themeColor="text1"/>
+          <w:sz w:val="22"/>
+          <w:lang w:val="en-US"/>
+        </w:rPr>
+        <w:t>(int x, int y, int size) {</w:t>
+      </w:r>
+    </w:p>
+    <w:p>
+      <w:pPr>
+        <w:pStyle w:val="Standard"/>
+        <w:spacing w:after="1.50pt" w:line="12pt" w:lineRule="auto"/>
+        <w:ind w:firstLine="0pt"/>
+        <w:rPr>
+          <w:rFonts w:ascii="Courier New" w:eastAsia="Courier New" w:hAnsi="Courier New" w:cs="Courier New"/>
+          <w:color w:val="000000" w:themeColor="text1"/>
+          <w:sz w:val="22"/>
+          <w:lang w:val="en-US"/>
+        </w:rPr>
+      </w:pPr>
+      <w:r>
+        <w:rPr>
+          <w:rFonts w:ascii="Courier New" w:eastAsia="Courier New" w:hAnsi="Courier New" w:cs="Courier New"/>
+          <w:color w:val="000000" w:themeColor="text1"/>
+          <w:sz w:val="22"/>
+          <w:lang w:val="en-US"/>
+        </w:rPr>
+        <w:t xml:space="preserve">        uint64_t mask = </w:t>
+      </w:r>
+      <w:proofErr w:type="spellStart"/>
+      <w:r>
+        <w:rPr>
+          <w:rFonts w:ascii="Courier New" w:eastAsia="Courier New" w:hAnsi="Courier New" w:cs="Courier New"/>
+          <w:color w:val="000000" w:themeColor="text1"/>
+          <w:sz w:val="22"/>
+          <w:lang w:val="en-US"/>
+        </w:rPr>
+        <w:t>bit_prefixes</w:t>
+      </w:r>
+      <w:proofErr w:type="spellEnd"/>
+      <w:r>
+        <w:rPr>
+          <w:rFonts w:ascii="Courier New" w:eastAsia="Courier New" w:hAnsi="Courier New" w:cs="Courier New"/>
+          <w:color w:val="000000" w:themeColor="text1"/>
+          <w:sz w:val="22"/>
+          <w:lang w:val="en-US"/>
+        </w:rPr>
+        <w:t xml:space="preserve">[y + size] ^ </w:t>
+      </w:r>
+      <w:proofErr w:type="spellStart"/>
+      <w:r>
+        <w:rPr>
+          <w:rFonts w:ascii="Courier New" w:eastAsia="Courier New" w:hAnsi="Courier New" w:cs="Courier New"/>
+          <w:color w:val="000000" w:themeColor="text1"/>
+          <w:sz w:val="22"/>
+          <w:lang w:val="en-US"/>
+        </w:rPr>
+        <w:t>bit_prefixes</w:t>
+      </w:r>
+      <w:proofErr w:type="spellEnd"/>
+      <w:r>
+        <w:rPr>
+          <w:rFonts w:ascii="Courier New" w:eastAsia="Courier New" w:hAnsi="Courier New" w:cs="Courier New"/>
+          <w:color w:val="000000" w:themeColor="text1"/>
+          <w:sz w:val="22"/>
+          <w:lang w:val="en-US"/>
+        </w:rPr>
+        <w:t>[y];</w:t>
       </w:r>
     </w:p>
     <w:p>
@@ -4989,29 +5834,109 @@
           <w:sz w:val="22"/>
           <w:lang w:val="en-US"/>
         </w:rPr>
-        <w:t xml:space="preserve">        for (int i = x; i &lt; x + size; i++) {</w:t>
-      </w:r>
-    </w:p>
-    <w:p>
-      <w:pPr>
-        <w:pStyle w:val="Standard"/>
-        <w:spacing w:after="1.50pt" w:line="12pt" w:lineRule="auto"/>
-        <w:ind w:firstLine="0pt"/>
-        <w:rPr>
-          <w:rFonts w:ascii="Courier New" w:eastAsia="Courier New" w:hAnsi="Courier New" w:cs="Courier New"/>
-          <w:color w:val="000000" w:themeColor="text1"/>
-          <w:sz w:val="22"/>
-          <w:lang w:val="en-US"/>
-        </w:rPr>
-      </w:pPr>
-      <w:r>
-        <w:rPr>
-          <w:rFonts w:ascii="Courier New" w:eastAsia="Courier New" w:hAnsi="Courier New" w:cs="Courier New"/>
-          <w:color w:val="000000" w:themeColor="text1"/>
-          <w:sz w:val="22"/>
-          <w:lang w:val="en-US"/>
-        </w:rPr>
-        <w:t xml:space="preserve">            rows[i] &amp;= ~mask;</w:t>
+        <w:t xml:space="preserve">        for (int </w:t>
+      </w:r>
+      <w:proofErr w:type="spellStart"/>
+      <w:r>
+        <w:rPr>
+          <w:rFonts w:ascii="Courier New" w:eastAsia="Courier New" w:hAnsi="Courier New" w:cs="Courier New"/>
+          <w:color w:val="000000" w:themeColor="text1"/>
+          <w:sz w:val="22"/>
+          <w:lang w:val="en-US"/>
+        </w:rPr>
+        <w:t>i</w:t>
+      </w:r>
+      <w:proofErr w:type="spellEnd"/>
+      <w:r>
+        <w:rPr>
+          <w:rFonts w:ascii="Courier New" w:eastAsia="Courier New" w:hAnsi="Courier New" w:cs="Courier New"/>
+          <w:color w:val="000000" w:themeColor="text1"/>
+          <w:sz w:val="22"/>
+          <w:lang w:val="en-US"/>
+        </w:rPr>
+        <w:t xml:space="preserve"> = x; </w:t>
+      </w:r>
+      <w:proofErr w:type="spellStart"/>
+      <w:r>
+        <w:rPr>
+          <w:rFonts w:ascii="Courier New" w:eastAsia="Courier New" w:hAnsi="Courier New" w:cs="Courier New"/>
+          <w:color w:val="000000" w:themeColor="text1"/>
+          <w:sz w:val="22"/>
+          <w:lang w:val="en-US"/>
+        </w:rPr>
+        <w:t>i</w:t>
+      </w:r>
+      <w:proofErr w:type="spellEnd"/>
+      <w:r>
+        <w:rPr>
+          <w:rFonts w:ascii="Courier New" w:eastAsia="Courier New" w:hAnsi="Courier New" w:cs="Courier New"/>
+          <w:color w:val="000000" w:themeColor="text1"/>
+          <w:sz w:val="22"/>
+          <w:lang w:val="en-US"/>
+        </w:rPr>
+        <w:t xml:space="preserve"> &lt; x + size; </w:t>
+      </w:r>
+      <w:proofErr w:type="spellStart"/>
+      <w:r>
+        <w:rPr>
+          <w:rFonts w:ascii="Courier New" w:eastAsia="Courier New" w:hAnsi="Courier New" w:cs="Courier New"/>
+          <w:color w:val="000000" w:themeColor="text1"/>
+          <w:sz w:val="22"/>
+          <w:lang w:val="en-US"/>
+        </w:rPr>
+        <w:t>i</w:t>
+      </w:r>
+      <w:proofErr w:type="spellEnd"/>
+      <w:r>
+        <w:rPr>
+          <w:rFonts w:ascii="Courier New" w:eastAsia="Courier New" w:hAnsi="Courier New" w:cs="Courier New"/>
+          <w:color w:val="000000" w:themeColor="text1"/>
+          <w:sz w:val="22"/>
+          <w:lang w:val="en-US"/>
+        </w:rPr>
+        <w:t>++) {</w:t>
+      </w:r>
+    </w:p>
+    <w:p>
+      <w:pPr>
+        <w:pStyle w:val="Standard"/>
+        <w:spacing w:after="1.50pt" w:line="12pt" w:lineRule="auto"/>
+        <w:ind w:firstLine="0pt"/>
+        <w:rPr>
+          <w:rFonts w:ascii="Courier New" w:eastAsia="Courier New" w:hAnsi="Courier New" w:cs="Courier New"/>
+          <w:color w:val="000000" w:themeColor="text1"/>
+          <w:sz w:val="22"/>
+          <w:lang w:val="en-US"/>
+        </w:rPr>
+      </w:pPr>
+      <w:r>
+        <w:rPr>
+          <w:rFonts w:ascii="Courier New" w:eastAsia="Courier New" w:hAnsi="Courier New" w:cs="Courier New"/>
+          <w:color w:val="000000" w:themeColor="text1"/>
+          <w:sz w:val="22"/>
+          <w:lang w:val="en-US"/>
+        </w:rPr>
+        <w:t xml:space="preserve">            rows[</w:t>
+      </w:r>
+      <w:proofErr w:type="spellStart"/>
+      <w:r>
+        <w:rPr>
+          <w:rFonts w:ascii="Courier New" w:eastAsia="Courier New" w:hAnsi="Courier New" w:cs="Courier New"/>
+          <w:color w:val="000000" w:themeColor="text1"/>
+          <w:sz w:val="22"/>
+          <w:lang w:val="en-US"/>
+        </w:rPr>
+        <w:t>i</w:t>
+      </w:r>
+      <w:proofErr w:type="spellEnd"/>
+      <w:r>
+        <w:rPr>
+          <w:rFonts w:ascii="Courier New" w:eastAsia="Courier New" w:hAnsi="Courier New" w:cs="Courier New"/>
+          <w:color w:val="000000" w:themeColor="text1"/>
+          <w:sz w:val="22"/>
+          <w:lang w:val="en-US"/>
+        </w:rPr>
+        <w:t>] &amp;= ~mask;</w:t>
       </w:r>
     </w:p>
     <w:p>
@@ -5090,7 +6015,27 @@
           <w:sz w:val="22"/>
           <w:lang w:val="en-US"/>
         </w:rPr>
-        <w:t xml:space="preserve">    int empty_cells_count() {</w:t>
+        <w:t xml:space="preserve">    int </w:t>
+      </w:r>
+      <w:proofErr w:type="spellStart"/>
+      <w:r>
+        <w:rPr>
+          <w:rFonts w:ascii="Courier New" w:eastAsia="Courier New" w:hAnsi="Courier New" w:cs="Courier New"/>
+          <w:color w:val="000000" w:themeColor="text1"/>
+          <w:sz w:val="22"/>
+          <w:lang w:val="en-US"/>
+        </w:rPr>
+        <w:t>empty_cells_count</w:t>
+      </w:r>
+      <w:proofErr w:type="spellEnd"/>
+      <w:r>
+        <w:rPr>
+          <w:rFonts w:ascii="Courier New" w:eastAsia="Courier New" w:hAnsi="Courier New" w:cs="Courier New"/>
+          <w:color w:val="000000" w:themeColor="text1"/>
+          <w:sz w:val="22"/>
+          <w:lang w:val="en-US"/>
+        </w:rPr>
+        <w:t>() {</w:t>
       </w:r>
     </w:p>
     <w:p>
@@ -5134,7 +6079,27 @@
           <w:sz w:val="22"/>
           <w:lang w:val="en-US"/>
         </w:rPr>
-        <w:t xml:space="preserve">        uint64_t full_row_mask = (1ULL &lt;&lt; N) - 1;</w:t>
+        <w:t xml:space="preserve">        uint64_t </w:t>
+      </w:r>
+      <w:proofErr w:type="spellStart"/>
+      <w:r>
+        <w:rPr>
+          <w:rFonts w:ascii="Courier New" w:eastAsia="Courier New" w:hAnsi="Courier New" w:cs="Courier New"/>
+          <w:color w:val="000000" w:themeColor="text1"/>
+          <w:sz w:val="22"/>
+          <w:lang w:val="en-US"/>
+        </w:rPr>
+        <w:t>full_row_mask</w:t>
+      </w:r>
+      <w:proofErr w:type="spellEnd"/>
+      <w:r>
+        <w:rPr>
+          <w:rFonts w:ascii="Courier New" w:eastAsia="Courier New" w:hAnsi="Courier New" w:cs="Courier New"/>
+          <w:color w:val="000000" w:themeColor="text1"/>
+          <w:sz w:val="22"/>
+          <w:lang w:val="en-US"/>
+        </w:rPr>
+        <w:t xml:space="preserve"> = (1ULL &lt;&lt; N) - 1;</w:t>
       </w:r>
     </w:p>
     <w:p>
@@ -5178,29 +6143,129 @@
           <w:sz w:val="22"/>
           <w:lang w:val="en-US"/>
         </w:rPr>
-        <w:t xml:space="preserve">        for (int i = 0; i &lt; N; i++) {</w:t>
-      </w:r>
-    </w:p>
-    <w:p>
-      <w:pPr>
-        <w:pStyle w:val="Standard"/>
-        <w:spacing w:after="1.50pt" w:line="12pt" w:lineRule="auto"/>
-        <w:ind w:firstLine="0pt"/>
-        <w:rPr>
-          <w:rFonts w:ascii="Courier New" w:eastAsia="Courier New" w:hAnsi="Courier New" w:cs="Courier New"/>
-          <w:color w:val="000000" w:themeColor="text1"/>
-          <w:sz w:val="22"/>
-          <w:lang w:val="en-US"/>
-        </w:rPr>
-      </w:pPr>
-      <w:r>
-        <w:rPr>
-          <w:rFonts w:ascii="Courier New" w:eastAsia="Courier New" w:hAnsi="Courier New" w:cs="Courier New"/>
-          <w:color w:val="000000" w:themeColor="text1"/>
-          <w:sz w:val="22"/>
-          <w:lang w:val="en-US"/>
-        </w:rPr>
-        <w:t xml:space="preserve">            if (rows[i] == full_row_mask) {</w:t>
+        <w:t xml:space="preserve">        for (int </w:t>
+      </w:r>
+      <w:proofErr w:type="spellStart"/>
+      <w:r>
+        <w:rPr>
+          <w:rFonts w:ascii="Courier New" w:eastAsia="Courier New" w:hAnsi="Courier New" w:cs="Courier New"/>
+          <w:color w:val="000000" w:themeColor="text1"/>
+          <w:sz w:val="22"/>
+          <w:lang w:val="en-US"/>
+        </w:rPr>
+        <w:t>i</w:t>
+      </w:r>
+      <w:proofErr w:type="spellEnd"/>
+      <w:r>
+        <w:rPr>
+          <w:rFonts w:ascii="Courier New" w:eastAsia="Courier New" w:hAnsi="Courier New" w:cs="Courier New"/>
+          <w:color w:val="000000" w:themeColor="text1"/>
+          <w:sz w:val="22"/>
+          <w:lang w:val="en-US"/>
+        </w:rPr>
+        <w:t xml:space="preserve"> = 0; </w:t>
+      </w:r>
+      <w:proofErr w:type="spellStart"/>
+      <w:r>
+        <w:rPr>
+          <w:rFonts w:ascii="Courier New" w:eastAsia="Courier New" w:hAnsi="Courier New" w:cs="Courier New"/>
+          <w:color w:val="000000" w:themeColor="text1"/>
+          <w:sz w:val="22"/>
+          <w:lang w:val="en-US"/>
+        </w:rPr>
+        <w:t>i</w:t>
+      </w:r>
+      <w:proofErr w:type="spellEnd"/>
+      <w:r>
+        <w:rPr>
+          <w:rFonts w:ascii="Courier New" w:eastAsia="Courier New" w:hAnsi="Courier New" w:cs="Courier New"/>
+          <w:color w:val="000000" w:themeColor="text1"/>
+          <w:sz w:val="22"/>
+          <w:lang w:val="en-US"/>
+        </w:rPr>
+        <w:t xml:space="preserve"> &lt; N; </w:t>
+      </w:r>
+      <w:proofErr w:type="spellStart"/>
+      <w:r>
+        <w:rPr>
+          <w:rFonts w:ascii="Courier New" w:eastAsia="Courier New" w:hAnsi="Courier New" w:cs="Courier New"/>
+          <w:color w:val="000000" w:themeColor="text1"/>
+          <w:sz w:val="22"/>
+          <w:lang w:val="en-US"/>
+        </w:rPr>
+        <w:t>i</w:t>
+      </w:r>
+      <w:proofErr w:type="spellEnd"/>
+      <w:r>
+        <w:rPr>
+          <w:rFonts w:ascii="Courier New" w:eastAsia="Courier New" w:hAnsi="Courier New" w:cs="Courier New"/>
+          <w:color w:val="000000" w:themeColor="text1"/>
+          <w:sz w:val="22"/>
+          <w:lang w:val="en-US"/>
+        </w:rPr>
+        <w:t>++) {</w:t>
+      </w:r>
+    </w:p>
+    <w:p>
+      <w:pPr>
+        <w:pStyle w:val="Standard"/>
+        <w:spacing w:after="1.50pt" w:line="12pt" w:lineRule="auto"/>
+        <w:ind w:firstLine="0pt"/>
+        <w:rPr>
+          <w:rFonts w:ascii="Courier New" w:eastAsia="Courier New" w:hAnsi="Courier New" w:cs="Courier New"/>
+          <w:color w:val="000000" w:themeColor="text1"/>
+          <w:sz w:val="22"/>
+          <w:lang w:val="en-US"/>
+        </w:rPr>
+      </w:pPr>
+      <w:r>
+        <w:rPr>
+          <w:rFonts w:ascii="Courier New" w:eastAsia="Courier New" w:hAnsi="Courier New" w:cs="Courier New"/>
+          <w:color w:val="000000" w:themeColor="text1"/>
+          <w:sz w:val="22"/>
+          <w:lang w:val="en-US"/>
+        </w:rPr>
+        <w:t xml:space="preserve">            if (rows[</w:t>
+      </w:r>
+      <w:proofErr w:type="spellStart"/>
+      <w:r>
+        <w:rPr>
+          <w:rFonts w:ascii="Courier New" w:eastAsia="Courier New" w:hAnsi="Courier New" w:cs="Courier New"/>
+          <w:color w:val="000000" w:themeColor="text1"/>
+          <w:sz w:val="22"/>
+          <w:lang w:val="en-US"/>
+        </w:rPr>
+        <w:t>i</w:t>
+      </w:r>
+      <w:proofErr w:type="spellEnd"/>
+      <w:r>
+        <w:rPr>
+          <w:rFonts w:ascii="Courier New" w:eastAsia="Courier New" w:hAnsi="Courier New" w:cs="Courier New"/>
+          <w:color w:val="000000" w:themeColor="text1"/>
+          <w:sz w:val="22"/>
+          <w:lang w:val="en-US"/>
+        </w:rPr>
+        <w:t xml:space="preserve">] == </w:t>
+      </w:r>
+      <w:proofErr w:type="spellStart"/>
+      <w:r>
+        <w:rPr>
+          <w:rFonts w:ascii="Courier New" w:eastAsia="Courier New" w:hAnsi="Courier New" w:cs="Courier New"/>
+          <w:color w:val="000000" w:themeColor="text1"/>
+          <w:sz w:val="22"/>
+          <w:lang w:val="en-US"/>
+        </w:rPr>
+        <w:t>full_row_mask</w:t>
+      </w:r>
+      <w:proofErr w:type="spellEnd"/>
+      <w:r>
+        <w:rPr>
+          <w:rFonts w:ascii="Courier New" w:eastAsia="Courier New" w:hAnsi="Courier New" w:cs="Courier New"/>
+          <w:color w:val="000000" w:themeColor="text1"/>
+          <w:sz w:val="22"/>
+          <w:lang w:val="en-US"/>
+        </w:rPr>
+        <w:t>) {</w:t>
       </w:r>
     </w:p>
     <w:p>
@@ -5266,7 +6331,47 @@
           <w:sz w:val="22"/>
           <w:lang w:val="en-US"/>
         </w:rPr>
-        <w:t xml:space="preserve">            count += N - __builtin_popcountll(rows[i]);</w:t>
+        <w:t xml:space="preserve">            count += N - __</w:t>
+      </w:r>
+      <w:proofErr w:type="spellStart"/>
+      <w:r>
+        <w:rPr>
+          <w:rFonts w:ascii="Courier New" w:eastAsia="Courier New" w:hAnsi="Courier New" w:cs="Courier New"/>
+          <w:color w:val="000000" w:themeColor="text1"/>
+          <w:sz w:val="22"/>
+          <w:lang w:val="en-US"/>
+        </w:rPr>
+        <w:t>builtin_popcountll</w:t>
+      </w:r>
+      <w:proofErr w:type="spellEnd"/>
+      <w:r>
+        <w:rPr>
+          <w:rFonts w:ascii="Courier New" w:eastAsia="Courier New" w:hAnsi="Courier New" w:cs="Courier New"/>
+          <w:color w:val="000000" w:themeColor="text1"/>
+          <w:sz w:val="22"/>
+          <w:lang w:val="en-US"/>
+        </w:rPr>
+        <w:t>(rows[</w:t>
+      </w:r>
+      <w:proofErr w:type="spellStart"/>
+      <w:r>
+        <w:rPr>
+          <w:rFonts w:ascii="Courier New" w:eastAsia="Courier New" w:hAnsi="Courier New" w:cs="Courier New"/>
+          <w:color w:val="000000" w:themeColor="text1"/>
+          <w:sz w:val="22"/>
+          <w:lang w:val="en-US"/>
+        </w:rPr>
+        <w:t>i</w:t>
+      </w:r>
+      <w:proofErr w:type="spellEnd"/>
+      <w:r>
+        <w:rPr>
+          <w:rFonts w:ascii="Courier New" w:eastAsia="Courier New" w:hAnsi="Courier New" w:cs="Courier New"/>
+          <w:color w:val="000000" w:themeColor="text1"/>
+          <w:sz w:val="22"/>
+          <w:lang w:val="en-US"/>
+        </w:rPr>
+        <w:t>]);</w:t>
       </w:r>
     </w:p>
     <w:p>
@@ -5389,29 +6494,109 @@
           <w:sz w:val="22"/>
           <w:lang w:val="en-US"/>
         </w:rPr>
-        <w:t>void print_solution(vector&lt;Square&gt; solution, int N) {</w:t>
-      </w:r>
-    </w:p>
-    <w:p>
-      <w:pPr>
-        <w:pStyle w:val="Standard"/>
-        <w:spacing w:after="1.50pt" w:line="12pt" w:lineRule="auto"/>
-        <w:ind w:firstLine="0pt"/>
-        <w:rPr>
-          <w:rFonts w:ascii="Courier New" w:eastAsia="Courier New" w:hAnsi="Courier New" w:cs="Courier New"/>
-          <w:color w:val="000000" w:themeColor="text1"/>
-          <w:sz w:val="22"/>
-          <w:lang w:val="en-US"/>
-        </w:rPr>
-      </w:pPr>
-      <w:r>
-        <w:rPr>
-          <w:rFonts w:ascii="Courier New" w:eastAsia="Courier New" w:hAnsi="Courier New" w:cs="Courier New"/>
-          <w:color w:val="000000" w:themeColor="text1"/>
-          <w:sz w:val="22"/>
-          <w:lang w:val="en-US"/>
-        </w:rPr>
-        <w:t xml:space="preserve">    cout &lt;&lt; solution.size() &lt;&lt; endl;</w:t>
+        <w:t xml:space="preserve">void </w:t>
+      </w:r>
+      <w:proofErr w:type="spellStart"/>
+      <w:r>
+        <w:rPr>
+          <w:rFonts w:ascii="Courier New" w:eastAsia="Courier New" w:hAnsi="Courier New" w:cs="Courier New"/>
+          <w:color w:val="000000" w:themeColor="text1"/>
+          <w:sz w:val="22"/>
+          <w:lang w:val="en-US"/>
+        </w:rPr>
+        <w:t>print_solution</w:t>
+      </w:r>
+      <w:proofErr w:type="spellEnd"/>
+      <w:r>
+        <w:rPr>
+          <w:rFonts w:ascii="Courier New" w:eastAsia="Courier New" w:hAnsi="Courier New" w:cs="Courier New"/>
+          <w:color w:val="000000" w:themeColor="text1"/>
+          <w:sz w:val="22"/>
+          <w:lang w:val="en-US"/>
+        </w:rPr>
+        <w:t>(vector&lt;Square&gt; solution, int N) {</w:t>
+      </w:r>
+    </w:p>
+    <w:p>
+      <w:pPr>
+        <w:pStyle w:val="Standard"/>
+        <w:spacing w:after="1.50pt" w:line="12pt" w:lineRule="auto"/>
+        <w:ind w:firstLine="0pt"/>
+        <w:rPr>
+          <w:rFonts w:ascii="Courier New" w:eastAsia="Courier New" w:hAnsi="Courier New" w:cs="Courier New"/>
+          <w:color w:val="000000" w:themeColor="text1"/>
+          <w:sz w:val="22"/>
+          <w:lang w:val="en-US"/>
+        </w:rPr>
+      </w:pPr>
+      <w:r>
+        <w:rPr>
+          <w:rFonts w:ascii="Courier New" w:eastAsia="Courier New" w:hAnsi="Courier New" w:cs="Courier New"/>
+          <w:color w:val="000000" w:themeColor="text1"/>
+          <w:sz w:val="22"/>
+          <w:lang w:val="en-US"/>
+        </w:rPr>
+        <w:t xml:space="preserve">    </w:t>
+      </w:r>
+      <w:proofErr w:type="spellStart"/>
+      <w:r>
+        <w:rPr>
+          <w:rFonts w:ascii="Courier New" w:eastAsia="Courier New" w:hAnsi="Courier New" w:cs="Courier New"/>
+          <w:color w:val="000000" w:themeColor="text1"/>
+          <w:sz w:val="22"/>
+          <w:lang w:val="en-US"/>
+        </w:rPr>
+        <w:t>cout</w:t>
+      </w:r>
+      <w:proofErr w:type="spellEnd"/>
+      <w:r>
+        <w:rPr>
+          <w:rFonts w:ascii="Courier New" w:eastAsia="Courier New" w:hAnsi="Courier New" w:cs="Courier New"/>
+          <w:color w:val="000000" w:themeColor="text1"/>
+          <w:sz w:val="22"/>
+          <w:lang w:val="en-US"/>
+        </w:rPr>
+        <w:t xml:space="preserve"> &lt;&lt; </w:t>
+      </w:r>
+      <w:proofErr w:type="spellStart"/>
+      <w:r>
+        <w:rPr>
+          <w:rFonts w:ascii="Courier New" w:eastAsia="Courier New" w:hAnsi="Courier New" w:cs="Courier New"/>
+          <w:color w:val="000000" w:themeColor="text1"/>
+          <w:sz w:val="22"/>
+          <w:lang w:val="en-US"/>
+        </w:rPr>
+        <w:t>solution.size</w:t>
+      </w:r>
+      <w:proofErr w:type="spellEnd"/>
+      <w:r>
+        <w:rPr>
+          <w:rFonts w:ascii="Courier New" w:eastAsia="Courier New" w:hAnsi="Courier New" w:cs="Courier New"/>
+          <w:color w:val="000000" w:themeColor="text1"/>
+          <w:sz w:val="22"/>
+          <w:lang w:val="en-US"/>
+        </w:rPr>
+        <w:t xml:space="preserve">() &lt;&lt; </w:t>
+      </w:r>
+      <w:proofErr w:type="spellStart"/>
+      <w:r>
+        <w:rPr>
+          <w:rFonts w:ascii="Courier New" w:eastAsia="Courier New" w:hAnsi="Courier New" w:cs="Courier New"/>
+          <w:color w:val="000000" w:themeColor="text1"/>
+          <w:sz w:val="22"/>
+          <w:lang w:val="en-US"/>
+        </w:rPr>
+        <w:t>endl</w:t>
+      </w:r>
+      <w:proofErr w:type="spellEnd"/>
+      <w:r>
+        <w:rPr>
+          <w:rFonts w:ascii="Courier New" w:eastAsia="Courier New" w:hAnsi="Courier New" w:cs="Courier New"/>
+          <w:color w:val="000000" w:themeColor="text1"/>
+          <w:sz w:val="22"/>
+          <w:lang w:val="en-US"/>
+        </w:rPr>
+        <w:t>;</w:t>
       </w:r>
     </w:p>
     <w:p>
@@ -5456,7 +6641,87 @@
           <w:lang w:val="en-US"/>
         </w:rPr>
         <w:lastRenderedPageBreak/>
-        <w:t xml:space="preserve">        cout &lt;&lt; square.x + 1 &lt;&lt; " " &lt;&lt; square.y + 1 &lt;&lt; " " &lt;&lt; square.size &lt;&lt; "\n";</w:t>
+        <w:t xml:space="preserve">        </w:t>
+      </w:r>
+      <w:proofErr w:type="spellStart"/>
+      <w:r>
+        <w:rPr>
+          <w:rFonts w:ascii="Courier New" w:eastAsia="Courier New" w:hAnsi="Courier New" w:cs="Courier New"/>
+          <w:color w:val="000000" w:themeColor="text1"/>
+          <w:sz w:val="22"/>
+          <w:lang w:val="en-US"/>
+        </w:rPr>
+        <w:t>cout</w:t>
+      </w:r>
+      <w:proofErr w:type="spellEnd"/>
+      <w:r>
+        <w:rPr>
+          <w:rFonts w:ascii="Courier New" w:eastAsia="Courier New" w:hAnsi="Courier New" w:cs="Courier New"/>
+          <w:color w:val="000000" w:themeColor="text1"/>
+          <w:sz w:val="22"/>
+          <w:lang w:val="en-US"/>
+        </w:rPr>
+        <w:t xml:space="preserve"> &lt;&lt; </w:t>
+      </w:r>
+      <w:proofErr w:type="spellStart"/>
+      <w:r>
+        <w:rPr>
+          <w:rFonts w:ascii="Courier New" w:eastAsia="Courier New" w:hAnsi="Courier New" w:cs="Courier New"/>
+          <w:color w:val="000000" w:themeColor="text1"/>
+          <w:sz w:val="22"/>
+          <w:lang w:val="en-US"/>
+        </w:rPr>
+        <w:t>square.x</w:t>
+      </w:r>
+      <w:proofErr w:type="spellEnd"/>
+      <w:r>
+        <w:rPr>
+          <w:rFonts w:ascii="Courier New" w:eastAsia="Courier New" w:hAnsi="Courier New" w:cs="Courier New"/>
+          <w:color w:val="000000" w:themeColor="text1"/>
+          <w:sz w:val="22"/>
+          <w:lang w:val="en-US"/>
+        </w:rPr>
+        <w:t xml:space="preserve"> + 1 &lt;&lt; " " &lt;&lt; </w:t>
+      </w:r>
+      <w:proofErr w:type="spellStart"/>
+      <w:r>
+        <w:rPr>
+          <w:rFonts w:ascii="Courier New" w:eastAsia="Courier New" w:hAnsi="Courier New" w:cs="Courier New"/>
+          <w:color w:val="000000" w:themeColor="text1"/>
+          <w:sz w:val="22"/>
+          <w:lang w:val="en-US"/>
+        </w:rPr>
+        <w:t>square.y</w:t>
+      </w:r>
+      <w:proofErr w:type="spellEnd"/>
+      <w:r>
+        <w:rPr>
+          <w:rFonts w:ascii="Courier New" w:eastAsia="Courier New" w:hAnsi="Courier New" w:cs="Courier New"/>
+          <w:color w:val="000000" w:themeColor="text1"/>
+          <w:sz w:val="22"/>
+          <w:lang w:val="en-US"/>
+        </w:rPr>
+        <w:t xml:space="preserve"> + 1 &lt;&lt; " " &lt;&lt; </w:t>
+      </w:r>
+      <w:proofErr w:type="spellStart"/>
+      <w:r>
+        <w:rPr>
+          <w:rFonts w:ascii="Courier New" w:eastAsia="Courier New" w:hAnsi="Courier New" w:cs="Courier New"/>
+          <w:color w:val="000000" w:themeColor="text1"/>
+          <w:sz w:val="22"/>
+          <w:lang w:val="en-US"/>
+        </w:rPr>
+        <w:t>square.size</w:t>
+      </w:r>
+      <w:proofErr w:type="spellEnd"/>
+      <w:r>
+        <w:rPr>
+          <w:rFonts w:ascii="Courier New" w:eastAsia="Courier New" w:hAnsi="Courier New" w:cs="Courier New"/>
+          <w:color w:val="000000" w:themeColor="text1"/>
+          <w:sz w:val="22"/>
+          <w:lang w:val="en-US"/>
+        </w:rPr>
+        <w:t xml:space="preserve"> &lt;&lt; "\n";</w:t>
       </w:r>
     </w:p>
     <w:p>
@@ -5535,42 +6800,93 @@
           <w:sz w:val="22"/>
           <w:lang w:val="en-US"/>
         </w:rPr>
-        <w:t>uint64_t Board::bit_prefixes[30];</w:t>
-      </w:r>
-    </w:p>
-    <w:p>
-      <w:pPr>
-        <w:pStyle w:val="Standard"/>
-        <w:spacing w:after="1.50pt" w:line="12pt" w:lineRule="auto"/>
-        <w:ind w:firstLine="0pt"/>
-        <w:rPr>
-          <w:rFonts w:ascii="Courier New" w:eastAsia="Courier New" w:hAnsi="Courier New" w:cs="Courier New"/>
-          <w:color w:val="000000" w:themeColor="text1"/>
-          <w:sz w:val="22"/>
-          <w:lang w:val="en-US"/>
-        </w:rPr>
-      </w:pPr>
-    </w:p>
-    <w:p>
-      <w:pPr>
-        <w:pStyle w:val="Standard"/>
-        <w:spacing w:after="1.50pt" w:line="12pt" w:lineRule="auto"/>
-        <w:ind w:firstLine="0pt"/>
-        <w:rPr>
-          <w:rFonts w:ascii="Courier New" w:eastAsia="Courier New" w:hAnsi="Courier New" w:cs="Courier New"/>
-          <w:color w:val="000000" w:themeColor="text1"/>
-          <w:sz w:val="22"/>
-          <w:lang w:val="en-US"/>
-        </w:rPr>
-      </w:pPr>
-      <w:r>
-        <w:rPr>
-          <w:rFonts w:ascii="Courier New" w:eastAsia="Courier New" w:hAnsi="Courier New" w:cs="Courier New"/>
-          <w:color w:val="000000" w:themeColor="text1"/>
-          <w:sz w:val="22"/>
-          <w:lang w:val="en-US"/>
-        </w:rPr>
-        <w:t>int smallest_divisor(int N) {</w:t>
+        <w:t xml:space="preserve">uint64_t </w:t>
+      </w:r>
+      <w:proofErr w:type="gramStart"/>
+      <w:r>
+        <w:rPr>
+          <w:rFonts w:ascii="Courier New" w:eastAsia="Courier New" w:hAnsi="Courier New" w:cs="Courier New"/>
+          <w:color w:val="000000" w:themeColor="text1"/>
+          <w:sz w:val="22"/>
+          <w:lang w:val="en-US"/>
+        </w:rPr>
+        <w:t>Board::</w:t>
+      </w:r>
+      <w:proofErr w:type="spellStart"/>
+      <w:proofErr w:type="gramEnd"/>
+      <w:r>
+        <w:rPr>
+          <w:rFonts w:ascii="Courier New" w:eastAsia="Courier New" w:hAnsi="Courier New" w:cs="Courier New"/>
+          <w:color w:val="000000" w:themeColor="text1"/>
+          <w:sz w:val="22"/>
+          <w:lang w:val="en-US"/>
+        </w:rPr>
+        <w:t>bit_prefixes</w:t>
+      </w:r>
+      <w:proofErr w:type="spellEnd"/>
+      <w:r>
+        <w:rPr>
+          <w:rFonts w:ascii="Courier New" w:eastAsia="Courier New" w:hAnsi="Courier New" w:cs="Courier New"/>
+          <w:color w:val="000000" w:themeColor="text1"/>
+          <w:sz w:val="22"/>
+          <w:lang w:val="en-US"/>
+        </w:rPr>
+        <w:t>[30];</w:t>
+      </w:r>
+    </w:p>
+    <w:p>
+      <w:pPr>
+        <w:pStyle w:val="Standard"/>
+        <w:spacing w:after="1.50pt" w:line="12pt" w:lineRule="auto"/>
+        <w:ind w:firstLine="0pt"/>
+        <w:rPr>
+          <w:rFonts w:ascii="Courier New" w:eastAsia="Courier New" w:hAnsi="Courier New" w:cs="Courier New"/>
+          <w:color w:val="000000" w:themeColor="text1"/>
+          <w:sz w:val="22"/>
+          <w:lang w:val="en-US"/>
+        </w:rPr>
+      </w:pPr>
+    </w:p>
+    <w:p>
+      <w:pPr>
+        <w:pStyle w:val="Standard"/>
+        <w:spacing w:after="1.50pt" w:line="12pt" w:lineRule="auto"/>
+        <w:ind w:firstLine="0pt"/>
+        <w:rPr>
+          <w:rFonts w:ascii="Courier New" w:eastAsia="Courier New" w:hAnsi="Courier New" w:cs="Courier New"/>
+          <w:color w:val="000000" w:themeColor="text1"/>
+          <w:sz w:val="22"/>
+          <w:lang w:val="en-US"/>
+        </w:rPr>
+      </w:pPr>
+      <w:r>
+        <w:rPr>
+          <w:rFonts w:ascii="Courier New" w:eastAsia="Courier New" w:hAnsi="Courier New" w:cs="Courier New"/>
+          <w:color w:val="000000" w:themeColor="text1"/>
+          <w:sz w:val="22"/>
+          <w:lang w:val="en-US"/>
+        </w:rPr>
+        <w:t xml:space="preserve">int </w:t>
+      </w:r>
+      <w:proofErr w:type="spellStart"/>
+      <w:r>
+        <w:rPr>
+          <w:rFonts w:ascii="Courier New" w:eastAsia="Courier New" w:hAnsi="Courier New" w:cs="Courier New"/>
+          <w:color w:val="000000" w:themeColor="text1"/>
+          <w:sz w:val="22"/>
+          <w:lang w:val="en-US"/>
+        </w:rPr>
+        <w:t>smallest_divisor</w:t>
+      </w:r>
+      <w:proofErr w:type="spellEnd"/>
+      <w:r>
+        <w:rPr>
+          <w:rFonts w:ascii="Courier New" w:eastAsia="Courier New" w:hAnsi="Courier New" w:cs="Courier New"/>
+          <w:color w:val="000000" w:themeColor="text1"/>
+          <w:sz w:val="22"/>
+          <w:lang w:val="en-US"/>
+        </w:rPr>
+        <w:t>(int N) {</w:t>
       </w:r>
     </w:p>
     <w:p>
@@ -5715,29 +7031,69 @@
           <w:sz w:val="22"/>
           <w:lang w:val="en-US"/>
         </w:rPr>
-        <w:t>void find_solution(int N, vector&lt;Square&gt; &amp;solution) {</w:t>
-      </w:r>
-    </w:p>
-    <w:p>
-      <w:pPr>
-        <w:pStyle w:val="Standard"/>
-        <w:spacing w:after="1.50pt" w:line="12pt" w:lineRule="auto"/>
-        <w:ind w:firstLine="0pt"/>
-        <w:rPr>
-          <w:rFonts w:ascii="Courier New" w:eastAsia="Courier New" w:hAnsi="Courier New" w:cs="Courier New"/>
-          <w:color w:val="000000" w:themeColor="text1"/>
-          <w:sz w:val="22"/>
-          <w:lang w:val="en-US"/>
-        </w:rPr>
-      </w:pPr>
-      <w:r>
-        <w:rPr>
-          <w:rFonts w:ascii="Courier New" w:eastAsia="Courier New" w:hAnsi="Courier New" w:cs="Courier New"/>
-          <w:color w:val="000000" w:themeColor="text1"/>
-          <w:sz w:val="22"/>
-          <w:lang w:val="en-US"/>
-        </w:rPr>
-        <w:t xml:space="preserve">    stack&lt;Board&gt; st;</w:t>
+        <w:t xml:space="preserve">void </w:t>
+      </w:r>
+      <w:proofErr w:type="spellStart"/>
+      <w:r>
+        <w:rPr>
+          <w:rFonts w:ascii="Courier New" w:eastAsia="Courier New" w:hAnsi="Courier New" w:cs="Courier New"/>
+          <w:color w:val="000000" w:themeColor="text1"/>
+          <w:sz w:val="22"/>
+          <w:lang w:val="en-US"/>
+        </w:rPr>
+        <w:t>find_solution</w:t>
+      </w:r>
+      <w:proofErr w:type="spellEnd"/>
+      <w:r>
+        <w:rPr>
+          <w:rFonts w:ascii="Courier New" w:eastAsia="Courier New" w:hAnsi="Courier New" w:cs="Courier New"/>
+          <w:color w:val="000000" w:themeColor="text1"/>
+          <w:sz w:val="22"/>
+          <w:lang w:val="en-US"/>
+        </w:rPr>
+        <w:t>(int N, vector&lt;Square&gt; &amp;solution) {</w:t>
+      </w:r>
+    </w:p>
+    <w:p>
+      <w:pPr>
+        <w:pStyle w:val="Standard"/>
+        <w:spacing w:after="1.50pt" w:line="12pt" w:lineRule="auto"/>
+        <w:ind w:firstLine="0pt"/>
+        <w:rPr>
+          <w:rFonts w:ascii="Courier New" w:eastAsia="Courier New" w:hAnsi="Courier New" w:cs="Courier New"/>
+          <w:color w:val="000000" w:themeColor="text1"/>
+          <w:sz w:val="22"/>
+          <w:lang w:val="en-US"/>
+        </w:rPr>
+      </w:pPr>
+      <w:r>
+        <w:rPr>
+          <w:rFonts w:ascii="Courier New" w:eastAsia="Courier New" w:hAnsi="Courier New" w:cs="Courier New"/>
+          <w:color w:val="000000" w:themeColor="text1"/>
+          <w:sz w:val="22"/>
+          <w:lang w:val="en-US"/>
+        </w:rPr>
+        <w:t xml:space="preserve">    stack&lt;Board&gt; </w:t>
+      </w:r>
+      <w:proofErr w:type="spellStart"/>
+      <w:r>
+        <w:rPr>
+          <w:rFonts w:ascii="Courier New" w:eastAsia="Courier New" w:hAnsi="Courier New" w:cs="Courier New"/>
+          <w:color w:val="000000" w:themeColor="text1"/>
+          <w:sz w:val="22"/>
+          <w:lang w:val="en-US"/>
+        </w:rPr>
+        <w:t>st</w:t>
+      </w:r>
+      <w:proofErr w:type="spellEnd"/>
+      <w:r>
+        <w:rPr>
+          <w:rFonts w:ascii="Courier New" w:eastAsia="Courier New" w:hAnsi="Courier New" w:cs="Courier New"/>
+          <w:color w:val="000000" w:themeColor="text1"/>
+          <w:sz w:val="22"/>
+          <w:lang w:val="en-US"/>
+        </w:rPr>
+        <w:t>;</w:t>
       </w:r>
     </w:p>
     <w:p>
@@ -5803,297 +7159,755 @@
           <w:sz w:val="22"/>
           <w:lang w:val="en-US"/>
         </w:rPr>
-        <w:t xml:space="preserve">    solution.clear();</w:t>
-      </w:r>
-    </w:p>
-    <w:p>
-      <w:pPr>
-        <w:pStyle w:val="Standard"/>
-        <w:spacing w:after="1.50pt" w:line="12pt" w:lineRule="auto"/>
-        <w:ind w:firstLine="0pt"/>
-        <w:rPr>
-          <w:rFonts w:ascii="Courier New" w:eastAsia="Courier New" w:hAnsi="Courier New" w:cs="Courier New"/>
-          <w:color w:val="000000" w:themeColor="text1"/>
-          <w:sz w:val="22"/>
-          <w:lang w:val="en-US"/>
-        </w:rPr>
-      </w:pPr>
-      <w:r>
-        <w:rPr>
-          <w:rFonts w:ascii="Courier New" w:eastAsia="Courier New" w:hAnsi="Courier New" w:cs="Courier New"/>
-          <w:color w:val="000000" w:themeColor="text1"/>
-          <w:sz w:val="22"/>
-          <w:lang w:val="en-US"/>
-        </w:rPr>
-        <w:t xml:space="preserve">    solution.push_back({0, 0, N - 1});</w:t>
-      </w:r>
-    </w:p>
-    <w:p>
-      <w:pPr>
-        <w:pStyle w:val="Standard"/>
-        <w:spacing w:after="1.50pt" w:line="12pt" w:lineRule="auto"/>
-        <w:ind w:firstLine="0pt"/>
-        <w:rPr>
-          <w:rFonts w:ascii="Courier New" w:eastAsia="Courier New" w:hAnsi="Courier New" w:cs="Courier New"/>
-          <w:color w:val="000000" w:themeColor="text1"/>
-          <w:sz w:val="22"/>
-          <w:lang w:val="en-US"/>
-        </w:rPr>
-      </w:pPr>
-    </w:p>
-    <w:p>
-      <w:pPr>
-        <w:pStyle w:val="Standard"/>
-        <w:spacing w:after="1.50pt" w:line="12pt" w:lineRule="auto"/>
-        <w:ind w:firstLine="0pt"/>
-        <w:rPr>
-          <w:rFonts w:ascii="Courier New" w:eastAsia="Courier New" w:hAnsi="Courier New" w:cs="Courier New"/>
-          <w:color w:val="000000" w:themeColor="text1"/>
-          <w:sz w:val="22"/>
-          <w:lang w:val="en-US"/>
-        </w:rPr>
-      </w:pPr>
-      <w:r>
-        <w:rPr>
-          <w:rFonts w:ascii="Courier New" w:eastAsia="Courier New" w:hAnsi="Courier New" w:cs="Courier New"/>
-          <w:color w:val="000000" w:themeColor="text1"/>
-          <w:sz w:val="22"/>
-          <w:lang w:val="en-US"/>
-        </w:rPr>
-        <w:t xml:space="preserve">    for (int i = 0; i &lt; N; i++) solution.push_back({N - 1, i, 1});</w:t>
-      </w:r>
-    </w:p>
-    <w:p>
-      <w:pPr>
-        <w:pStyle w:val="Standard"/>
-        <w:spacing w:after="1.50pt" w:line="12pt" w:lineRule="auto"/>
-        <w:ind w:firstLine="0pt"/>
-        <w:rPr>
-          <w:rFonts w:ascii="Courier New" w:eastAsia="Courier New" w:hAnsi="Courier New" w:cs="Courier New"/>
-          <w:color w:val="000000" w:themeColor="text1"/>
-          <w:sz w:val="22"/>
-          <w:lang w:val="en-US"/>
-        </w:rPr>
-      </w:pPr>
-      <w:r>
-        <w:rPr>
-          <w:rFonts w:ascii="Courier New" w:eastAsia="Courier New" w:hAnsi="Courier New" w:cs="Courier New"/>
-          <w:color w:val="000000" w:themeColor="text1"/>
-          <w:sz w:val="22"/>
-          <w:lang w:val="en-US"/>
-        </w:rPr>
-        <w:t xml:space="preserve">    for (int i = 0; i &lt; N - 1; i++) solution.push_back({i, N - 1, 1});</w:t>
-      </w:r>
-    </w:p>
-    <w:p>
-      <w:pPr>
-        <w:pStyle w:val="Standard"/>
-        <w:spacing w:after="1.50pt" w:line="12pt" w:lineRule="auto"/>
-        <w:ind w:firstLine="0pt"/>
-        <w:rPr>
-          <w:rFonts w:ascii="Courier New" w:eastAsia="Courier New" w:hAnsi="Courier New" w:cs="Courier New"/>
-          <w:color w:val="000000" w:themeColor="text1"/>
-          <w:sz w:val="22"/>
-          <w:lang w:val="en-US"/>
-        </w:rPr>
-      </w:pPr>
-    </w:p>
-    <w:p>
-      <w:pPr>
-        <w:pStyle w:val="Standard"/>
-        <w:spacing w:after="1.50pt" w:line="12pt" w:lineRule="auto"/>
-        <w:ind w:firstLine="0pt"/>
-        <w:rPr>
-          <w:rFonts w:ascii="Courier New" w:eastAsia="Courier New" w:hAnsi="Courier New" w:cs="Courier New"/>
-          <w:color w:val="000000" w:themeColor="text1"/>
-          <w:sz w:val="22"/>
-          <w:lang w:val="en-US"/>
-        </w:rPr>
-      </w:pPr>
-      <w:r>
-        <w:rPr>
-          <w:rFonts w:ascii="Courier New" w:eastAsia="Courier New" w:hAnsi="Courier New" w:cs="Courier New"/>
-          <w:color w:val="000000" w:themeColor="text1"/>
-          <w:sz w:val="22"/>
-          <w:lang w:val="en-US"/>
-        </w:rPr>
-        <w:t xml:space="preserve">    int best_side = N / 2 + 1;</w:t>
-      </w:r>
-    </w:p>
-    <w:p>
-      <w:pPr>
-        <w:pStyle w:val="Standard"/>
-        <w:spacing w:after="1.50pt" w:line="12pt" w:lineRule="auto"/>
-        <w:ind w:firstLine="0pt"/>
-        <w:rPr>
-          <w:rFonts w:ascii="Courier New" w:eastAsia="Courier New" w:hAnsi="Courier New" w:cs="Courier New"/>
-          <w:color w:val="000000" w:themeColor="text1"/>
-          <w:sz w:val="22"/>
-          <w:lang w:val="en-US"/>
-        </w:rPr>
-      </w:pPr>
-      <w:r>
-        <w:rPr>
-          <w:rFonts w:ascii="Courier New" w:eastAsia="Courier New" w:hAnsi="Courier New" w:cs="Courier New"/>
-          <w:color w:val="000000" w:themeColor="text1"/>
-          <w:sz w:val="22"/>
-          <w:lang w:val="en-US"/>
-        </w:rPr>
-        <w:t xml:space="preserve">    board.place_square(0, 0, best_side);</w:t>
-      </w:r>
-    </w:p>
-    <w:p>
-      <w:pPr>
-        <w:pStyle w:val="Standard"/>
-        <w:spacing w:after="1.50pt" w:line="12pt" w:lineRule="auto"/>
-        <w:ind w:firstLine="0pt"/>
-        <w:rPr>
-          <w:rFonts w:ascii="Courier New" w:eastAsia="Courier New" w:hAnsi="Courier New" w:cs="Courier New"/>
-          <w:color w:val="000000" w:themeColor="text1"/>
-          <w:sz w:val="22"/>
-          <w:lang w:val="en-US"/>
-        </w:rPr>
-      </w:pPr>
-      <w:r>
-        <w:rPr>
-          <w:rFonts w:ascii="Courier New" w:eastAsia="Courier New" w:hAnsi="Courier New" w:cs="Courier New"/>
-          <w:color w:val="000000" w:themeColor="text1"/>
-          <w:sz w:val="22"/>
-          <w:lang w:val="en-US"/>
-        </w:rPr>
-        <w:t xml:space="preserve">    board.place_square(0, best_side, N - best_side);</w:t>
-      </w:r>
-    </w:p>
-    <w:p>
-      <w:pPr>
-        <w:pStyle w:val="Standard"/>
-        <w:spacing w:after="1.50pt" w:line="12pt" w:lineRule="auto"/>
-        <w:ind w:firstLine="0pt"/>
-        <w:rPr>
-          <w:rFonts w:ascii="Courier New" w:eastAsia="Courier New" w:hAnsi="Courier New" w:cs="Courier New"/>
-          <w:color w:val="000000" w:themeColor="text1"/>
-          <w:sz w:val="22"/>
-          <w:lang w:val="en-US"/>
-        </w:rPr>
-      </w:pPr>
-      <w:r>
-        <w:rPr>
-          <w:rFonts w:ascii="Courier New" w:eastAsia="Courier New" w:hAnsi="Courier New" w:cs="Courier New"/>
-          <w:color w:val="000000" w:themeColor="text1"/>
-          <w:sz w:val="22"/>
-          <w:lang w:val="en-US"/>
-        </w:rPr>
-        <w:t xml:space="preserve">    board.place_square(best_side, 0, N - best_side);</w:t>
-      </w:r>
-    </w:p>
-    <w:p>
-      <w:pPr>
-        <w:pStyle w:val="Standard"/>
-        <w:spacing w:after="1.50pt" w:line="12pt" w:lineRule="auto"/>
-        <w:ind w:firstLine="0pt"/>
-        <w:rPr>
-          <w:rFonts w:ascii="Courier New" w:eastAsia="Courier New" w:hAnsi="Courier New" w:cs="Courier New"/>
-          <w:color w:val="000000" w:themeColor="text1"/>
-          <w:sz w:val="22"/>
-          <w:lang w:val="en-US"/>
-        </w:rPr>
-      </w:pPr>
-      <w:r>
-        <w:rPr>
-          <w:rFonts w:ascii="Courier New" w:eastAsia="Courier New" w:hAnsi="Courier New" w:cs="Courier New"/>
-          <w:color w:val="000000" w:themeColor="text1"/>
-          <w:sz w:val="22"/>
-          <w:lang w:val="en-US"/>
-        </w:rPr>
-        <w:t xml:space="preserve">    st.push(board);</w:t>
-      </w:r>
-    </w:p>
-    <w:p>
-      <w:pPr>
-        <w:pStyle w:val="Standard"/>
-        <w:spacing w:after="1.50pt" w:line="12pt" w:lineRule="auto"/>
-        <w:ind w:firstLine="0pt"/>
-        <w:rPr>
-          <w:rFonts w:ascii="Courier New" w:eastAsia="Courier New" w:hAnsi="Courier New" w:cs="Courier New"/>
-          <w:color w:val="000000" w:themeColor="text1"/>
-          <w:sz w:val="22"/>
-          <w:lang w:val="en-US"/>
-        </w:rPr>
-      </w:pPr>
-      <w:r>
-        <w:rPr>
-          <w:rFonts w:ascii="Courier New" w:eastAsia="Courier New" w:hAnsi="Courier New" w:cs="Courier New"/>
-          <w:color w:val="000000" w:themeColor="text1"/>
-          <w:sz w:val="22"/>
-          <w:lang w:val="en-US"/>
-        </w:rPr>
         <w:t xml:space="preserve">    </w:t>
       </w:r>
-    </w:p>
-    <w:p>
-      <w:pPr>
-        <w:pStyle w:val="Standard"/>
-        <w:spacing w:after="1.50pt" w:line="12pt" w:lineRule="auto"/>
-        <w:ind w:firstLine="0pt"/>
-        <w:rPr>
-          <w:rFonts w:ascii="Courier New" w:eastAsia="Courier New" w:hAnsi="Courier New" w:cs="Courier New"/>
-          <w:color w:val="000000" w:themeColor="text1"/>
-          <w:sz w:val="22"/>
-          <w:lang w:val="en-US"/>
-        </w:rPr>
-      </w:pPr>
-      <w:r>
-        <w:rPr>
-          <w:rFonts w:ascii="Courier New" w:eastAsia="Courier New" w:hAnsi="Courier New" w:cs="Courier New"/>
-          <w:color w:val="000000" w:themeColor="text1"/>
-          <w:sz w:val="22"/>
-          <w:lang w:val="en-US"/>
-        </w:rPr>
-        <w:t xml:space="preserve">    while(!st.empty()) {</w:t>
-      </w:r>
-    </w:p>
-    <w:p>
-      <w:pPr>
-        <w:pStyle w:val="Standard"/>
-        <w:spacing w:after="1.50pt" w:line="12pt" w:lineRule="auto"/>
-        <w:ind w:firstLine="0pt"/>
-        <w:rPr>
-          <w:rFonts w:ascii="Courier New" w:eastAsia="Courier New" w:hAnsi="Courier New" w:cs="Courier New"/>
-          <w:color w:val="000000" w:themeColor="text1"/>
-          <w:sz w:val="22"/>
-          <w:lang w:val="en-US"/>
-        </w:rPr>
-      </w:pPr>
-      <w:r>
-        <w:rPr>
-          <w:rFonts w:ascii="Courier New" w:eastAsia="Courier New" w:hAnsi="Courier New" w:cs="Courier New"/>
-          <w:color w:val="000000" w:themeColor="text1"/>
-          <w:sz w:val="22"/>
-          <w:lang w:val="en-US"/>
-        </w:rPr>
-        <w:t xml:space="preserve">        Board current = st.top();</w:t>
-      </w:r>
-    </w:p>
-    <w:p>
-      <w:pPr>
-        <w:pStyle w:val="Standard"/>
-        <w:spacing w:after="1.50pt" w:line="12pt" w:lineRule="auto"/>
-        <w:ind w:firstLine="0pt"/>
-        <w:rPr>
-          <w:rFonts w:ascii="Courier New" w:eastAsia="Courier New" w:hAnsi="Courier New" w:cs="Courier New"/>
-          <w:color w:val="000000" w:themeColor="text1"/>
-          <w:sz w:val="22"/>
-          <w:lang w:val="en-US"/>
-        </w:rPr>
-      </w:pPr>
-      <w:r>
-        <w:rPr>
-          <w:rFonts w:ascii="Courier New" w:eastAsia="Courier New" w:hAnsi="Courier New" w:cs="Courier New"/>
-          <w:color w:val="000000" w:themeColor="text1"/>
-          <w:sz w:val="22"/>
-          <w:lang w:val="en-US"/>
-        </w:rPr>
-        <w:t xml:space="preserve">        st.pop();</w:t>
+      <w:proofErr w:type="spellStart"/>
+      <w:r>
+        <w:rPr>
+          <w:rFonts w:ascii="Courier New" w:eastAsia="Courier New" w:hAnsi="Courier New" w:cs="Courier New"/>
+          <w:color w:val="000000" w:themeColor="text1"/>
+          <w:sz w:val="22"/>
+          <w:lang w:val="en-US"/>
+        </w:rPr>
+        <w:t>solution.clear</w:t>
+      </w:r>
+      <w:proofErr w:type="spellEnd"/>
+      <w:r>
+        <w:rPr>
+          <w:rFonts w:ascii="Courier New" w:eastAsia="Courier New" w:hAnsi="Courier New" w:cs="Courier New"/>
+          <w:color w:val="000000" w:themeColor="text1"/>
+          <w:sz w:val="22"/>
+          <w:lang w:val="en-US"/>
+        </w:rPr>
+        <w:t>();</w:t>
+      </w:r>
+    </w:p>
+    <w:p>
+      <w:pPr>
+        <w:pStyle w:val="Standard"/>
+        <w:spacing w:after="1.50pt" w:line="12pt" w:lineRule="auto"/>
+        <w:ind w:firstLine="0pt"/>
+        <w:rPr>
+          <w:rFonts w:ascii="Courier New" w:eastAsia="Courier New" w:hAnsi="Courier New" w:cs="Courier New"/>
+          <w:color w:val="000000" w:themeColor="text1"/>
+          <w:sz w:val="22"/>
+          <w:lang w:val="en-US"/>
+        </w:rPr>
+      </w:pPr>
+      <w:r>
+        <w:rPr>
+          <w:rFonts w:ascii="Courier New" w:eastAsia="Courier New" w:hAnsi="Courier New" w:cs="Courier New"/>
+          <w:color w:val="000000" w:themeColor="text1"/>
+          <w:sz w:val="22"/>
+          <w:lang w:val="en-US"/>
+        </w:rPr>
+        <w:t xml:space="preserve">    </w:t>
+      </w:r>
+      <w:proofErr w:type="spellStart"/>
+      <w:r>
+        <w:rPr>
+          <w:rFonts w:ascii="Courier New" w:eastAsia="Courier New" w:hAnsi="Courier New" w:cs="Courier New"/>
+          <w:color w:val="000000" w:themeColor="text1"/>
+          <w:sz w:val="22"/>
+          <w:lang w:val="en-US"/>
+        </w:rPr>
+        <w:t>solution.push_back</w:t>
+      </w:r>
+      <w:proofErr w:type="spellEnd"/>
+      <w:r>
+        <w:rPr>
+          <w:rFonts w:ascii="Courier New" w:eastAsia="Courier New" w:hAnsi="Courier New" w:cs="Courier New"/>
+          <w:color w:val="000000" w:themeColor="text1"/>
+          <w:sz w:val="22"/>
+          <w:lang w:val="en-US"/>
+        </w:rPr>
+        <w:t>({0, 0, N - 1});</w:t>
+      </w:r>
+    </w:p>
+    <w:p>
+      <w:pPr>
+        <w:pStyle w:val="Standard"/>
+        <w:spacing w:after="1.50pt" w:line="12pt" w:lineRule="auto"/>
+        <w:ind w:firstLine="0pt"/>
+        <w:rPr>
+          <w:rFonts w:ascii="Courier New" w:eastAsia="Courier New" w:hAnsi="Courier New" w:cs="Courier New"/>
+          <w:color w:val="000000" w:themeColor="text1"/>
+          <w:sz w:val="22"/>
+          <w:lang w:val="en-US"/>
+        </w:rPr>
+      </w:pPr>
+    </w:p>
+    <w:p>
+      <w:pPr>
+        <w:pStyle w:val="Standard"/>
+        <w:spacing w:after="1.50pt" w:line="12pt" w:lineRule="auto"/>
+        <w:ind w:firstLine="0pt"/>
+        <w:rPr>
+          <w:rFonts w:ascii="Courier New" w:eastAsia="Courier New" w:hAnsi="Courier New" w:cs="Courier New"/>
+          <w:color w:val="000000" w:themeColor="text1"/>
+          <w:sz w:val="22"/>
+          <w:lang w:val="en-US"/>
+        </w:rPr>
+      </w:pPr>
+      <w:r>
+        <w:rPr>
+          <w:rFonts w:ascii="Courier New" w:eastAsia="Courier New" w:hAnsi="Courier New" w:cs="Courier New"/>
+          <w:color w:val="000000" w:themeColor="text1"/>
+          <w:sz w:val="22"/>
+          <w:lang w:val="en-US"/>
+        </w:rPr>
+        <w:t xml:space="preserve">    for (int </w:t>
+      </w:r>
+      <w:proofErr w:type="spellStart"/>
+      <w:r>
+        <w:rPr>
+          <w:rFonts w:ascii="Courier New" w:eastAsia="Courier New" w:hAnsi="Courier New" w:cs="Courier New"/>
+          <w:color w:val="000000" w:themeColor="text1"/>
+          <w:sz w:val="22"/>
+          <w:lang w:val="en-US"/>
+        </w:rPr>
+        <w:t>i</w:t>
+      </w:r>
+      <w:proofErr w:type="spellEnd"/>
+      <w:r>
+        <w:rPr>
+          <w:rFonts w:ascii="Courier New" w:eastAsia="Courier New" w:hAnsi="Courier New" w:cs="Courier New"/>
+          <w:color w:val="000000" w:themeColor="text1"/>
+          <w:sz w:val="22"/>
+          <w:lang w:val="en-US"/>
+        </w:rPr>
+        <w:t xml:space="preserve"> = 0; </w:t>
+      </w:r>
+      <w:proofErr w:type="spellStart"/>
+      <w:r>
+        <w:rPr>
+          <w:rFonts w:ascii="Courier New" w:eastAsia="Courier New" w:hAnsi="Courier New" w:cs="Courier New"/>
+          <w:color w:val="000000" w:themeColor="text1"/>
+          <w:sz w:val="22"/>
+          <w:lang w:val="en-US"/>
+        </w:rPr>
+        <w:t>i</w:t>
+      </w:r>
+      <w:proofErr w:type="spellEnd"/>
+      <w:r>
+        <w:rPr>
+          <w:rFonts w:ascii="Courier New" w:eastAsia="Courier New" w:hAnsi="Courier New" w:cs="Courier New"/>
+          <w:color w:val="000000" w:themeColor="text1"/>
+          <w:sz w:val="22"/>
+          <w:lang w:val="en-US"/>
+        </w:rPr>
+        <w:t xml:space="preserve"> &lt; N; </w:t>
+      </w:r>
+      <w:proofErr w:type="spellStart"/>
+      <w:r>
+        <w:rPr>
+          <w:rFonts w:ascii="Courier New" w:eastAsia="Courier New" w:hAnsi="Courier New" w:cs="Courier New"/>
+          <w:color w:val="000000" w:themeColor="text1"/>
+          <w:sz w:val="22"/>
+          <w:lang w:val="en-US"/>
+        </w:rPr>
+        <w:t>i</w:t>
+      </w:r>
+      <w:proofErr w:type="spellEnd"/>
+      <w:r>
+        <w:rPr>
+          <w:rFonts w:ascii="Courier New" w:eastAsia="Courier New" w:hAnsi="Courier New" w:cs="Courier New"/>
+          <w:color w:val="000000" w:themeColor="text1"/>
+          <w:sz w:val="22"/>
+          <w:lang w:val="en-US"/>
+        </w:rPr>
+        <w:t xml:space="preserve">++) </w:t>
+      </w:r>
+      <w:proofErr w:type="spellStart"/>
+      <w:r>
+        <w:rPr>
+          <w:rFonts w:ascii="Courier New" w:eastAsia="Courier New" w:hAnsi="Courier New" w:cs="Courier New"/>
+          <w:color w:val="000000" w:themeColor="text1"/>
+          <w:sz w:val="22"/>
+          <w:lang w:val="en-US"/>
+        </w:rPr>
+        <w:t>solution.push_back</w:t>
+      </w:r>
+      <w:proofErr w:type="spellEnd"/>
+      <w:r>
+        <w:rPr>
+          <w:rFonts w:ascii="Courier New" w:eastAsia="Courier New" w:hAnsi="Courier New" w:cs="Courier New"/>
+          <w:color w:val="000000" w:themeColor="text1"/>
+          <w:sz w:val="22"/>
+          <w:lang w:val="en-US"/>
+        </w:rPr>
+        <w:t xml:space="preserve">({N - 1, </w:t>
+      </w:r>
+      <w:proofErr w:type="spellStart"/>
+      <w:r>
+        <w:rPr>
+          <w:rFonts w:ascii="Courier New" w:eastAsia="Courier New" w:hAnsi="Courier New" w:cs="Courier New"/>
+          <w:color w:val="000000" w:themeColor="text1"/>
+          <w:sz w:val="22"/>
+          <w:lang w:val="en-US"/>
+        </w:rPr>
+        <w:t>i</w:t>
+      </w:r>
+      <w:proofErr w:type="spellEnd"/>
+      <w:r>
+        <w:rPr>
+          <w:rFonts w:ascii="Courier New" w:eastAsia="Courier New" w:hAnsi="Courier New" w:cs="Courier New"/>
+          <w:color w:val="000000" w:themeColor="text1"/>
+          <w:sz w:val="22"/>
+          <w:lang w:val="en-US"/>
+        </w:rPr>
+        <w:t>, 1});</w:t>
+      </w:r>
+    </w:p>
+    <w:p>
+      <w:pPr>
+        <w:pStyle w:val="Standard"/>
+        <w:spacing w:after="1.50pt" w:line="12pt" w:lineRule="auto"/>
+        <w:ind w:firstLine="0pt"/>
+        <w:rPr>
+          <w:rFonts w:ascii="Courier New" w:eastAsia="Courier New" w:hAnsi="Courier New" w:cs="Courier New"/>
+          <w:color w:val="000000" w:themeColor="text1"/>
+          <w:sz w:val="22"/>
+          <w:lang w:val="en-US"/>
+        </w:rPr>
+      </w:pPr>
+      <w:r>
+        <w:rPr>
+          <w:rFonts w:ascii="Courier New" w:eastAsia="Courier New" w:hAnsi="Courier New" w:cs="Courier New"/>
+          <w:color w:val="000000" w:themeColor="text1"/>
+          <w:sz w:val="22"/>
+          <w:lang w:val="en-US"/>
+        </w:rPr>
+        <w:t xml:space="preserve">    for (int </w:t>
+      </w:r>
+      <w:proofErr w:type="spellStart"/>
+      <w:r>
+        <w:rPr>
+          <w:rFonts w:ascii="Courier New" w:eastAsia="Courier New" w:hAnsi="Courier New" w:cs="Courier New"/>
+          <w:color w:val="000000" w:themeColor="text1"/>
+          <w:sz w:val="22"/>
+          <w:lang w:val="en-US"/>
+        </w:rPr>
+        <w:t>i</w:t>
+      </w:r>
+      <w:proofErr w:type="spellEnd"/>
+      <w:r>
+        <w:rPr>
+          <w:rFonts w:ascii="Courier New" w:eastAsia="Courier New" w:hAnsi="Courier New" w:cs="Courier New"/>
+          <w:color w:val="000000" w:themeColor="text1"/>
+          <w:sz w:val="22"/>
+          <w:lang w:val="en-US"/>
+        </w:rPr>
+        <w:t xml:space="preserve"> = 0; </w:t>
+      </w:r>
+      <w:proofErr w:type="spellStart"/>
+      <w:r>
+        <w:rPr>
+          <w:rFonts w:ascii="Courier New" w:eastAsia="Courier New" w:hAnsi="Courier New" w:cs="Courier New"/>
+          <w:color w:val="000000" w:themeColor="text1"/>
+          <w:sz w:val="22"/>
+          <w:lang w:val="en-US"/>
+        </w:rPr>
+        <w:t>i</w:t>
+      </w:r>
+      <w:proofErr w:type="spellEnd"/>
+      <w:r>
+        <w:rPr>
+          <w:rFonts w:ascii="Courier New" w:eastAsia="Courier New" w:hAnsi="Courier New" w:cs="Courier New"/>
+          <w:color w:val="000000" w:themeColor="text1"/>
+          <w:sz w:val="22"/>
+          <w:lang w:val="en-US"/>
+        </w:rPr>
+        <w:t xml:space="preserve"> &lt; N - 1; </w:t>
+      </w:r>
+      <w:proofErr w:type="spellStart"/>
+      <w:r>
+        <w:rPr>
+          <w:rFonts w:ascii="Courier New" w:eastAsia="Courier New" w:hAnsi="Courier New" w:cs="Courier New"/>
+          <w:color w:val="000000" w:themeColor="text1"/>
+          <w:sz w:val="22"/>
+          <w:lang w:val="en-US"/>
+        </w:rPr>
+        <w:t>i</w:t>
+      </w:r>
+      <w:proofErr w:type="spellEnd"/>
+      <w:r>
+        <w:rPr>
+          <w:rFonts w:ascii="Courier New" w:eastAsia="Courier New" w:hAnsi="Courier New" w:cs="Courier New"/>
+          <w:color w:val="000000" w:themeColor="text1"/>
+          <w:sz w:val="22"/>
+          <w:lang w:val="en-US"/>
+        </w:rPr>
+        <w:t xml:space="preserve">++) </w:t>
+      </w:r>
+      <w:proofErr w:type="spellStart"/>
+      <w:r>
+        <w:rPr>
+          <w:rFonts w:ascii="Courier New" w:eastAsia="Courier New" w:hAnsi="Courier New" w:cs="Courier New"/>
+          <w:color w:val="000000" w:themeColor="text1"/>
+          <w:sz w:val="22"/>
+          <w:lang w:val="en-US"/>
+        </w:rPr>
+        <w:t>solution.push_back</w:t>
+      </w:r>
+      <w:proofErr w:type="spellEnd"/>
+      <w:r>
+        <w:rPr>
+          <w:rFonts w:ascii="Courier New" w:eastAsia="Courier New" w:hAnsi="Courier New" w:cs="Courier New"/>
+          <w:color w:val="000000" w:themeColor="text1"/>
+          <w:sz w:val="22"/>
+          <w:lang w:val="en-US"/>
+        </w:rPr>
+        <w:t>({</w:t>
+      </w:r>
+      <w:proofErr w:type="spellStart"/>
+      <w:r>
+        <w:rPr>
+          <w:rFonts w:ascii="Courier New" w:eastAsia="Courier New" w:hAnsi="Courier New" w:cs="Courier New"/>
+          <w:color w:val="000000" w:themeColor="text1"/>
+          <w:sz w:val="22"/>
+          <w:lang w:val="en-US"/>
+        </w:rPr>
+        <w:t>i</w:t>
+      </w:r>
+      <w:proofErr w:type="spellEnd"/>
+      <w:r>
+        <w:rPr>
+          <w:rFonts w:ascii="Courier New" w:eastAsia="Courier New" w:hAnsi="Courier New" w:cs="Courier New"/>
+          <w:color w:val="000000" w:themeColor="text1"/>
+          <w:sz w:val="22"/>
+          <w:lang w:val="en-US"/>
+        </w:rPr>
+        <w:t>, N - 1, 1});</w:t>
+      </w:r>
+    </w:p>
+    <w:p>
+      <w:pPr>
+        <w:pStyle w:val="Standard"/>
+        <w:spacing w:after="1.50pt" w:line="12pt" w:lineRule="auto"/>
+        <w:ind w:firstLine="0pt"/>
+        <w:rPr>
+          <w:rFonts w:ascii="Courier New" w:eastAsia="Courier New" w:hAnsi="Courier New" w:cs="Courier New"/>
+          <w:color w:val="000000" w:themeColor="text1"/>
+          <w:sz w:val="22"/>
+          <w:lang w:val="en-US"/>
+        </w:rPr>
+      </w:pPr>
+    </w:p>
+    <w:p>
+      <w:pPr>
+        <w:pStyle w:val="Standard"/>
+        <w:spacing w:after="1.50pt" w:line="12pt" w:lineRule="auto"/>
+        <w:ind w:firstLine="0pt"/>
+        <w:rPr>
+          <w:rFonts w:ascii="Courier New" w:eastAsia="Courier New" w:hAnsi="Courier New" w:cs="Courier New"/>
+          <w:color w:val="000000" w:themeColor="text1"/>
+          <w:sz w:val="22"/>
+          <w:lang w:val="en-US"/>
+        </w:rPr>
+      </w:pPr>
+      <w:r>
+        <w:rPr>
+          <w:rFonts w:ascii="Courier New" w:eastAsia="Courier New" w:hAnsi="Courier New" w:cs="Courier New"/>
+          <w:color w:val="000000" w:themeColor="text1"/>
+          <w:sz w:val="22"/>
+          <w:lang w:val="en-US"/>
+        </w:rPr>
+        <w:t xml:space="preserve">    int </w:t>
+      </w:r>
+      <w:proofErr w:type="spellStart"/>
+      <w:r>
+        <w:rPr>
+          <w:rFonts w:ascii="Courier New" w:eastAsia="Courier New" w:hAnsi="Courier New" w:cs="Courier New"/>
+          <w:color w:val="000000" w:themeColor="text1"/>
+          <w:sz w:val="22"/>
+          <w:lang w:val="en-US"/>
+        </w:rPr>
+        <w:t>best_side</w:t>
+      </w:r>
+      <w:proofErr w:type="spellEnd"/>
+      <w:r>
+        <w:rPr>
+          <w:rFonts w:ascii="Courier New" w:eastAsia="Courier New" w:hAnsi="Courier New" w:cs="Courier New"/>
+          <w:color w:val="000000" w:themeColor="text1"/>
+          <w:sz w:val="22"/>
+          <w:lang w:val="en-US"/>
+        </w:rPr>
+        <w:t xml:space="preserve"> = N / 2 + 1;</w:t>
+      </w:r>
+    </w:p>
+    <w:p>
+      <w:pPr>
+        <w:pStyle w:val="Standard"/>
+        <w:spacing w:after="1.50pt" w:line="12pt" w:lineRule="auto"/>
+        <w:ind w:firstLine="0pt"/>
+        <w:rPr>
+          <w:rFonts w:ascii="Courier New" w:eastAsia="Courier New" w:hAnsi="Courier New" w:cs="Courier New"/>
+          <w:color w:val="000000" w:themeColor="text1"/>
+          <w:sz w:val="22"/>
+          <w:lang w:val="en-US"/>
+        </w:rPr>
+      </w:pPr>
+      <w:r>
+        <w:rPr>
+          <w:rFonts w:ascii="Courier New" w:eastAsia="Courier New" w:hAnsi="Courier New" w:cs="Courier New"/>
+          <w:color w:val="000000" w:themeColor="text1"/>
+          <w:sz w:val="22"/>
+          <w:lang w:val="en-US"/>
+        </w:rPr>
+        <w:t xml:space="preserve">    </w:t>
+      </w:r>
+      <w:proofErr w:type="spellStart"/>
+      <w:r>
+        <w:rPr>
+          <w:rFonts w:ascii="Courier New" w:eastAsia="Courier New" w:hAnsi="Courier New" w:cs="Courier New"/>
+          <w:color w:val="000000" w:themeColor="text1"/>
+          <w:sz w:val="22"/>
+          <w:lang w:val="en-US"/>
+        </w:rPr>
+        <w:t>board.place_square</w:t>
+      </w:r>
+      <w:proofErr w:type="spellEnd"/>
+      <w:r>
+        <w:rPr>
+          <w:rFonts w:ascii="Courier New" w:eastAsia="Courier New" w:hAnsi="Courier New" w:cs="Courier New"/>
+          <w:color w:val="000000" w:themeColor="text1"/>
+          <w:sz w:val="22"/>
+          <w:lang w:val="en-US"/>
+        </w:rPr>
+        <w:t xml:space="preserve">(0, 0, </w:t>
+      </w:r>
+      <w:proofErr w:type="spellStart"/>
+      <w:r>
+        <w:rPr>
+          <w:rFonts w:ascii="Courier New" w:eastAsia="Courier New" w:hAnsi="Courier New" w:cs="Courier New"/>
+          <w:color w:val="000000" w:themeColor="text1"/>
+          <w:sz w:val="22"/>
+          <w:lang w:val="en-US"/>
+        </w:rPr>
+        <w:t>best_side</w:t>
+      </w:r>
+      <w:proofErr w:type="spellEnd"/>
+      <w:r>
+        <w:rPr>
+          <w:rFonts w:ascii="Courier New" w:eastAsia="Courier New" w:hAnsi="Courier New" w:cs="Courier New"/>
+          <w:color w:val="000000" w:themeColor="text1"/>
+          <w:sz w:val="22"/>
+          <w:lang w:val="en-US"/>
+        </w:rPr>
+        <w:t>);</w:t>
+      </w:r>
+    </w:p>
+    <w:p>
+      <w:pPr>
+        <w:pStyle w:val="Standard"/>
+        <w:spacing w:after="1.50pt" w:line="12pt" w:lineRule="auto"/>
+        <w:ind w:firstLine="0pt"/>
+        <w:rPr>
+          <w:rFonts w:ascii="Courier New" w:eastAsia="Courier New" w:hAnsi="Courier New" w:cs="Courier New"/>
+          <w:color w:val="000000" w:themeColor="text1"/>
+          <w:sz w:val="22"/>
+          <w:lang w:val="en-US"/>
+        </w:rPr>
+      </w:pPr>
+      <w:r>
+        <w:rPr>
+          <w:rFonts w:ascii="Courier New" w:eastAsia="Courier New" w:hAnsi="Courier New" w:cs="Courier New"/>
+          <w:color w:val="000000" w:themeColor="text1"/>
+          <w:sz w:val="22"/>
+          <w:lang w:val="en-US"/>
+        </w:rPr>
+        <w:t xml:space="preserve">    </w:t>
+      </w:r>
+      <w:proofErr w:type="spellStart"/>
+      <w:r>
+        <w:rPr>
+          <w:rFonts w:ascii="Courier New" w:eastAsia="Courier New" w:hAnsi="Courier New" w:cs="Courier New"/>
+          <w:color w:val="000000" w:themeColor="text1"/>
+          <w:sz w:val="22"/>
+          <w:lang w:val="en-US"/>
+        </w:rPr>
+        <w:t>board.place_square</w:t>
+      </w:r>
+      <w:proofErr w:type="spellEnd"/>
+      <w:r>
+        <w:rPr>
+          <w:rFonts w:ascii="Courier New" w:eastAsia="Courier New" w:hAnsi="Courier New" w:cs="Courier New"/>
+          <w:color w:val="000000" w:themeColor="text1"/>
+          <w:sz w:val="22"/>
+          <w:lang w:val="en-US"/>
+        </w:rPr>
+        <w:t xml:space="preserve">(0, </w:t>
+      </w:r>
+      <w:proofErr w:type="spellStart"/>
+      <w:r>
+        <w:rPr>
+          <w:rFonts w:ascii="Courier New" w:eastAsia="Courier New" w:hAnsi="Courier New" w:cs="Courier New"/>
+          <w:color w:val="000000" w:themeColor="text1"/>
+          <w:sz w:val="22"/>
+          <w:lang w:val="en-US"/>
+        </w:rPr>
+        <w:t>best_side</w:t>
+      </w:r>
+      <w:proofErr w:type="spellEnd"/>
+      <w:r>
+        <w:rPr>
+          <w:rFonts w:ascii="Courier New" w:eastAsia="Courier New" w:hAnsi="Courier New" w:cs="Courier New"/>
+          <w:color w:val="000000" w:themeColor="text1"/>
+          <w:sz w:val="22"/>
+          <w:lang w:val="en-US"/>
+        </w:rPr>
+        <w:t xml:space="preserve">, N - </w:t>
+      </w:r>
+      <w:proofErr w:type="spellStart"/>
+      <w:r>
+        <w:rPr>
+          <w:rFonts w:ascii="Courier New" w:eastAsia="Courier New" w:hAnsi="Courier New" w:cs="Courier New"/>
+          <w:color w:val="000000" w:themeColor="text1"/>
+          <w:sz w:val="22"/>
+          <w:lang w:val="en-US"/>
+        </w:rPr>
+        <w:t>best_side</w:t>
+      </w:r>
+      <w:proofErr w:type="spellEnd"/>
+      <w:r>
+        <w:rPr>
+          <w:rFonts w:ascii="Courier New" w:eastAsia="Courier New" w:hAnsi="Courier New" w:cs="Courier New"/>
+          <w:color w:val="000000" w:themeColor="text1"/>
+          <w:sz w:val="22"/>
+          <w:lang w:val="en-US"/>
+        </w:rPr>
+        <w:t>);</w:t>
+      </w:r>
+    </w:p>
+    <w:p>
+      <w:pPr>
+        <w:pStyle w:val="Standard"/>
+        <w:spacing w:after="1.50pt" w:line="12pt" w:lineRule="auto"/>
+        <w:ind w:firstLine="0pt"/>
+        <w:rPr>
+          <w:rFonts w:ascii="Courier New" w:eastAsia="Courier New" w:hAnsi="Courier New" w:cs="Courier New"/>
+          <w:color w:val="000000" w:themeColor="text1"/>
+          <w:sz w:val="22"/>
+          <w:lang w:val="en-US"/>
+        </w:rPr>
+      </w:pPr>
+      <w:r>
+        <w:rPr>
+          <w:rFonts w:ascii="Courier New" w:eastAsia="Courier New" w:hAnsi="Courier New" w:cs="Courier New"/>
+          <w:color w:val="000000" w:themeColor="text1"/>
+          <w:sz w:val="22"/>
+          <w:lang w:val="en-US"/>
+        </w:rPr>
+        <w:t xml:space="preserve">    </w:t>
+      </w:r>
+      <w:proofErr w:type="spellStart"/>
+      <w:r>
+        <w:rPr>
+          <w:rFonts w:ascii="Courier New" w:eastAsia="Courier New" w:hAnsi="Courier New" w:cs="Courier New"/>
+          <w:color w:val="000000" w:themeColor="text1"/>
+          <w:sz w:val="22"/>
+          <w:lang w:val="en-US"/>
+        </w:rPr>
+        <w:t>board.place_square</w:t>
+      </w:r>
+      <w:proofErr w:type="spellEnd"/>
+      <w:r>
+        <w:rPr>
+          <w:rFonts w:ascii="Courier New" w:eastAsia="Courier New" w:hAnsi="Courier New" w:cs="Courier New"/>
+          <w:color w:val="000000" w:themeColor="text1"/>
+          <w:sz w:val="22"/>
+          <w:lang w:val="en-US"/>
+        </w:rPr>
+        <w:t>(</w:t>
+      </w:r>
+      <w:proofErr w:type="spellStart"/>
+      <w:r>
+        <w:rPr>
+          <w:rFonts w:ascii="Courier New" w:eastAsia="Courier New" w:hAnsi="Courier New" w:cs="Courier New"/>
+          <w:color w:val="000000" w:themeColor="text1"/>
+          <w:sz w:val="22"/>
+          <w:lang w:val="en-US"/>
+        </w:rPr>
+        <w:t>best_side</w:t>
+      </w:r>
+      <w:proofErr w:type="spellEnd"/>
+      <w:r>
+        <w:rPr>
+          <w:rFonts w:ascii="Courier New" w:eastAsia="Courier New" w:hAnsi="Courier New" w:cs="Courier New"/>
+          <w:color w:val="000000" w:themeColor="text1"/>
+          <w:sz w:val="22"/>
+          <w:lang w:val="en-US"/>
+        </w:rPr>
+        <w:t xml:space="preserve">, 0, N - </w:t>
+      </w:r>
+      <w:proofErr w:type="spellStart"/>
+      <w:r>
+        <w:rPr>
+          <w:rFonts w:ascii="Courier New" w:eastAsia="Courier New" w:hAnsi="Courier New" w:cs="Courier New"/>
+          <w:color w:val="000000" w:themeColor="text1"/>
+          <w:sz w:val="22"/>
+          <w:lang w:val="en-US"/>
+        </w:rPr>
+        <w:t>best_side</w:t>
+      </w:r>
+      <w:proofErr w:type="spellEnd"/>
+      <w:r>
+        <w:rPr>
+          <w:rFonts w:ascii="Courier New" w:eastAsia="Courier New" w:hAnsi="Courier New" w:cs="Courier New"/>
+          <w:color w:val="000000" w:themeColor="text1"/>
+          <w:sz w:val="22"/>
+          <w:lang w:val="en-US"/>
+        </w:rPr>
+        <w:t>);</w:t>
+      </w:r>
+    </w:p>
+    <w:p>
+      <w:pPr>
+        <w:pStyle w:val="Standard"/>
+        <w:spacing w:after="1.50pt" w:line="12pt" w:lineRule="auto"/>
+        <w:ind w:firstLine="0pt"/>
+        <w:rPr>
+          <w:rFonts w:ascii="Courier New" w:eastAsia="Courier New" w:hAnsi="Courier New" w:cs="Courier New"/>
+          <w:color w:val="000000" w:themeColor="text1"/>
+          <w:sz w:val="22"/>
+          <w:lang w:val="en-US"/>
+        </w:rPr>
+      </w:pPr>
+      <w:r>
+        <w:rPr>
+          <w:rFonts w:ascii="Courier New" w:eastAsia="Courier New" w:hAnsi="Courier New" w:cs="Courier New"/>
+          <w:color w:val="000000" w:themeColor="text1"/>
+          <w:sz w:val="22"/>
+          <w:lang w:val="en-US"/>
+        </w:rPr>
+        <w:t xml:space="preserve">    </w:t>
+      </w:r>
+      <w:proofErr w:type="spellStart"/>
+      <w:r>
+        <w:rPr>
+          <w:rFonts w:ascii="Courier New" w:eastAsia="Courier New" w:hAnsi="Courier New" w:cs="Courier New"/>
+          <w:color w:val="000000" w:themeColor="text1"/>
+          <w:sz w:val="22"/>
+          <w:lang w:val="en-US"/>
+        </w:rPr>
+        <w:t>st.push</w:t>
+      </w:r>
+      <w:proofErr w:type="spellEnd"/>
+      <w:r>
+        <w:rPr>
+          <w:rFonts w:ascii="Courier New" w:eastAsia="Courier New" w:hAnsi="Courier New" w:cs="Courier New"/>
+          <w:color w:val="000000" w:themeColor="text1"/>
+          <w:sz w:val="22"/>
+          <w:lang w:val="en-US"/>
+        </w:rPr>
+        <w:t>(board);</w:t>
+      </w:r>
+    </w:p>
+    <w:p>
+      <w:pPr>
+        <w:pStyle w:val="Standard"/>
+        <w:spacing w:after="1.50pt" w:line="12pt" w:lineRule="auto"/>
+        <w:ind w:firstLine="0pt"/>
+        <w:rPr>
+          <w:rFonts w:ascii="Courier New" w:eastAsia="Courier New" w:hAnsi="Courier New" w:cs="Courier New"/>
+          <w:color w:val="000000" w:themeColor="text1"/>
+          <w:sz w:val="22"/>
+          <w:lang w:val="en-US"/>
+        </w:rPr>
+      </w:pPr>
+      <w:r>
+        <w:rPr>
+          <w:rFonts w:ascii="Courier New" w:eastAsia="Courier New" w:hAnsi="Courier New" w:cs="Courier New"/>
+          <w:color w:val="000000" w:themeColor="text1"/>
+          <w:sz w:val="22"/>
+          <w:lang w:val="en-US"/>
+        </w:rPr>
+        <w:t xml:space="preserve">    </w:t>
+      </w:r>
+    </w:p>
+    <w:p>
+      <w:pPr>
+        <w:pStyle w:val="Standard"/>
+        <w:spacing w:after="1.50pt" w:line="12pt" w:lineRule="auto"/>
+        <w:ind w:firstLine="0pt"/>
+        <w:rPr>
+          <w:rFonts w:ascii="Courier New" w:eastAsia="Courier New" w:hAnsi="Courier New" w:cs="Courier New"/>
+          <w:color w:val="000000" w:themeColor="text1"/>
+          <w:sz w:val="22"/>
+          <w:lang w:val="en-US"/>
+        </w:rPr>
+      </w:pPr>
+      <w:r>
+        <w:rPr>
+          <w:rFonts w:ascii="Courier New" w:eastAsia="Courier New" w:hAnsi="Courier New" w:cs="Courier New"/>
+          <w:color w:val="000000" w:themeColor="text1"/>
+          <w:sz w:val="22"/>
+          <w:lang w:val="en-US"/>
+        </w:rPr>
+        <w:t xml:space="preserve">    while(!</w:t>
+      </w:r>
+      <w:proofErr w:type="spellStart"/>
+      <w:r>
+        <w:rPr>
+          <w:rFonts w:ascii="Courier New" w:eastAsia="Courier New" w:hAnsi="Courier New" w:cs="Courier New"/>
+          <w:color w:val="000000" w:themeColor="text1"/>
+          <w:sz w:val="22"/>
+          <w:lang w:val="en-US"/>
+        </w:rPr>
+        <w:t>st.empty</w:t>
+      </w:r>
+      <w:proofErr w:type="spellEnd"/>
+      <w:r>
+        <w:rPr>
+          <w:rFonts w:ascii="Courier New" w:eastAsia="Courier New" w:hAnsi="Courier New" w:cs="Courier New"/>
+          <w:color w:val="000000" w:themeColor="text1"/>
+          <w:sz w:val="22"/>
+          <w:lang w:val="en-US"/>
+        </w:rPr>
+        <w:t>()) {</w:t>
+      </w:r>
+    </w:p>
+    <w:p>
+      <w:pPr>
+        <w:pStyle w:val="Standard"/>
+        <w:spacing w:after="1.50pt" w:line="12pt" w:lineRule="auto"/>
+        <w:ind w:firstLine="0pt"/>
+        <w:rPr>
+          <w:rFonts w:ascii="Courier New" w:eastAsia="Courier New" w:hAnsi="Courier New" w:cs="Courier New"/>
+          <w:color w:val="000000" w:themeColor="text1"/>
+          <w:sz w:val="22"/>
+          <w:lang w:val="en-US"/>
+        </w:rPr>
+      </w:pPr>
+      <w:r>
+        <w:rPr>
+          <w:rFonts w:ascii="Courier New" w:eastAsia="Courier New" w:hAnsi="Courier New" w:cs="Courier New"/>
+          <w:color w:val="000000" w:themeColor="text1"/>
+          <w:sz w:val="22"/>
+          <w:lang w:val="en-US"/>
+        </w:rPr>
+        <w:t xml:space="preserve">        Board current = </w:t>
+      </w:r>
+      <w:proofErr w:type="spellStart"/>
+      <w:r>
+        <w:rPr>
+          <w:rFonts w:ascii="Courier New" w:eastAsia="Courier New" w:hAnsi="Courier New" w:cs="Courier New"/>
+          <w:color w:val="000000" w:themeColor="text1"/>
+          <w:sz w:val="22"/>
+          <w:lang w:val="en-US"/>
+        </w:rPr>
+        <w:t>st.top</w:t>
+      </w:r>
+      <w:proofErr w:type="spellEnd"/>
+      <w:r>
+        <w:rPr>
+          <w:rFonts w:ascii="Courier New" w:eastAsia="Courier New" w:hAnsi="Courier New" w:cs="Courier New"/>
+          <w:color w:val="000000" w:themeColor="text1"/>
+          <w:sz w:val="22"/>
+          <w:lang w:val="en-US"/>
+        </w:rPr>
+        <w:t>();</w:t>
       </w:r>
     </w:p>
     <w:p>
@@ -6117,6 +7931,48 @@
         </w:rPr>
         <w:t xml:space="preserve">        </w:t>
       </w:r>
+      <w:proofErr w:type="spellStart"/>
+      <w:r>
+        <w:rPr>
+          <w:rFonts w:ascii="Courier New" w:eastAsia="Courier New" w:hAnsi="Courier New" w:cs="Courier New"/>
+          <w:color w:val="000000" w:themeColor="text1"/>
+          <w:sz w:val="22"/>
+          <w:lang w:val="en-US"/>
+        </w:rPr>
+        <w:t>st.pop</w:t>
+      </w:r>
+      <w:proofErr w:type="spellEnd"/>
+      <w:r>
+        <w:rPr>
+          <w:rFonts w:ascii="Courier New" w:eastAsia="Courier New" w:hAnsi="Courier New" w:cs="Courier New"/>
+          <w:color w:val="000000" w:themeColor="text1"/>
+          <w:sz w:val="22"/>
+          <w:lang w:val="en-US"/>
+        </w:rPr>
+        <w:t>();</w:t>
+      </w:r>
+    </w:p>
+    <w:p>
+      <w:pPr>
+        <w:pStyle w:val="Standard"/>
+        <w:spacing w:after="1.50pt" w:line="12pt" w:lineRule="auto"/>
+        <w:ind w:firstLine="0pt"/>
+        <w:rPr>
+          <w:rFonts w:ascii="Courier New" w:eastAsia="Courier New" w:hAnsi="Courier New" w:cs="Courier New"/>
+          <w:color w:val="000000" w:themeColor="text1"/>
+          <w:sz w:val="22"/>
+          <w:lang w:val="en-US"/>
+        </w:rPr>
+      </w:pPr>
+      <w:r>
+        <w:rPr>
+          <w:rFonts w:ascii="Courier New" w:eastAsia="Courier New" w:hAnsi="Courier New" w:cs="Courier New"/>
+          <w:color w:val="000000" w:themeColor="text1"/>
+          <w:sz w:val="22"/>
+          <w:lang w:val="en-US"/>
+        </w:rPr>
+        <w:t xml:space="preserve">        </w:t>
+      </w:r>
     </w:p>
     <w:p>
       <w:pPr>
@@ -6159,51 +8015,131 @@
           <w:sz w:val="22"/>
           <w:lang w:val="en-US"/>
         </w:rPr>
-        <w:t xml:space="preserve">        if (!current.first_empty(x, y)) {</w:t>
-      </w:r>
-    </w:p>
-    <w:p>
-      <w:pPr>
-        <w:pStyle w:val="Standard"/>
-        <w:spacing w:after="1.50pt" w:line="12pt" w:lineRule="auto"/>
-        <w:ind w:firstLine="0pt"/>
-        <w:rPr>
-          <w:rFonts w:ascii="Courier New" w:eastAsia="Courier New" w:hAnsi="Courier New" w:cs="Courier New"/>
-          <w:color w:val="000000" w:themeColor="text1"/>
-          <w:sz w:val="22"/>
-          <w:lang w:val="en-US"/>
-        </w:rPr>
-      </w:pPr>
-      <w:r>
-        <w:rPr>
-          <w:rFonts w:ascii="Courier New" w:eastAsia="Courier New" w:hAnsi="Courier New" w:cs="Courier New"/>
-          <w:color w:val="000000" w:themeColor="text1"/>
-          <w:sz w:val="22"/>
-          <w:lang w:val="en-US"/>
-        </w:rPr>
-        <w:t xml:space="preserve">            if (current.placed_squares.size() &lt; solution.size()) </w:t>
-      </w:r>
-    </w:p>
-    <w:p>
-      <w:pPr>
-        <w:pStyle w:val="Standard"/>
-        <w:spacing w:after="1.50pt" w:line="12pt" w:lineRule="auto"/>
-        <w:ind w:firstLine="0pt"/>
-        <w:rPr>
-          <w:rFonts w:ascii="Courier New" w:eastAsia="Courier New" w:hAnsi="Courier New" w:cs="Courier New"/>
-          <w:color w:val="000000" w:themeColor="text1"/>
-          <w:sz w:val="22"/>
-          <w:lang w:val="en-US"/>
-        </w:rPr>
-      </w:pPr>
-      <w:r>
-        <w:rPr>
-          <w:rFonts w:ascii="Courier New" w:eastAsia="Courier New" w:hAnsi="Courier New" w:cs="Courier New"/>
-          <w:color w:val="000000" w:themeColor="text1"/>
-          <w:sz w:val="22"/>
-          <w:lang w:val="en-US"/>
-        </w:rPr>
-        <w:t xml:space="preserve">                solution = current.placed_squares;</w:t>
+        <w:t xml:space="preserve">        if (!</w:t>
+      </w:r>
+      <w:proofErr w:type="spellStart"/>
+      <w:r>
+        <w:rPr>
+          <w:rFonts w:ascii="Courier New" w:eastAsia="Courier New" w:hAnsi="Courier New" w:cs="Courier New"/>
+          <w:color w:val="000000" w:themeColor="text1"/>
+          <w:sz w:val="22"/>
+          <w:lang w:val="en-US"/>
+        </w:rPr>
+        <w:t>current.first_empty</w:t>
+      </w:r>
+      <w:proofErr w:type="spellEnd"/>
+      <w:r>
+        <w:rPr>
+          <w:rFonts w:ascii="Courier New" w:eastAsia="Courier New" w:hAnsi="Courier New" w:cs="Courier New"/>
+          <w:color w:val="000000" w:themeColor="text1"/>
+          <w:sz w:val="22"/>
+          <w:lang w:val="en-US"/>
+        </w:rPr>
+        <w:t>(x, y)) {</w:t>
+      </w:r>
+    </w:p>
+    <w:p>
+      <w:pPr>
+        <w:pStyle w:val="Standard"/>
+        <w:spacing w:after="1.50pt" w:line="12pt" w:lineRule="auto"/>
+        <w:ind w:firstLine="0pt"/>
+        <w:rPr>
+          <w:rFonts w:ascii="Courier New" w:eastAsia="Courier New" w:hAnsi="Courier New" w:cs="Courier New"/>
+          <w:color w:val="000000" w:themeColor="text1"/>
+          <w:sz w:val="22"/>
+          <w:lang w:val="en-US"/>
+        </w:rPr>
+      </w:pPr>
+      <w:r>
+        <w:rPr>
+          <w:rFonts w:ascii="Courier New" w:eastAsia="Courier New" w:hAnsi="Courier New" w:cs="Courier New"/>
+          <w:color w:val="000000" w:themeColor="text1"/>
+          <w:sz w:val="22"/>
+          <w:lang w:val="en-US"/>
+        </w:rPr>
+        <w:t xml:space="preserve">            if (</w:t>
+      </w:r>
+      <w:proofErr w:type="spellStart"/>
+      <w:r>
+        <w:rPr>
+          <w:rFonts w:ascii="Courier New" w:eastAsia="Courier New" w:hAnsi="Courier New" w:cs="Courier New"/>
+          <w:color w:val="000000" w:themeColor="text1"/>
+          <w:sz w:val="22"/>
+          <w:lang w:val="en-US"/>
+        </w:rPr>
+        <w:t>current.placed_squares.size</w:t>
+      </w:r>
+      <w:proofErr w:type="spellEnd"/>
+      <w:r>
+        <w:rPr>
+          <w:rFonts w:ascii="Courier New" w:eastAsia="Courier New" w:hAnsi="Courier New" w:cs="Courier New"/>
+          <w:color w:val="000000" w:themeColor="text1"/>
+          <w:sz w:val="22"/>
+          <w:lang w:val="en-US"/>
+        </w:rPr>
+        <w:t xml:space="preserve">() &lt; </w:t>
+      </w:r>
+      <w:proofErr w:type="spellStart"/>
+      <w:r>
+        <w:rPr>
+          <w:rFonts w:ascii="Courier New" w:eastAsia="Courier New" w:hAnsi="Courier New" w:cs="Courier New"/>
+          <w:color w:val="000000" w:themeColor="text1"/>
+          <w:sz w:val="22"/>
+          <w:lang w:val="en-US"/>
+        </w:rPr>
+        <w:t>solution.size</w:t>
+      </w:r>
+      <w:proofErr w:type="spellEnd"/>
+      <w:r>
+        <w:rPr>
+          <w:rFonts w:ascii="Courier New" w:eastAsia="Courier New" w:hAnsi="Courier New" w:cs="Courier New"/>
+          <w:color w:val="000000" w:themeColor="text1"/>
+          <w:sz w:val="22"/>
+          <w:lang w:val="en-US"/>
+        </w:rPr>
+        <w:t xml:space="preserve">()) </w:t>
+      </w:r>
+    </w:p>
+    <w:p>
+      <w:pPr>
+        <w:pStyle w:val="Standard"/>
+        <w:spacing w:after="1.50pt" w:line="12pt" w:lineRule="auto"/>
+        <w:ind w:firstLine="0pt"/>
+        <w:rPr>
+          <w:rFonts w:ascii="Courier New" w:eastAsia="Courier New" w:hAnsi="Courier New" w:cs="Courier New"/>
+          <w:color w:val="000000" w:themeColor="text1"/>
+          <w:sz w:val="22"/>
+          <w:lang w:val="en-US"/>
+        </w:rPr>
+      </w:pPr>
+      <w:r>
+        <w:rPr>
+          <w:rFonts w:ascii="Courier New" w:eastAsia="Courier New" w:hAnsi="Courier New" w:cs="Courier New"/>
+          <w:color w:val="000000" w:themeColor="text1"/>
+          <w:sz w:val="22"/>
+          <w:lang w:val="en-US"/>
+        </w:rPr>
+        <w:t xml:space="preserve">                solution = </w:t>
+      </w:r>
+      <w:proofErr w:type="spellStart"/>
+      <w:r>
+        <w:rPr>
+          <w:rFonts w:ascii="Courier New" w:eastAsia="Courier New" w:hAnsi="Courier New" w:cs="Courier New"/>
+          <w:color w:val="000000" w:themeColor="text1"/>
+          <w:sz w:val="22"/>
+          <w:lang w:val="en-US"/>
+        </w:rPr>
+        <w:t>current.placed_squares</w:t>
+      </w:r>
+      <w:proofErr w:type="spellEnd"/>
+      <w:r>
+        <w:rPr>
+          <w:rFonts w:ascii="Courier New" w:eastAsia="Courier New" w:hAnsi="Courier New" w:cs="Courier New"/>
+          <w:color w:val="000000" w:themeColor="text1"/>
+          <w:sz w:val="22"/>
+          <w:lang w:val="en-US"/>
+        </w:rPr>
+        <w:t>;</w:t>
       </w:r>
     </w:p>
     <w:p>
@@ -6291,7 +8227,47 @@
           <w:sz w:val="22"/>
           <w:lang w:val="en-US"/>
         </w:rPr>
-        <w:t xml:space="preserve">        if (current.placed_squares.size() &gt;= solution.size())  continue;</w:t>
+        <w:t xml:space="preserve">        if (</w:t>
+      </w:r>
+      <w:proofErr w:type="spellStart"/>
+      <w:r>
+        <w:rPr>
+          <w:rFonts w:ascii="Courier New" w:eastAsia="Courier New" w:hAnsi="Courier New" w:cs="Courier New"/>
+          <w:color w:val="000000" w:themeColor="text1"/>
+          <w:sz w:val="22"/>
+          <w:lang w:val="en-US"/>
+        </w:rPr>
+        <w:t>current.placed_squares.size</w:t>
+      </w:r>
+      <w:proofErr w:type="spellEnd"/>
+      <w:r>
+        <w:rPr>
+          <w:rFonts w:ascii="Courier New" w:eastAsia="Courier New" w:hAnsi="Courier New" w:cs="Courier New"/>
+          <w:color w:val="000000" w:themeColor="text1"/>
+          <w:sz w:val="22"/>
+          <w:lang w:val="en-US"/>
+        </w:rPr>
+        <w:t xml:space="preserve">() &gt;= </w:t>
+      </w:r>
+      <w:proofErr w:type="spellStart"/>
+      <w:r>
+        <w:rPr>
+          <w:rFonts w:ascii="Courier New" w:eastAsia="Courier New" w:hAnsi="Courier New" w:cs="Courier New"/>
+          <w:color w:val="000000" w:themeColor="text1"/>
+          <w:sz w:val="22"/>
+          <w:lang w:val="en-US"/>
+        </w:rPr>
+        <w:t>solution.size</w:t>
+      </w:r>
+      <w:proofErr w:type="spellEnd"/>
+      <w:r>
+        <w:rPr>
+          <w:rFonts w:ascii="Courier New" w:eastAsia="Courier New" w:hAnsi="Courier New" w:cs="Courier New"/>
+          <w:color w:val="000000" w:themeColor="text1"/>
+          <w:sz w:val="22"/>
+          <w:lang w:val="en-US"/>
+        </w:rPr>
+        <w:t>())  continue;</w:t>
       </w:r>
     </w:p>
     <w:p>
@@ -6335,29 +8311,149 @@
           <w:sz w:val="22"/>
           <w:lang w:val="en-US"/>
         </w:rPr>
-        <w:t xml:space="preserve">        int max_size = min({N - x, N - y});</w:t>
-      </w:r>
-    </w:p>
-    <w:p>
-      <w:pPr>
-        <w:pStyle w:val="Standard"/>
-        <w:spacing w:after="1.50pt" w:line="12pt" w:lineRule="auto"/>
-        <w:ind w:firstLine="0pt"/>
-        <w:rPr>
-          <w:rFonts w:ascii="Courier New" w:eastAsia="Courier New" w:hAnsi="Courier New" w:cs="Courier New"/>
-          <w:color w:val="000000" w:themeColor="text1"/>
-          <w:sz w:val="22"/>
-          <w:lang w:val="en-US"/>
-        </w:rPr>
-      </w:pPr>
-      <w:r>
-        <w:rPr>
-          <w:rFonts w:ascii="Courier New" w:eastAsia="Courier New" w:hAnsi="Courier New" w:cs="Courier New"/>
-          <w:color w:val="000000" w:themeColor="text1"/>
-          <w:sz w:val="22"/>
-          <w:lang w:val="en-US"/>
-        </w:rPr>
-        <w:t xml:space="preserve">        if (current.placed_squares.size() + current.empty_cells_count() / (max_size * max_size) &gt;= solution.size()) continue;</w:t>
+        <w:t xml:space="preserve">        int </w:t>
+      </w:r>
+      <w:proofErr w:type="spellStart"/>
+      <w:r>
+        <w:rPr>
+          <w:rFonts w:ascii="Courier New" w:eastAsia="Courier New" w:hAnsi="Courier New" w:cs="Courier New"/>
+          <w:color w:val="000000" w:themeColor="text1"/>
+          <w:sz w:val="22"/>
+          <w:lang w:val="en-US"/>
+        </w:rPr>
+        <w:t>max_size</w:t>
+      </w:r>
+      <w:proofErr w:type="spellEnd"/>
+      <w:r>
+        <w:rPr>
+          <w:rFonts w:ascii="Courier New" w:eastAsia="Courier New" w:hAnsi="Courier New" w:cs="Courier New"/>
+          <w:color w:val="000000" w:themeColor="text1"/>
+          <w:sz w:val="22"/>
+          <w:lang w:val="en-US"/>
+        </w:rPr>
+        <w:t xml:space="preserve"> = min({N - x, N - y});</w:t>
+      </w:r>
+    </w:p>
+    <w:p>
+      <w:pPr>
+        <w:pStyle w:val="Standard"/>
+        <w:spacing w:after="1.50pt" w:line="12pt" w:lineRule="auto"/>
+        <w:ind w:firstLine="0pt"/>
+        <w:rPr>
+          <w:rFonts w:ascii="Courier New" w:eastAsia="Courier New" w:hAnsi="Courier New" w:cs="Courier New"/>
+          <w:color w:val="000000" w:themeColor="text1"/>
+          <w:sz w:val="22"/>
+          <w:lang w:val="en-US"/>
+        </w:rPr>
+      </w:pPr>
+      <w:r>
+        <w:rPr>
+          <w:rFonts w:ascii="Courier New" w:eastAsia="Courier New" w:hAnsi="Courier New" w:cs="Courier New"/>
+          <w:color w:val="000000" w:themeColor="text1"/>
+          <w:sz w:val="22"/>
+          <w:lang w:val="en-US"/>
+        </w:rPr>
+        <w:t xml:space="preserve">        if (</w:t>
+      </w:r>
+      <w:proofErr w:type="spellStart"/>
+      <w:r>
+        <w:rPr>
+          <w:rFonts w:ascii="Courier New" w:eastAsia="Courier New" w:hAnsi="Courier New" w:cs="Courier New"/>
+          <w:color w:val="000000" w:themeColor="text1"/>
+          <w:sz w:val="22"/>
+          <w:lang w:val="en-US"/>
+        </w:rPr>
+        <w:t>current.placed_squares.size</w:t>
+      </w:r>
+      <w:proofErr w:type="spellEnd"/>
+      <w:r>
+        <w:rPr>
+          <w:rFonts w:ascii="Courier New" w:eastAsia="Courier New" w:hAnsi="Courier New" w:cs="Courier New"/>
+          <w:color w:val="000000" w:themeColor="text1"/>
+          <w:sz w:val="22"/>
+          <w:lang w:val="en-US"/>
+        </w:rPr>
+        <w:t xml:space="preserve">() + </w:t>
+      </w:r>
+      <w:proofErr w:type="spellStart"/>
+      <w:r>
+        <w:rPr>
+          <w:rFonts w:ascii="Courier New" w:eastAsia="Courier New" w:hAnsi="Courier New" w:cs="Courier New"/>
+          <w:color w:val="000000" w:themeColor="text1"/>
+          <w:sz w:val="22"/>
+          <w:lang w:val="en-US"/>
+        </w:rPr>
+        <w:t>current.empty_cells_count</w:t>
+      </w:r>
+      <w:proofErr w:type="spellEnd"/>
+      <w:r>
+        <w:rPr>
+          <w:rFonts w:ascii="Courier New" w:eastAsia="Courier New" w:hAnsi="Courier New" w:cs="Courier New"/>
+          <w:color w:val="000000" w:themeColor="text1"/>
+          <w:sz w:val="22"/>
+          <w:lang w:val="en-US"/>
+        </w:rPr>
+        <w:t>() / (</w:t>
+      </w:r>
+      <w:proofErr w:type="spellStart"/>
+      <w:r>
+        <w:rPr>
+          <w:rFonts w:ascii="Courier New" w:eastAsia="Courier New" w:hAnsi="Courier New" w:cs="Courier New"/>
+          <w:color w:val="000000" w:themeColor="text1"/>
+          <w:sz w:val="22"/>
+          <w:lang w:val="en-US"/>
+        </w:rPr>
+        <w:t>max_size</w:t>
+      </w:r>
+      <w:proofErr w:type="spellEnd"/>
+      <w:r>
+        <w:rPr>
+          <w:rFonts w:ascii="Courier New" w:eastAsia="Courier New" w:hAnsi="Courier New" w:cs="Courier New"/>
+          <w:color w:val="000000" w:themeColor="text1"/>
+          <w:sz w:val="22"/>
+          <w:lang w:val="en-US"/>
+        </w:rPr>
+        <w:t xml:space="preserve"> * </w:t>
+      </w:r>
+      <w:proofErr w:type="spellStart"/>
+      <w:r>
+        <w:rPr>
+          <w:rFonts w:ascii="Courier New" w:eastAsia="Courier New" w:hAnsi="Courier New" w:cs="Courier New"/>
+          <w:color w:val="000000" w:themeColor="text1"/>
+          <w:sz w:val="22"/>
+          <w:lang w:val="en-US"/>
+        </w:rPr>
+        <w:t>max_size</w:t>
+      </w:r>
+      <w:proofErr w:type="spellEnd"/>
+      <w:r>
+        <w:rPr>
+          <w:rFonts w:ascii="Courier New" w:eastAsia="Courier New" w:hAnsi="Courier New" w:cs="Courier New"/>
+          <w:color w:val="000000" w:themeColor="text1"/>
+          <w:sz w:val="22"/>
+          <w:lang w:val="en-US"/>
+        </w:rPr>
+        <w:t xml:space="preserve">) &gt;= </w:t>
+      </w:r>
+      <w:proofErr w:type="spellStart"/>
+      <w:r>
+        <w:rPr>
+          <w:rFonts w:ascii="Courier New" w:eastAsia="Courier New" w:hAnsi="Courier New" w:cs="Courier New"/>
+          <w:color w:val="000000" w:themeColor="text1"/>
+          <w:sz w:val="22"/>
+          <w:lang w:val="en-US"/>
+        </w:rPr>
+        <w:t>solution.size</w:t>
+      </w:r>
+      <w:proofErr w:type="spellEnd"/>
+      <w:r>
+        <w:rPr>
+          <w:rFonts w:ascii="Courier New" w:eastAsia="Courier New" w:hAnsi="Courier New" w:cs="Courier New"/>
+          <w:color w:val="000000" w:themeColor="text1"/>
+          <w:sz w:val="22"/>
+          <w:lang w:val="en-US"/>
+        </w:rPr>
+        <w:t>()) continue;</w:t>
       </w:r>
     </w:p>
     <w:p>
@@ -6423,7 +8519,87 @@
           <w:sz w:val="22"/>
           <w:lang w:val="en-US"/>
         </w:rPr>
-        <w:t xml:space="preserve">        while (max_size &gt; 0 &amp;&amp; !current.can_place(x, y, max_size)) max_size--;</w:t>
+        <w:t xml:space="preserve">        while (</w:t>
+      </w:r>
+      <w:proofErr w:type="spellStart"/>
+      <w:r>
+        <w:rPr>
+          <w:rFonts w:ascii="Courier New" w:eastAsia="Courier New" w:hAnsi="Courier New" w:cs="Courier New"/>
+          <w:color w:val="000000" w:themeColor="text1"/>
+          <w:sz w:val="22"/>
+          <w:lang w:val="en-US"/>
+        </w:rPr>
+        <w:t>max_size</w:t>
+      </w:r>
+      <w:proofErr w:type="spellEnd"/>
+      <w:r>
+        <w:rPr>
+          <w:rFonts w:ascii="Courier New" w:eastAsia="Courier New" w:hAnsi="Courier New" w:cs="Courier New"/>
+          <w:color w:val="000000" w:themeColor="text1"/>
+          <w:sz w:val="22"/>
+          <w:lang w:val="en-US"/>
+        </w:rPr>
+        <w:t xml:space="preserve"> &gt; 0 &amp;&amp; !</w:t>
+      </w:r>
+      <w:proofErr w:type="spellStart"/>
+      <w:r>
+        <w:rPr>
+          <w:rFonts w:ascii="Courier New" w:eastAsia="Courier New" w:hAnsi="Courier New" w:cs="Courier New"/>
+          <w:color w:val="000000" w:themeColor="text1"/>
+          <w:sz w:val="22"/>
+          <w:lang w:val="en-US"/>
+        </w:rPr>
+        <w:t>current.can_place</w:t>
+      </w:r>
+      <w:proofErr w:type="spellEnd"/>
+      <w:r>
+        <w:rPr>
+          <w:rFonts w:ascii="Courier New" w:eastAsia="Courier New" w:hAnsi="Courier New" w:cs="Courier New"/>
+          <w:color w:val="000000" w:themeColor="text1"/>
+          <w:sz w:val="22"/>
+          <w:lang w:val="en-US"/>
+        </w:rPr>
+        <w:t xml:space="preserve">(x, y, </w:t>
+      </w:r>
+      <w:proofErr w:type="spellStart"/>
+      <w:r>
+        <w:rPr>
+          <w:rFonts w:ascii="Courier New" w:eastAsia="Courier New" w:hAnsi="Courier New" w:cs="Courier New"/>
+          <w:color w:val="000000" w:themeColor="text1"/>
+          <w:sz w:val="22"/>
+          <w:lang w:val="en-US"/>
+        </w:rPr>
+        <w:t>max_size</w:t>
+      </w:r>
+      <w:proofErr w:type="spellEnd"/>
+      <w:r>
+        <w:rPr>
+          <w:rFonts w:ascii="Courier New" w:eastAsia="Courier New" w:hAnsi="Courier New" w:cs="Courier New"/>
+          <w:color w:val="000000" w:themeColor="text1"/>
+          <w:sz w:val="22"/>
+          <w:lang w:val="en-US"/>
+        </w:rPr>
+        <w:t xml:space="preserve">)) </w:t>
+      </w:r>
+      <w:proofErr w:type="spellStart"/>
+      <w:r>
+        <w:rPr>
+          <w:rFonts w:ascii="Courier New" w:eastAsia="Courier New" w:hAnsi="Courier New" w:cs="Courier New"/>
+          <w:color w:val="000000" w:themeColor="text1"/>
+          <w:sz w:val="22"/>
+          <w:lang w:val="en-US"/>
+        </w:rPr>
+        <w:t>max_size</w:t>
+      </w:r>
+      <w:proofErr w:type="spellEnd"/>
+      <w:r>
+        <w:rPr>
+          <w:rFonts w:ascii="Courier New" w:eastAsia="Courier New" w:hAnsi="Courier New" w:cs="Courier New"/>
+          <w:color w:val="000000" w:themeColor="text1"/>
+          <w:sz w:val="22"/>
+          <w:lang w:val="en-US"/>
+        </w:rPr>
+        <w:t>--;</w:t>
       </w:r>
     </w:p>
     <w:p>
@@ -6468,117 +8644,237 @@
           <w:lang w:val="en-US"/>
         </w:rPr>
         <w:lastRenderedPageBreak/>
-        <w:t xml:space="preserve">        for(int size = max_size; size &gt; 0; size--) {</w:t>
-      </w:r>
-    </w:p>
-    <w:p>
-      <w:pPr>
-        <w:pStyle w:val="Standard"/>
-        <w:spacing w:after="1.50pt" w:line="12pt" w:lineRule="auto"/>
-        <w:ind w:firstLine="0pt"/>
-        <w:rPr>
-          <w:rFonts w:ascii="Courier New" w:eastAsia="Courier New" w:hAnsi="Courier New" w:cs="Courier New"/>
-          <w:color w:val="000000" w:themeColor="text1"/>
-          <w:sz w:val="22"/>
-          <w:lang w:val="en-US"/>
-        </w:rPr>
-      </w:pPr>
-      <w:r>
-        <w:rPr>
-          <w:rFonts w:ascii="Courier New" w:eastAsia="Courier New" w:hAnsi="Courier New" w:cs="Courier New"/>
-          <w:color w:val="000000" w:themeColor="text1"/>
-          <w:sz w:val="22"/>
-          <w:lang w:val="en-US"/>
-        </w:rPr>
-        <w:t xml:space="preserve">            if (current.can_place(x, y, size)) {</w:t>
-      </w:r>
-    </w:p>
-    <w:p>
-      <w:pPr>
-        <w:pStyle w:val="Standard"/>
-        <w:spacing w:after="1.50pt" w:line="12pt" w:lineRule="auto"/>
-        <w:ind w:firstLine="0pt"/>
-        <w:rPr>
-          <w:rFonts w:ascii="Courier New" w:eastAsia="Courier New" w:hAnsi="Courier New" w:cs="Courier New"/>
-          <w:color w:val="000000" w:themeColor="text1"/>
-          <w:sz w:val="22"/>
-          <w:lang w:val="en-US"/>
-        </w:rPr>
-      </w:pPr>
-      <w:r>
-        <w:rPr>
-          <w:rFonts w:ascii="Courier New" w:eastAsia="Courier New" w:hAnsi="Courier New" w:cs="Courier New"/>
-          <w:color w:val="000000" w:themeColor="text1"/>
-          <w:sz w:val="22"/>
-          <w:lang w:val="en-US"/>
-        </w:rPr>
-        <w:t xml:space="preserve">                current.place_square(x, y, size);</w:t>
-      </w:r>
-    </w:p>
-    <w:p>
-      <w:pPr>
-        <w:pStyle w:val="Standard"/>
-        <w:spacing w:after="1.50pt" w:line="12pt" w:lineRule="auto"/>
-        <w:ind w:firstLine="0pt"/>
-        <w:rPr>
-          <w:rFonts w:ascii="Courier New" w:eastAsia="Courier New" w:hAnsi="Courier New" w:cs="Courier New"/>
-          <w:color w:val="000000" w:themeColor="text1"/>
-          <w:sz w:val="22"/>
-          <w:lang w:val="en-US"/>
-        </w:rPr>
-      </w:pPr>
-      <w:r>
-        <w:rPr>
-          <w:rFonts w:ascii="Courier New" w:eastAsia="Courier New" w:hAnsi="Courier New" w:cs="Courier New"/>
-          <w:color w:val="000000" w:themeColor="text1"/>
-          <w:sz w:val="22"/>
-          <w:lang w:val="en-US"/>
-        </w:rPr>
-        <w:t xml:space="preserve">                st.push(current);</w:t>
-      </w:r>
-    </w:p>
-    <w:p>
-      <w:pPr>
-        <w:pStyle w:val="Standard"/>
-        <w:spacing w:after="1.50pt" w:line="12pt" w:lineRule="auto"/>
-        <w:ind w:firstLine="0pt"/>
-        <w:rPr>
-          <w:rFonts w:ascii="Courier New" w:eastAsia="Courier New" w:hAnsi="Courier New" w:cs="Courier New"/>
-          <w:color w:val="000000" w:themeColor="text1"/>
-          <w:sz w:val="22"/>
-          <w:lang w:val="en-US"/>
-        </w:rPr>
-      </w:pPr>
-      <w:r>
-        <w:rPr>
-          <w:rFonts w:ascii="Courier New" w:eastAsia="Courier New" w:hAnsi="Courier New" w:cs="Courier New"/>
-          <w:color w:val="000000" w:themeColor="text1"/>
-          <w:sz w:val="22"/>
-          <w:lang w:val="en-US"/>
-        </w:rPr>
-        <w:t xml:space="preserve">                current.placed_squares.pop_back();</w:t>
-      </w:r>
-    </w:p>
-    <w:p>
-      <w:pPr>
-        <w:pStyle w:val="Standard"/>
-        <w:spacing w:after="1.50pt" w:line="12pt" w:lineRule="auto"/>
-        <w:ind w:firstLine="0pt"/>
-        <w:rPr>
-          <w:rFonts w:ascii="Courier New" w:eastAsia="Courier New" w:hAnsi="Courier New" w:cs="Courier New"/>
-          <w:color w:val="000000" w:themeColor="text1"/>
-          <w:sz w:val="22"/>
-          <w:lang w:val="en-US"/>
-        </w:rPr>
-      </w:pPr>
-      <w:r>
-        <w:rPr>
-          <w:rFonts w:ascii="Courier New" w:eastAsia="Courier New" w:hAnsi="Courier New" w:cs="Courier New"/>
-          <w:color w:val="000000" w:themeColor="text1"/>
-          <w:sz w:val="22"/>
-          <w:lang w:val="en-US"/>
-        </w:rPr>
-        <w:t xml:space="preserve">                current.remove_square(x, y, size);</w:t>
+        <w:t xml:space="preserve">        for(int size = </w:t>
+      </w:r>
+      <w:proofErr w:type="spellStart"/>
+      <w:r>
+        <w:rPr>
+          <w:rFonts w:ascii="Courier New" w:eastAsia="Courier New" w:hAnsi="Courier New" w:cs="Courier New"/>
+          <w:color w:val="000000" w:themeColor="text1"/>
+          <w:sz w:val="22"/>
+          <w:lang w:val="en-US"/>
+        </w:rPr>
+        <w:t>max_size</w:t>
+      </w:r>
+      <w:proofErr w:type="spellEnd"/>
+      <w:r>
+        <w:rPr>
+          <w:rFonts w:ascii="Courier New" w:eastAsia="Courier New" w:hAnsi="Courier New" w:cs="Courier New"/>
+          <w:color w:val="000000" w:themeColor="text1"/>
+          <w:sz w:val="22"/>
+          <w:lang w:val="en-US"/>
+        </w:rPr>
+        <w:t>; size &gt; 0; size--) {</w:t>
+      </w:r>
+    </w:p>
+    <w:p>
+      <w:pPr>
+        <w:pStyle w:val="Standard"/>
+        <w:spacing w:after="1.50pt" w:line="12pt" w:lineRule="auto"/>
+        <w:ind w:firstLine="0pt"/>
+        <w:rPr>
+          <w:rFonts w:ascii="Courier New" w:eastAsia="Courier New" w:hAnsi="Courier New" w:cs="Courier New"/>
+          <w:color w:val="000000" w:themeColor="text1"/>
+          <w:sz w:val="22"/>
+          <w:lang w:val="en-US"/>
+        </w:rPr>
+      </w:pPr>
+      <w:r>
+        <w:rPr>
+          <w:rFonts w:ascii="Courier New" w:eastAsia="Courier New" w:hAnsi="Courier New" w:cs="Courier New"/>
+          <w:color w:val="000000" w:themeColor="text1"/>
+          <w:sz w:val="22"/>
+          <w:lang w:val="en-US"/>
+        </w:rPr>
+        <w:t xml:space="preserve">            if (</w:t>
+      </w:r>
+      <w:proofErr w:type="spellStart"/>
+      <w:r>
+        <w:rPr>
+          <w:rFonts w:ascii="Courier New" w:eastAsia="Courier New" w:hAnsi="Courier New" w:cs="Courier New"/>
+          <w:color w:val="000000" w:themeColor="text1"/>
+          <w:sz w:val="22"/>
+          <w:lang w:val="en-US"/>
+        </w:rPr>
+        <w:t>current.can_place</w:t>
+      </w:r>
+      <w:proofErr w:type="spellEnd"/>
+      <w:r>
+        <w:rPr>
+          <w:rFonts w:ascii="Courier New" w:eastAsia="Courier New" w:hAnsi="Courier New" w:cs="Courier New"/>
+          <w:color w:val="000000" w:themeColor="text1"/>
+          <w:sz w:val="22"/>
+          <w:lang w:val="en-US"/>
+        </w:rPr>
+        <w:t>(x, y, size)) {</w:t>
+      </w:r>
+    </w:p>
+    <w:p>
+      <w:pPr>
+        <w:pStyle w:val="Standard"/>
+        <w:spacing w:after="1.50pt" w:line="12pt" w:lineRule="auto"/>
+        <w:ind w:firstLine="0pt"/>
+        <w:rPr>
+          <w:rFonts w:ascii="Courier New" w:eastAsia="Courier New" w:hAnsi="Courier New" w:cs="Courier New"/>
+          <w:color w:val="000000" w:themeColor="text1"/>
+          <w:sz w:val="22"/>
+          <w:lang w:val="en-US"/>
+        </w:rPr>
+      </w:pPr>
+      <w:r>
+        <w:rPr>
+          <w:rFonts w:ascii="Courier New" w:eastAsia="Courier New" w:hAnsi="Courier New" w:cs="Courier New"/>
+          <w:color w:val="000000" w:themeColor="text1"/>
+          <w:sz w:val="22"/>
+          <w:lang w:val="en-US"/>
+        </w:rPr>
+        <w:t xml:space="preserve">                </w:t>
+      </w:r>
+      <w:proofErr w:type="spellStart"/>
+      <w:r>
+        <w:rPr>
+          <w:rFonts w:ascii="Courier New" w:eastAsia="Courier New" w:hAnsi="Courier New" w:cs="Courier New"/>
+          <w:color w:val="000000" w:themeColor="text1"/>
+          <w:sz w:val="22"/>
+          <w:lang w:val="en-US"/>
+        </w:rPr>
+        <w:t>current.place_square</w:t>
+      </w:r>
+      <w:proofErr w:type="spellEnd"/>
+      <w:r>
+        <w:rPr>
+          <w:rFonts w:ascii="Courier New" w:eastAsia="Courier New" w:hAnsi="Courier New" w:cs="Courier New"/>
+          <w:color w:val="000000" w:themeColor="text1"/>
+          <w:sz w:val="22"/>
+          <w:lang w:val="en-US"/>
+        </w:rPr>
+        <w:t>(x, y, size);</w:t>
+      </w:r>
+    </w:p>
+    <w:p>
+      <w:pPr>
+        <w:pStyle w:val="Standard"/>
+        <w:spacing w:after="1.50pt" w:line="12pt" w:lineRule="auto"/>
+        <w:ind w:firstLine="0pt"/>
+        <w:rPr>
+          <w:rFonts w:ascii="Courier New" w:eastAsia="Courier New" w:hAnsi="Courier New" w:cs="Courier New"/>
+          <w:color w:val="000000" w:themeColor="text1"/>
+          <w:sz w:val="22"/>
+          <w:lang w:val="en-US"/>
+        </w:rPr>
+      </w:pPr>
+      <w:r>
+        <w:rPr>
+          <w:rFonts w:ascii="Courier New" w:eastAsia="Courier New" w:hAnsi="Courier New" w:cs="Courier New"/>
+          <w:color w:val="000000" w:themeColor="text1"/>
+          <w:sz w:val="22"/>
+          <w:lang w:val="en-US"/>
+        </w:rPr>
+        <w:t xml:space="preserve">                </w:t>
+      </w:r>
+      <w:proofErr w:type="spellStart"/>
+      <w:r>
+        <w:rPr>
+          <w:rFonts w:ascii="Courier New" w:eastAsia="Courier New" w:hAnsi="Courier New" w:cs="Courier New"/>
+          <w:color w:val="000000" w:themeColor="text1"/>
+          <w:sz w:val="22"/>
+          <w:lang w:val="en-US"/>
+        </w:rPr>
+        <w:t>st.push</w:t>
+      </w:r>
+      <w:proofErr w:type="spellEnd"/>
+      <w:r>
+        <w:rPr>
+          <w:rFonts w:ascii="Courier New" w:eastAsia="Courier New" w:hAnsi="Courier New" w:cs="Courier New"/>
+          <w:color w:val="000000" w:themeColor="text1"/>
+          <w:sz w:val="22"/>
+          <w:lang w:val="en-US"/>
+        </w:rPr>
+        <w:t>(current);</w:t>
+      </w:r>
+    </w:p>
+    <w:p>
+      <w:pPr>
+        <w:pStyle w:val="Standard"/>
+        <w:spacing w:after="1.50pt" w:line="12pt" w:lineRule="auto"/>
+        <w:ind w:firstLine="0pt"/>
+        <w:rPr>
+          <w:rFonts w:ascii="Courier New" w:eastAsia="Courier New" w:hAnsi="Courier New" w:cs="Courier New"/>
+          <w:color w:val="000000" w:themeColor="text1"/>
+          <w:sz w:val="22"/>
+          <w:lang w:val="en-US"/>
+        </w:rPr>
+      </w:pPr>
+      <w:r>
+        <w:rPr>
+          <w:rFonts w:ascii="Courier New" w:eastAsia="Courier New" w:hAnsi="Courier New" w:cs="Courier New"/>
+          <w:color w:val="000000" w:themeColor="text1"/>
+          <w:sz w:val="22"/>
+          <w:lang w:val="en-US"/>
+        </w:rPr>
+        <w:t xml:space="preserve">                </w:t>
+      </w:r>
+      <w:proofErr w:type="spellStart"/>
+      <w:r>
+        <w:rPr>
+          <w:rFonts w:ascii="Courier New" w:eastAsia="Courier New" w:hAnsi="Courier New" w:cs="Courier New"/>
+          <w:color w:val="000000" w:themeColor="text1"/>
+          <w:sz w:val="22"/>
+          <w:lang w:val="en-US"/>
+        </w:rPr>
+        <w:t>current.placed_squares.pop_back</w:t>
+      </w:r>
+      <w:proofErr w:type="spellEnd"/>
+      <w:r>
+        <w:rPr>
+          <w:rFonts w:ascii="Courier New" w:eastAsia="Courier New" w:hAnsi="Courier New" w:cs="Courier New"/>
+          <w:color w:val="000000" w:themeColor="text1"/>
+          <w:sz w:val="22"/>
+          <w:lang w:val="en-US"/>
+        </w:rPr>
+        <w:t>();</w:t>
+      </w:r>
+    </w:p>
+    <w:p>
+      <w:pPr>
+        <w:pStyle w:val="Standard"/>
+        <w:spacing w:after="1.50pt" w:line="12pt" w:lineRule="auto"/>
+        <w:ind w:firstLine="0pt"/>
+        <w:rPr>
+          <w:rFonts w:ascii="Courier New" w:eastAsia="Courier New" w:hAnsi="Courier New" w:cs="Courier New"/>
+          <w:color w:val="000000" w:themeColor="text1"/>
+          <w:sz w:val="22"/>
+          <w:lang w:val="en-US"/>
+        </w:rPr>
+      </w:pPr>
+      <w:r>
+        <w:rPr>
+          <w:rFonts w:ascii="Courier New" w:eastAsia="Courier New" w:hAnsi="Courier New" w:cs="Courier New"/>
+          <w:color w:val="000000" w:themeColor="text1"/>
+          <w:sz w:val="22"/>
+          <w:lang w:val="en-US"/>
+        </w:rPr>
+        <w:t xml:space="preserve">                </w:t>
+      </w:r>
+      <w:proofErr w:type="spellStart"/>
+      <w:r>
+        <w:rPr>
+          <w:rFonts w:ascii="Courier New" w:eastAsia="Courier New" w:hAnsi="Courier New" w:cs="Courier New"/>
+          <w:color w:val="000000" w:themeColor="text1"/>
+          <w:sz w:val="22"/>
+          <w:lang w:val="en-US"/>
+        </w:rPr>
+        <w:t>current.remove_square</w:t>
+      </w:r>
+      <w:proofErr w:type="spellEnd"/>
+      <w:r>
+        <w:rPr>
+          <w:rFonts w:ascii="Courier New" w:eastAsia="Courier New" w:hAnsi="Courier New" w:cs="Courier New"/>
+          <w:color w:val="000000" w:themeColor="text1"/>
+          <w:sz w:val="22"/>
+          <w:lang w:val="en-US"/>
+        </w:rPr>
+        <w:t>(x, y, size);</w:t>
       </w:r>
     </w:p>
     <w:p>
@@ -6732,29 +9028,89 @@
           <w:sz w:val="22"/>
           <w:lang w:val="en-US"/>
         </w:rPr>
-        <w:t xml:space="preserve">    cin &gt;&gt; N;</w:t>
-      </w:r>
-    </w:p>
-    <w:p>
-      <w:pPr>
-        <w:pStyle w:val="Standard"/>
-        <w:spacing w:after="1.50pt" w:line="12pt" w:lineRule="auto"/>
-        <w:ind w:firstLine="0pt"/>
-        <w:rPr>
-          <w:rFonts w:ascii="Courier New" w:eastAsia="Courier New" w:hAnsi="Courier New" w:cs="Courier New"/>
-          <w:color w:val="000000" w:themeColor="text1"/>
-          <w:sz w:val="22"/>
-          <w:lang w:val="en-US"/>
-        </w:rPr>
-      </w:pPr>
-      <w:r>
-        <w:rPr>
-          <w:rFonts w:ascii="Courier New" w:eastAsia="Courier New" w:hAnsi="Courier New" w:cs="Courier New"/>
-          <w:color w:val="000000" w:themeColor="text1"/>
-          <w:sz w:val="22"/>
-          <w:lang w:val="en-US"/>
-        </w:rPr>
-        <w:t xml:space="preserve">    auto start = std::chrono::high_resolution_clock::now();</w:t>
+        <w:t xml:space="preserve">    </w:t>
+      </w:r>
+      <w:proofErr w:type="spellStart"/>
+      <w:r>
+        <w:rPr>
+          <w:rFonts w:ascii="Courier New" w:eastAsia="Courier New" w:hAnsi="Courier New" w:cs="Courier New"/>
+          <w:color w:val="000000" w:themeColor="text1"/>
+          <w:sz w:val="22"/>
+          <w:lang w:val="en-US"/>
+        </w:rPr>
+        <w:t>cin</w:t>
+      </w:r>
+      <w:proofErr w:type="spellEnd"/>
+      <w:r>
+        <w:rPr>
+          <w:rFonts w:ascii="Courier New" w:eastAsia="Courier New" w:hAnsi="Courier New" w:cs="Courier New"/>
+          <w:color w:val="000000" w:themeColor="text1"/>
+          <w:sz w:val="22"/>
+          <w:lang w:val="en-US"/>
+        </w:rPr>
+        <w:t xml:space="preserve"> &gt;&gt; N;</w:t>
+      </w:r>
+    </w:p>
+    <w:p>
+      <w:pPr>
+        <w:pStyle w:val="Standard"/>
+        <w:spacing w:after="1.50pt" w:line="12pt" w:lineRule="auto"/>
+        <w:ind w:firstLine="0pt"/>
+        <w:rPr>
+          <w:rFonts w:ascii="Courier New" w:eastAsia="Courier New" w:hAnsi="Courier New" w:cs="Courier New"/>
+          <w:color w:val="000000" w:themeColor="text1"/>
+          <w:sz w:val="22"/>
+          <w:lang w:val="en-US"/>
+        </w:rPr>
+      </w:pPr>
+      <w:r>
+        <w:rPr>
+          <w:rFonts w:ascii="Courier New" w:eastAsia="Courier New" w:hAnsi="Courier New" w:cs="Courier New"/>
+          <w:color w:val="000000" w:themeColor="text1"/>
+          <w:sz w:val="22"/>
+          <w:lang w:val="en-US"/>
+        </w:rPr>
+        <w:t xml:space="preserve">    auto start = </w:t>
+      </w:r>
+      <w:proofErr w:type="gramStart"/>
+      <w:r>
+        <w:rPr>
+          <w:rFonts w:ascii="Courier New" w:eastAsia="Courier New" w:hAnsi="Courier New" w:cs="Courier New"/>
+          <w:color w:val="000000" w:themeColor="text1"/>
+          <w:sz w:val="22"/>
+          <w:lang w:val="en-US"/>
+        </w:rPr>
+        <w:t>std::</w:t>
+      </w:r>
+      <w:proofErr w:type="gramEnd"/>
+      <w:r>
+        <w:rPr>
+          <w:rFonts w:ascii="Courier New" w:eastAsia="Courier New" w:hAnsi="Courier New" w:cs="Courier New"/>
+          <w:color w:val="000000" w:themeColor="text1"/>
+          <w:sz w:val="22"/>
+          <w:lang w:val="en-US"/>
+        </w:rPr>
+        <w:t>chrono::</w:t>
+      </w:r>
+      <w:proofErr w:type="spellStart"/>
+      <w:r>
+        <w:rPr>
+          <w:rFonts w:ascii="Courier New" w:eastAsia="Courier New" w:hAnsi="Courier New" w:cs="Courier New"/>
+          <w:color w:val="000000" w:themeColor="text1"/>
+          <w:sz w:val="22"/>
+          <w:lang w:val="en-US"/>
+        </w:rPr>
+        <w:t>high_resolution_clock</w:t>
+      </w:r>
+      <w:proofErr w:type="spellEnd"/>
+      <w:r>
+        <w:rPr>
+          <w:rFonts w:ascii="Courier New" w:eastAsia="Courier New" w:hAnsi="Courier New" w:cs="Courier New"/>
+          <w:color w:val="000000" w:themeColor="text1"/>
+          <w:sz w:val="22"/>
+          <w:lang w:val="en-US"/>
+        </w:rPr>
+        <w:t>::now();</w:t>
       </w:r>
     </w:p>
     <w:p>
@@ -6855,95 +9211,195 @@
           <w:sz w:val="22"/>
           <w:lang w:val="en-US"/>
         </w:rPr>
-        <w:t xml:space="preserve">        solution.clear();</w:t>
-      </w:r>
-    </w:p>
-    <w:p>
-      <w:pPr>
-        <w:pStyle w:val="Standard"/>
-        <w:spacing w:after="1.50pt" w:line="12pt" w:lineRule="auto"/>
-        <w:ind w:firstLine="0pt"/>
-        <w:rPr>
-          <w:rFonts w:ascii="Courier New" w:eastAsia="Courier New" w:hAnsi="Courier New" w:cs="Courier New"/>
-          <w:color w:val="000000" w:themeColor="text1"/>
-          <w:sz w:val="22"/>
-          <w:lang w:val="en-US"/>
-        </w:rPr>
-      </w:pPr>
-      <w:r>
-        <w:rPr>
-          <w:rFonts w:ascii="Courier New" w:eastAsia="Courier New" w:hAnsi="Courier New" w:cs="Courier New"/>
-          <w:color w:val="000000" w:themeColor="text1"/>
-          <w:sz w:val="22"/>
-          <w:lang w:val="en-US"/>
-        </w:rPr>
-        <w:t xml:space="preserve">        solution.push_back({0, 0, half});</w:t>
-      </w:r>
-    </w:p>
-    <w:p>
-      <w:pPr>
-        <w:pStyle w:val="Standard"/>
-        <w:spacing w:after="1.50pt" w:line="12pt" w:lineRule="auto"/>
-        <w:ind w:firstLine="0pt"/>
-        <w:rPr>
-          <w:rFonts w:ascii="Courier New" w:eastAsia="Courier New" w:hAnsi="Courier New" w:cs="Courier New"/>
-          <w:color w:val="000000" w:themeColor="text1"/>
-          <w:sz w:val="22"/>
-          <w:lang w:val="en-US"/>
-        </w:rPr>
-      </w:pPr>
-      <w:r>
-        <w:rPr>
-          <w:rFonts w:ascii="Courier New" w:eastAsia="Courier New" w:hAnsi="Courier New" w:cs="Courier New"/>
-          <w:color w:val="000000" w:themeColor="text1"/>
-          <w:sz w:val="22"/>
-          <w:lang w:val="en-US"/>
-        </w:rPr>
-        <w:t xml:space="preserve">        solution.push_back({0, half, half});</w:t>
-      </w:r>
-    </w:p>
-    <w:p>
-      <w:pPr>
-        <w:pStyle w:val="Standard"/>
-        <w:spacing w:after="1.50pt" w:line="12pt" w:lineRule="auto"/>
-        <w:ind w:firstLine="0pt"/>
-        <w:rPr>
-          <w:rFonts w:ascii="Courier New" w:eastAsia="Courier New" w:hAnsi="Courier New" w:cs="Courier New"/>
-          <w:color w:val="000000" w:themeColor="text1"/>
-          <w:sz w:val="22"/>
-          <w:lang w:val="en-US"/>
-        </w:rPr>
-      </w:pPr>
-      <w:r>
-        <w:rPr>
-          <w:rFonts w:ascii="Courier New" w:eastAsia="Courier New" w:hAnsi="Courier New" w:cs="Courier New"/>
-          <w:color w:val="000000" w:themeColor="text1"/>
-          <w:sz w:val="22"/>
-          <w:lang w:val="en-US"/>
-        </w:rPr>
-        <w:t xml:space="preserve">        solution.push_back({half, 0, half});</w:t>
-      </w:r>
-    </w:p>
-    <w:p>
-      <w:pPr>
-        <w:pStyle w:val="Standard"/>
-        <w:spacing w:after="1.50pt" w:line="12pt" w:lineRule="auto"/>
-        <w:ind w:firstLine="0pt"/>
-        <w:rPr>
-          <w:rFonts w:ascii="Courier New" w:eastAsia="Courier New" w:hAnsi="Courier New" w:cs="Courier New"/>
-          <w:color w:val="000000" w:themeColor="text1"/>
-          <w:sz w:val="22"/>
-          <w:lang w:val="en-US"/>
-        </w:rPr>
-      </w:pPr>
-      <w:r>
-        <w:rPr>
-          <w:rFonts w:ascii="Courier New" w:eastAsia="Courier New" w:hAnsi="Courier New" w:cs="Courier New"/>
-          <w:color w:val="000000" w:themeColor="text1"/>
-          <w:sz w:val="22"/>
-          <w:lang w:val="en-US"/>
-        </w:rPr>
-        <w:t xml:space="preserve">        solution.push_back({half, half, half});</w:t>
+        <w:t xml:space="preserve">        </w:t>
+      </w:r>
+      <w:proofErr w:type="spellStart"/>
+      <w:r>
+        <w:rPr>
+          <w:rFonts w:ascii="Courier New" w:eastAsia="Courier New" w:hAnsi="Courier New" w:cs="Courier New"/>
+          <w:color w:val="000000" w:themeColor="text1"/>
+          <w:sz w:val="22"/>
+          <w:lang w:val="en-US"/>
+        </w:rPr>
+        <w:t>solution.clear</w:t>
+      </w:r>
+      <w:proofErr w:type="spellEnd"/>
+      <w:r>
+        <w:rPr>
+          <w:rFonts w:ascii="Courier New" w:eastAsia="Courier New" w:hAnsi="Courier New" w:cs="Courier New"/>
+          <w:color w:val="000000" w:themeColor="text1"/>
+          <w:sz w:val="22"/>
+          <w:lang w:val="en-US"/>
+        </w:rPr>
+        <w:t>();</w:t>
+      </w:r>
+    </w:p>
+    <w:p>
+      <w:pPr>
+        <w:pStyle w:val="Standard"/>
+        <w:spacing w:after="1.50pt" w:line="12pt" w:lineRule="auto"/>
+        <w:ind w:firstLine="0pt"/>
+        <w:rPr>
+          <w:rFonts w:ascii="Courier New" w:eastAsia="Courier New" w:hAnsi="Courier New" w:cs="Courier New"/>
+          <w:color w:val="000000" w:themeColor="text1"/>
+          <w:sz w:val="22"/>
+          <w:lang w:val="en-US"/>
+        </w:rPr>
+      </w:pPr>
+      <w:r>
+        <w:rPr>
+          <w:rFonts w:ascii="Courier New" w:eastAsia="Courier New" w:hAnsi="Courier New" w:cs="Courier New"/>
+          <w:color w:val="000000" w:themeColor="text1"/>
+          <w:sz w:val="22"/>
+          <w:lang w:val="en-US"/>
+        </w:rPr>
+        <w:t xml:space="preserve">        </w:t>
+      </w:r>
+      <w:proofErr w:type="spellStart"/>
+      <w:r>
+        <w:rPr>
+          <w:rFonts w:ascii="Courier New" w:eastAsia="Courier New" w:hAnsi="Courier New" w:cs="Courier New"/>
+          <w:color w:val="000000" w:themeColor="text1"/>
+          <w:sz w:val="22"/>
+          <w:lang w:val="en-US"/>
+        </w:rPr>
+        <w:t>solution.push_back</w:t>
+      </w:r>
+      <w:proofErr w:type="spellEnd"/>
+      <w:r>
+        <w:rPr>
+          <w:rFonts w:ascii="Courier New" w:eastAsia="Courier New" w:hAnsi="Courier New" w:cs="Courier New"/>
+          <w:color w:val="000000" w:themeColor="text1"/>
+          <w:sz w:val="22"/>
+          <w:lang w:val="en-US"/>
+        </w:rPr>
+        <w:t>({0, 0, half});</w:t>
+      </w:r>
+    </w:p>
+    <w:p>
+      <w:pPr>
+        <w:pStyle w:val="Standard"/>
+        <w:spacing w:after="1.50pt" w:line="12pt" w:lineRule="auto"/>
+        <w:ind w:firstLine="0pt"/>
+        <w:rPr>
+          <w:rFonts w:ascii="Courier New" w:eastAsia="Courier New" w:hAnsi="Courier New" w:cs="Courier New"/>
+          <w:color w:val="000000" w:themeColor="text1"/>
+          <w:sz w:val="22"/>
+          <w:lang w:val="en-US"/>
+        </w:rPr>
+      </w:pPr>
+      <w:r>
+        <w:rPr>
+          <w:rFonts w:ascii="Courier New" w:eastAsia="Courier New" w:hAnsi="Courier New" w:cs="Courier New"/>
+          <w:color w:val="000000" w:themeColor="text1"/>
+          <w:sz w:val="22"/>
+          <w:lang w:val="en-US"/>
+        </w:rPr>
+        <w:t xml:space="preserve">        </w:t>
+      </w:r>
+      <w:proofErr w:type="spellStart"/>
+      <w:r>
+        <w:rPr>
+          <w:rFonts w:ascii="Courier New" w:eastAsia="Courier New" w:hAnsi="Courier New" w:cs="Courier New"/>
+          <w:color w:val="000000" w:themeColor="text1"/>
+          <w:sz w:val="22"/>
+          <w:lang w:val="en-US"/>
+        </w:rPr>
+        <w:t>solution.push_back</w:t>
+      </w:r>
+      <w:proofErr w:type="spellEnd"/>
+      <w:r>
+        <w:rPr>
+          <w:rFonts w:ascii="Courier New" w:eastAsia="Courier New" w:hAnsi="Courier New" w:cs="Courier New"/>
+          <w:color w:val="000000" w:themeColor="text1"/>
+          <w:sz w:val="22"/>
+          <w:lang w:val="en-US"/>
+        </w:rPr>
+        <w:t>({0, half, half});</w:t>
+      </w:r>
+    </w:p>
+    <w:p>
+      <w:pPr>
+        <w:pStyle w:val="Standard"/>
+        <w:spacing w:after="1.50pt" w:line="12pt" w:lineRule="auto"/>
+        <w:ind w:firstLine="0pt"/>
+        <w:rPr>
+          <w:rFonts w:ascii="Courier New" w:eastAsia="Courier New" w:hAnsi="Courier New" w:cs="Courier New"/>
+          <w:color w:val="000000" w:themeColor="text1"/>
+          <w:sz w:val="22"/>
+          <w:lang w:val="en-US"/>
+        </w:rPr>
+      </w:pPr>
+      <w:r>
+        <w:rPr>
+          <w:rFonts w:ascii="Courier New" w:eastAsia="Courier New" w:hAnsi="Courier New" w:cs="Courier New"/>
+          <w:color w:val="000000" w:themeColor="text1"/>
+          <w:sz w:val="22"/>
+          <w:lang w:val="en-US"/>
+        </w:rPr>
+        <w:t xml:space="preserve">        </w:t>
+      </w:r>
+      <w:proofErr w:type="spellStart"/>
+      <w:r>
+        <w:rPr>
+          <w:rFonts w:ascii="Courier New" w:eastAsia="Courier New" w:hAnsi="Courier New" w:cs="Courier New"/>
+          <w:color w:val="000000" w:themeColor="text1"/>
+          <w:sz w:val="22"/>
+          <w:lang w:val="en-US"/>
+        </w:rPr>
+        <w:t>solution.push_back</w:t>
+      </w:r>
+      <w:proofErr w:type="spellEnd"/>
+      <w:r>
+        <w:rPr>
+          <w:rFonts w:ascii="Courier New" w:eastAsia="Courier New" w:hAnsi="Courier New" w:cs="Courier New"/>
+          <w:color w:val="000000" w:themeColor="text1"/>
+          <w:sz w:val="22"/>
+          <w:lang w:val="en-US"/>
+        </w:rPr>
+        <w:t>({half, 0, half});</w:t>
+      </w:r>
+    </w:p>
+    <w:p>
+      <w:pPr>
+        <w:pStyle w:val="Standard"/>
+        <w:spacing w:after="1.50pt" w:line="12pt" w:lineRule="auto"/>
+        <w:ind w:firstLine="0pt"/>
+        <w:rPr>
+          <w:rFonts w:ascii="Courier New" w:eastAsia="Courier New" w:hAnsi="Courier New" w:cs="Courier New"/>
+          <w:color w:val="000000" w:themeColor="text1"/>
+          <w:sz w:val="22"/>
+          <w:lang w:val="en-US"/>
+        </w:rPr>
+      </w:pPr>
+      <w:r>
+        <w:rPr>
+          <w:rFonts w:ascii="Courier New" w:eastAsia="Courier New" w:hAnsi="Courier New" w:cs="Courier New"/>
+          <w:color w:val="000000" w:themeColor="text1"/>
+          <w:sz w:val="22"/>
+          <w:lang w:val="en-US"/>
+        </w:rPr>
+        <w:t xml:space="preserve">        </w:t>
+      </w:r>
+      <w:proofErr w:type="spellStart"/>
+      <w:r>
+        <w:rPr>
+          <w:rFonts w:ascii="Courier New" w:eastAsia="Courier New" w:hAnsi="Courier New" w:cs="Courier New"/>
+          <w:color w:val="000000" w:themeColor="text1"/>
+          <w:sz w:val="22"/>
+          <w:lang w:val="en-US"/>
+        </w:rPr>
+        <w:t>solution.push_back</w:t>
+      </w:r>
+      <w:proofErr w:type="spellEnd"/>
+      <w:r>
+        <w:rPr>
+          <w:rFonts w:ascii="Courier New" w:eastAsia="Courier New" w:hAnsi="Courier New" w:cs="Courier New"/>
+          <w:color w:val="000000" w:themeColor="text1"/>
+          <w:sz w:val="22"/>
+          <w:lang w:val="en-US"/>
+        </w:rPr>
+        <w:t>({half, half, half});</w:t>
       </w:r>
     </w:p>
     <w:p>
@@ -6987,42 +9443,82 @@
           <w:sz w:val="22"/>
           <w:lang w:val="en-US"/>
         </w:rPr>
-        <w:t xml:space="preserve">        int d = smallest_divisor(N);</w:t>
-      </w:r>
-    </w:p>
-    <w:p>
-      <w:pPr>
-        <w:pStyle w:val="Standard"/>
-        <w:spacing w:after="1.50pt" w:line="12pt" w:lineRule="auto"/>
-        <w:ind w:firstLine="0pt"/>
-        <w:rPr>
-          <w:rFonts w:ascii="Courier New" w:eastAsia="Courier New" w:hAnsi="Courier New" w:cs="Courier New"/>
-          <w:color w:val="000000" w:themeColor="text1"/>
-          <w:sz w:val="22"/>
-          <w:lang w:val="en-US"/>
-        </w:rPr>
-      </w:pPr>
-    </w:p>
-    <w:p>
-      <w:pPr>
-        <w:pStyle w:val="Standard"/>
-        <w:spacing w:after="1.50pt" w:line="12pt" w:lineRule="auto"/>
-        <w:ind w:firstLine="0pt"/>
-        <w:rPr>
-          <w:rFonts w:ascii="Courier New" w:eastAsia="Courier New" w:hAnsi="Courier New" w:cs="Courier New"/>
-          <w:color w:val="000000" w:themeColor="text1"/>
-          <w:sz w:val="22"/>
-          <w:lang w:val="en-US"/>
-        </w:rPr>
-      </w:pPr>
-      <w:r>
-        <w:rPr>
-          <w:rFonts w:ascii="Courier New" w:eastAsia="Courier New" w:hAnsi="Courier New" w:cs="Courier New"/>
-          <w:color w:val="000000" w:themeColor="text1"/>
-          <w:sz w:val="22"/>
-          <w:lang w:val="en-US"/>
-        </w:rPr>
-        <w:t xml:space="preserve">        find_solution(d, solution);</w:t>
+        <w:t xml:space="preserve">        int d = </w:t>
+      </w:r>
+      <w:proofErr w:type="spellStart"/>
+      <w:r>
+        <w:rPr>
+          <w:rFonts w:ascii="Courier New" w:eastAsia="Courier New" w:hAnsi="Courier New" w:cs="Courier New"/>
+          <w:color w:val="000000" w:themeColor="text1"/>
+          <w:sz w:val="22"/>
+          <w:lang w:val="en-US"/>
+        </w:rPr>
+        <w:t>smallest_divisor</w:t>
+      </w:r>
+      <w:proofErr w:type="spellEnd"/>
+      <w:r>
+        <w:rPr>
+          <w:rFonts w:ascii="Courier New" w:eastAsia="Courier New" w:hAnsi="Courier New" w:cs="Courier New"/>
+          <w:color w:val="000000" w:themeColor="text1"/>
+          <w:sz w:val="22"/>
+          <w:lang w:val="en-US"/>
+        </w:rPr>
+        <w:t>(N);</w:t>
+      </w:r>
+    </w:p>
+    <w:p>
+      <w:pPr>
+        <w:pStyle w:val="Standard"/>
+        <w:spacing w:after="1.50pt" w:line="12pt" w:lineRule="auto"/>
+        <w:ind w:firstLine="0pt"/>
+        <w:rPr>
+          <w:rFonts w:ascii="Courier New" w:eastAsia="Courier New" w:hAnsi="Courier New" w:cs="Courier New"/>
+          <w:color w:val="000000" w:themeColor="text1"/>
+          <w:sz w:val="22"/>
+          <w:lang w:val="en-US"/>
+        </w:rPr>
+      </w:pPr>
+    </w:p>
+    <w:p>
+      <w:pPr>
+        <w:pStyle w:val="Standard"/>
+        <w:spacing w:after="1.50pt" w:line="12pt" w:lineRule="auto"/>
+        <w:ind w:firstLine="0pt"/>
+        <w:rPr>
+          <w:rFonts w:ascii="Courier New" w:eastAsia="Courier New" w:hAnsi="Courier New" w:cs="Courier New"/>
+          <w:color w:val="000000" w:themeColor="text1"/>
+          <w:sz w:val="22"/>
+          <w:lang w:val="en-US"/>
+        </w:rPr>
+      </w:pPr>
+      <w:r>
+        <w:rPr>
+          <w:rFonts w:ascii="Courier New" w:eastAsia="Courier New" w:hAnsi="Courier New" w:cs="Courier New"/>
+          <w:color w:val="000000" w:themeColor="text1"/>
+          <w:sz w:val="22"/>
+          <w:lang w:val="en-US"/>
+        </w:rPr>
+        <w:t xml:space="preserve">        </w:t>
+      </w:r>
+      <w:proofErr w:type="spellStart"/>
+      <w:r>
+        <w:rPr>
+          <w:rFonts w:ascii="Courier New" w:eastAsia="Courier New" w:hAnsi="Courier New" w:cs="Courier New"/>
+          <w:color w:val="000000" w:themeColor="text1"/>
+          <w:sz w:val="22"/>
+          <w:lang w:val="en-US"/>
+        </w:rPr>
+        <w:t>find_solution</w:t>
+      </w:r>
+      <w:proofErr w:type="spellEnd"/>
+      <w:r>
+        <w:rPr>
+          <w:rFonts w:ascii="Courier New" w:eastAsia="Courier New" w:hAnsi="Courier New" w:cs="Courier New"/>
+          <w:color w:val="000000" w:themeColor="text1"/>
+          <w:sz w:val="22"/>
+          <w:lang w:val="en-US"/>
+        </w:rPr>
+        <w:t>(d, solution);</w:t>
       </w:r>
     </w:p>
     <w:p>
@@ -7145,51 +9641,111 @@
           <w:sz w:val="22"/>
           <w:lang w:val="en-US"/>
         </w:rPr>
-        <w:t xml:space="preserve">                square.x *= k;</w:t>
-      </w:r>
-    </w:p>
-    <w:p>
-      <w:pPr>
-        <w:pStyle w:val="Standard"/>
-        <w:spacing w:after="1.50pt" w:line="12pt" w:lineRule="auto"/>
-        <w:ind w:firstLine="0pt"/>
-        <w:rPr>
-          <w:rFonts w:ascii="Courier New" w:eastAsia="Courier New" w:hAnsi="Courier New" w:cs="Courier New"/>
-          <w:color w:val="000000" w:themeColor="text1"/>
-          <w:sz w:val="22"/>
-          <w:lang w:val="en-US"/>
-        </w:rPr>
-      </w:pPr>
-      <w:r>
-        <w:rPr>
-          <w:rFonts w:ascii="Courier New" w:eastAsia="Courier New" w:hAnsi="Courier New" w:cs="Courier New"/>
-          <w:color w:val="000000" w:themeColor="text1"/>
-          <w:sz w:val="22"/>
-          <w:lang w:val="en-US"/>
-        </w:rPr>
-        <w:t xml:space="preserve">                square.y *= k;</w:t>
-      </w:r>
-    </w:p>
-    <w:p>
-      <w:pPr>
-        <w:pStyle w:val="Standard"/>
-        <w:spacing w:after="1.50pt" w:line="12pt" w:lineRule="auto"/>
-        <w:ind w:firstLine="0pt"/>
-        <w:rPr>
-          <w:rFonts w:ascii="Courier New" w:eastAsia="Courier New" w:hAnsi="Courier New" w:cs="Courier New"/>
-          <w:color w:val="000000" w:themeColor="text1"/>
-          <w:sz w:val="22"/>
-          <w:lang w:val="en-US"/>
-        </w:rPr>
-      </w:pPr>
-      <w:r>
-        <w:rPr>
-          <w:rFonts w:ascii="Courier New" w:eastAsia="Courier New" w:hAnsi="Courier New" w:cs="Courier New"/>
-          <w:color w:val="000000" w:themeColor="text1"/>
-          <w:sz w:val="22"/>
-          <w:lang w:val="en-US"/>
-        </w:rPr>
-        <w:t xml:space="preserve">                square.size *= k;</w:t>
+        <w:t xml:space="preserve">                </w:t>
+      </w:r>
+      <w:proofErr w:type="spellStart"/>
+      <w:r>
+        <w:rPr>
+          <w:rFonts w:ascii="Courier New" w:eastAsia="Courier New" w:hAnsi="Courier New" w:cs="Courier New"/>
+          <w:color w:val="000000" w:themeColor="text1"/>
+          <w:sz w:val="22"/>
+          <w:lang w:val="en-US"/>
+        </w:rPr>
+        <w:t>square.x</w:t>
+      </w:r>
+      <w:proofErr w:type="spellEnd"/>
+      <w:r>
+        <w:rPr>
+          <w:rFonts w:ascii="Courier New" w:eastAsia="Courier New" w:hAnsi="Courier New" w:cs="Courier New"/>
+          <w:color w:val="000000" w:themeColor="text1"/>
+          <w:sz w:val="22"/>
+          <w:lang w:val="en-US"/>
+        </w:rPr>
+        <w:t xml:space="preserve"> *= k;</w:t>
+      </w:r>
+    </w:p>
+    <w:p>
+      <w:pPr>
+        <w:pStyle w:val="Standard"/>
+        <w:spacing w:after="1.50pt" w:line="12pt" w:lineRule="auto"/>
+        <w:ind w:firstLine="0pt"/>
+        <w:rPr>
+          <w:rFonts w:ascii="Courier New" w:eastAsia="Courier New" w:hAnsi="Courier New" w:cs="Courier New"/>
+          <w:color w:val="000000" w:themeColor="text1"/>
+          <w:sz w:val="22"/>
+          <w:lang w:val="en-US"/>
+        </w:rPr>
+      </w:pPr>
+      <w:r>
+        <w:rPr>
+          <w:rFonts w:ascii="Courier New" w:eastAsia="Courier New" w:hAnsi="Courier New" w:cs="Courier New"/>
+          <w:color w:val="000000" w:themeColor="text1"/>
+          <w:sz w:val="22"/>
+          <w:lang w:val="en-US"/>
+        </w:rPr>
+        <w:t xml:space="preserve">                </w:t>
+      </w:r>
+      <w:proofErr w:type="spellStart"/>
+      <w:r>
+        <w:rPr>
+          <w:rFonts w:ascii="Courier New" w:eastAsia="Courier New" w:hAnsi="Courier New" w:cs="Courier New"/>
+          <w:color w:val="000000" w:themeColor="text1"/>
+          <w:sz w:val="22"/>
+          <w:lang w:val="en-US"/>
+        </w:rPr>
+        <w:t>square.y</w:t>
+      </w:r>
+      <w:proofErr w:type="spellEnd"/>
+      <w:r>
+        <w:rPr>
+          <w:rFonts w:ascii="Courier New" w:eastAsia="Courier New" w:hAnsi="Courier New" w:cs="Courier New"/>
+          <w:color w:val="000000" w:themeColor="text1"/>
+          <w:sz w:val="22"/>
+          <w:lang w:val="en-US"/>
+        </w:rPr>
+        <w:t xml:space="preserve"> *= k;</w:t>
+      </w:r>
+    </w:p>
+    <w:p>
+      <w:pPr>
+        <w:pStyle w:val="Standard"/>
+        <w:spacing w:after="1.50pt" w:line="12pt" w:lineRule="auto"/>
+        <w:ind w:firstLine="0pt"/>
+        <w:rPr>
+          <w:rFonts w:ascii="Courier New" w:eastAsia="Courier New" w:hAnsi="Courier New" w:cs="Courier New"/>
+          <w:color w:val="000000" w:themeColor="text1"/>
+          <w:sz w:val="22"/>
+          <w:lang w:val="en-US"/>
+        </w:rPr>
+      </w:pPr>
+      <w:r>
+        <w:rPr>
+          <w:rFonts w:ascii="Courier New" w:eastAsia="Courier New" w:hAnsi="Courier New" w:cs="Courier New"/>
+          <w:color w:val="000000" w:themeColor="text1"/>
+          <w:sz w:val="22"/>
+          <w:lang w:val="en-US"/>
+        </w:rPr>
+        <w:t xml:space="preserve">                </w:t>
+      </w:r>
+      <w:proofErr w:type="spellStart"/>
+      <w:r>
+        <w:rPr>
+          <w:rFonts w:ascii="Courier New" w:eastAsia="Courier New" w:hAnsi="Courier New" w:cs="Courier New"/>
+          <w:color w:val="000000" w:themeColor="text1"/>
+          <w:sz w:val="22"/>
+          <w:lang w:val="en-US"/>
+        </w:rPr>
+        <w:t>square.size</w:t>
+      </w:r>
+      <w:proofErr w:type="spellEnd"/>
+      <w:r>
+        <w:rPr>
+          <w:rFonts w:ascii="Courier New" w:eastAsia="Courier New" w:hAnsi="Courier New" w:cs="Courier New"/>
+          <w:color w:val="000000" w:themeColor="text1"/>
+          <w:sz w:val="22"/>
+          <w:lang w:val="en-US"/>
+        </w:rPr>
+        <w:t xml:space="preserve"> *= k;</w:t>
       </w:r>
     </w:p>
     <w:p>
@@ -7299,95 +9855,286 @@
           <w:sz w:val="22"/>
           <w:lang w:val="en-US"/>
         </w:rPr>
-        <w:t xml:space="preserve">    print_solution(solution, N);</w:t>
-      </w:r>
-    </w:p>
-    <w:p>
-      <w:pPr>
-        <w:pStyle w:val="Standard"/>
-        <w:spacing w:after="1.50pt" w:line="12pt" w:lineRule="auto"/>
-        <w:ind w:firstLine="0pt"/>
-        <w:rPr>
-          <w:rFonts w:ascii="Courier New" w:eastAsia="Courier New" w:hAnsi="Courier New" w:cs="Courier New"/>
-          <w:color w:val="000000" w:themeColor="text1"/>
-          <w:sz w:val="22"/>
-          <w:lang w:val="en-US"/>
-        </w:rPr>
-      </w:pPr>
-      <w:r>
-        <w:rPr>
-          <w:rFonts w:ascii="Courier New" w:eastAsia="Courier New" w:hAnsi="Courier New" w:cs="Courier New"/>
-          <w:color w:val="000000" w:themeColor="text1"/>
-          <w:sz w:val="22"/>
-          <w:lang w:val="en-US"/>
-        </w:rPr>
         <w:t xml:space="preserve">    </w:t>
       </w:r>
-    </w:p>
-    <w:p>
-      <w:pPr>
-        <w:pStyle w:val="Standard"/>
-        <w:spacing w:after="1.50pt" w:line="12pt" w:lineRule="auto"/>
-        <w:ind w:firstLine="0pt"/>
-        <w:rPr>
-          <w:rFonts w:ascii="Courier New" w:eastAsia="Courier New" w:hAnsi="Courier New" w:cs="Courier New"/>
-          <w:color w:val="000000" w:themeColor="text1"/>
-          <w:sz w:val="22"/>
-          <w:lang w:val="en-US"/>
-        </w:rPr>
-      </w:pPr>
-      <w:r>
-        <w:rPr>
-          <w:rFonts w:ascii="Courier New" w:eastAsia="Courier New" w:hAnsi="Courier New" w:cs="Courier New"/>
-          <w:color w:val="000000" w:themeColor="text1"/>
-          <w:sz w:val="22"/>
-          <w:lang w:val="en-US"/>
-        </w:rPr>
-        <w:t xml:space="preserve">    auto end = std::chrono::high_resolution_clock::now();</w:t>
-      </w:r>
-    </w:p>
-    <w:p>
-      <w:pPr>
-        <w:pStyle w:val="Standard"/>
-        <w:spacing w:after="1.50pt" w:line="12pt" w:lineRule="auto"/>
-        <w:ind w:firstLine="0pt"/>
-        <w:rPr>
-          <w:rFonts w:ascii="Courier New" w:eastAsia="Courier New" w:hAnsi="Courier New" w:cs="Courier New"/>
-          <w:color w:val="000000" w:themeColor="text1"/>
-          <w:sz w:val="22"/>
-          <w:lang w:val="en-US"/>
-        </w:rPr>
-      </w:pPr>
-      <w:r>
-        <w:rPr>
-          <w:rFonts w:ascii="Courier New" w:eastAsia="Courier New" w:hAnsi="Courier New" w:cs="Courier New"/>
-          <w:color w:val="000000" w:themeColor="text1"/>
-          <w:sz w:val="22"/>
-          <w:lang w:val="en-US"/>
-        </w:rPr>
-        <w:t xml:space="preserve">    auto ms = std::chrono::duration_cast&lt;std::chrono::milliseconds&gt;(end - start).count();</w:t>
-      </w:r>
-    </w:p>
-    <w:p>
-      <w:pPr>
-        <w:pStyle w:val="Standard"/>
-        <w:spacing w:after="1.50pt" w:line="12pt" w:lineRule="auto"/>
-        <w:ind w:firstLine="0pt"/>
-        <w:rPr>
-          <w:rFonts w:ascii="Courier New" w:eastAsia="Courier New" w:hAnsi="Courier New" w:cs="Courier New"/>
-          <w:color w:val="000000" w:themeColor="text1"/>
-          <w:sz w:val="22"/>
-          <w:lang w:val="en-US"/>
-        </w:rPr>
-      </w:pPr>
-      <w:r>
-        <w:rPr>
-          <w:rFonts w:ascii="Courier New" w:eastAsia="Courier New" w:hAnsi="Courier New" w:cs="Courier New"/>
-          <w:color w:val="000000" w:themeColor="text1"/>
-          <w:sz w:val="22"/>
-          <w:lang w:val="en-US"/>
-        </w:rPr>
-        <w:t xml:space="preserve">    //std::cout &lt;&lt; ms &lt;&lt; " ms\n";</w:t>
+      <w:proofErr w:type="spellStart"/>
+      <w:r>
+        <w:rPr>
+          <w:rFonts w:ascii="Courier New" w:eastAsia="Courier New" w:hAnsi="Courier New" w:cs="Courier New"/>
+          <w:color w:val="000000" w:themeColor="text1"/>
+          <w:sz w:val="22"/>
+          <w:lang w:val="en-US"/>
+        </w:rPr>
+        <w:t>print_solution</w:t>
+      </w:r>
+      <w:proofErr w:type="spellEnd"/>
+      <w:r>
+        <w:rPr>
+          <w:rFonts w:ascii="Courier New" w:eastAsia="Courier New" w:hAnsi="Courier New" w:cs="Courier New"/>
+          <w:color w:val="000000" w:themeColor="text1"/>
+          <w:sz w:val="22"/>
+          <w:lang w:val="en-US"/>
+        </w:rPr>
+        <w:t>(solution, N);</w:t>
+      </w:r>
+    </w:p>
+    <w:p>
+      <w:pPr>
+        <w:pStyle w:val="Standard"/>
+        <w:spacing w:after="1.50pt" w:line="12pt" w:lineRule="auto"/>
+        <w:ind w:firstLine="0pt"/>
+        <w:rPr>
+          <w:rFonts w:ascii="Courier New" w:eastAsia="Courier New" w:hAnsi="Courier New" w:cs="Courier New"/>
+          <w:color w:val="000000" w:themeColor="text1"/>
+          <w:sz w:val="22"/>
+          <w:lang w:val="en-US"/>
+        </w:rPr>
+      </w:pPr>
+      <w:r>
+        <w:rPr>
+          <w:rFonts w:ascii="Courier New" w:eastAsia="Courier New" w:hAnsi="Courier New" w:cs="Courier New"/>
+          <w:color w:val="000000" w:themeColor="text1"/>
+          <w:sz w:val="22"/>
+          <w:lang w:val="en-US"/>
+        </w:rPr>
+        <w:t xml:space="preserve">    </w:t>
+      </w:r>
+    </w:p>
+    <w:p>
+      <w:pPr>
+        <w:pStyle w:val="Standard"/>
+        <w:spacing w:after="1.50pt" w:line="12pt" w:lineRule="auto"/>
+        <w:ind w:firstLine="0pt"/>
+        <w:rPr>
+          <w:rFonts w:ascii="Courier New" w:eastAsia="Courier New" w:hAnsi="Courier New" w:cs="Courier New"/>
+          <w:color w:val="000000" w:themeColor="text1"/>
+          <w:sz w:val="22"/>
+          <w:lang w:val="en-US"/>
+        </w:rPr>
+      </w:pPr>
+      <w:r>
+        <w:rPr>
+          <w:rFonts w:ascii="Courier New" w:eastAsia="Courier New" w:hAnsi="Courier New" w:cs="Courier New"/>
+          <w:color w:val="000000" w:themeColor="text1"/>
+          <w:sz w:val="22"/>
+          <w:lang w:val="en-US"/>
+        </w:rPr>
+        <w:t xml:space="preserve">    auto end = </w:t>
+      </w:r>
+      <w:proofErr w:type="gramStart"/>
+      <w:r>
+        <w:rPr>
+          <w:rFonts w:ascii="Courier New" w:eastAsia="Courier New" w:hAnsi="Courier New" w:cs="Courier New"/>
+          <w:color w:val="000000" w:themeColor="text1"/>
+          <w:sz w:val="22"/>
+          <w:lang w:val="en-US"/>
+        </w:rPr>
+        <w:t>std::</w:t>
+      </w:r>
+      <w:proofErr w:type="gramEnd"/>
+      <w:r>
+        <w:rPr>
+          <w:rFonts w:ascii="Courier New" w:eastAsia="Courier New" w:hAnsi="Courier New" w:cs="Courier New"/>
+          <w:color w:val="000000" w:themeColor="text1"/>
+          <w:sz w:val="22"/>
+          <w:lang w:val="en-US"/>
+        </w:rPr>
+        <w:t>chrono::</w:t>
+      </w:r>
+      <w:proofErr w:type="spellStart"/>
+      <w:r>
+        <w:rPr>
+          <w:rFonts w:ascii="Courier New" w:eastAsia="Courier New" w:hAnsi="Courier New" w:cs="Courier New"/>
+          <w:color w:val="000000" w:themeColor="text1"/>
+          <w:sz w:val="22"/>
+          <w:lang w:val="en-US"/>
+        </w:rPr>
+        <w:t>high_resolution_clock</w:t>
+      </w:r>
+      <w:proofErr w:type="spellEnd"/>
+      <w:r>
+        <w:rPr>
+          <w:rFonts w:ascii="Courier New" w:eastAsia="Courier New" w:hAnsi="Courier New" w:cs="Courier New"/>
+          <w:color w:val="000000" w:themeColor="text1"/>
+          <w:sz w:val="22"/>
+          <w:lang w:val="en-US"/>
+        </w:rPr>
+        <w:t>::now();</w:t>
+      </w:r>
+    </w:p>
+    <w:p>
+      <w:pPr>
+        <w:pStyle w:val="Standard"/>
+        <w:spacing w:after="1.50pt" w:line="12pt" w:lineRule="auto"/>
+        <w:ind w:firstLine="0pt"/>
+        <w:rPr>
+          <w:rFonts w:ascii="Courier New" w:eastAsia="Courier New" w:hAnsi="Courier New" w:cs="Courier New"/>
+          <w:color w:val="000000" w:themeColor="text1"/>
+          <w:sz w:val="22"/>
+          <w:lang w:val="en-US"/>
+        </w:rPr>
+      </w:pPr>
+      <w:r>
+        <w:rPr>
+          <w:rFonts w:ascii="Courier New" w:eastAsia="Courier New" w:hAnsi="Courier New" w:cs="Courier New"/>
+          <w:color w:val="000000" w:themeColor="text1"/>
+          <w:sz w:val="22"/>
+          <w:lang w:val="en-US"/>
+        </w:rPr>
+        <w:t xml:space="preserve">    auto </w:t>
+      </w:r>
+      <w:proofErr w:type="spellStart"/>
+      <w:r>
+        <w:rPr>
+          <w:rFonts w:ascii="Courier New" w:eastAsia="Courier New" w:hAnsi="Courier New" w:cs="Courier New"/>
+          <w:color w:val="000000" w:themeColor="text1"/>
+          <w:sz w:val="22"/>
+          <w:lang w:val="en-US"/>
+        </w:rPr>
+        <w:t>ms</w:t>
+      </w:r>
+      <w:proofErr w:type="spellEnd"/>
+      <w:r>
+        <w:rPr>
+          <w:rFonts w:ascii="Courier New" w:eastAsia="Courier New" w:hAnsi="Courier New" w:cs="Courier New"/>
+          <w:color w:val="000000" w:themeColor="text1"/>
+          <w:sz w:val="22"/>
+          <w:lang w:val="en-US"/>
+        </w:rPr>
+        <w:t xml:space="preserve"> = </w:t>
+      </w:r>
+      <w:proofErr w:type="gramStart"/>
+      <w:r>
+        <w:rPr>
+          <w:rFonts w:ascii="Courier New" w:eastAsia="Courier New" w:hAnsi="Courier New" w:cs="Courier New"/>
+          <w:color w:val="000000" w:themeColor="text1"/>
+          <w:sz w:val="22"/>
+          <w:lang w:val="en-US"/>
+        </w:rPr>
+        <w:t>std::</w:t>
+      </w:r>
+      <w:proofErr w:type="gramEnd"/>
+      <w:r>
+        <w:rPr>
+          <w:rFonts w:ascii="Courier New" w:eastAsia="Courier New" w:hAnsi="Courier New" w:cs="Courier New"/>
+          <w:color w:val="000000" w:themeColor="text1"/>
+          <w:sz w:val="22"/>
+          <w:lang w:val="en-US"/>
+        </w:rPr>
+        <w:t>chrono::</w:t>
+      </w:r>
+      <w:proofErr w:type="spellStart"/>
+      <w:r>
+        <w:rPr>
+          <w:rFonts w:ascii="Courier New" w:eastAsia="Courier New" w:hAnsi="Courier New" w:cs="Courier New"/>
+          <w:color w:val="000000" w:themeColor="text1"/>
+          <w:sz w:val="22"/>
+          <w:lang w:val="en-US"/>
+        </w:rPr>
+        <w:t>duration_cast</w:t>
+      </w:r>
+      <w:proofErr w:type="spellEnd"/>
+      <w:r>
+        <w:rPr>
+          <w:rFonts w:ascii="Courier New" w:eastAsia="Courier New" w:hAnsi="Courier New" w:cs="Courier New"/>
+          <w:color w:val="000000" w:themeColor="text1"/>
+          <w:sz w:val="22"/>
+          <w:lang w:val="en-US"/>
+        </w:rPr>
+        <w:t>&lt;std::chrono::milliseconds&gt;(end - start).count();</w:t>
+      </w:r>
+    </w:p>
+    <w:p>
+      <w:pPr>
+        <w:pStyle w:val="Standard"/>
+        <w:spacing w:after="1.50pt" w:line="12pt" w:lineRule="auto"/>
+        <w:ind w:firstLine="0pt"/>
+        <w:rPr>
+          <w:rFonts w:ascii="Courier New" w:eastAsia="Courier New" w:hAnsi="Courier New" w:cs="Courier New"/>
+          <w:color w:val="000000" w:themeColor="text1"/>
+          <w:sz w:val="22"/>
+          <w:lang w:val="en-US"/>
+        </w:rPr>
+      </w:pPr>
+      <w:r>
+        <w:rPr>
+          <w:rFonts w:ascii="Courier New" w:eastAsia="Courier New" w:hAnsi="Courier New" w:cs="Courier New"/>
+          <w:color w:val="000000" w:themeColor="text1"/>
+          <w:sz w:val="22"/>
+          <w:lang w:val="en-US"/>
+        </w:rPr>
+        <w:t xml:space="preserve">    //</w:t>
+      </w:r>
+      <w:proofErr w:type="gramStart"/>
+      <w:r>
+        <w:rPr>
+          <w:rFonts w:ascii="Courier New" w:eastAsia="Courier New" w:hAnsi="Courier New" w:cs="Courier New"/>
+          <w:color w:val="000000" w:themeColor="text1"/>
+          <w:sz w:val="22"/>
+          <w:lang w:val="en-US"/>
+        </w:rPr>
+        <w:t>std::</w:t>
+      </w:r>
+      <w:proofErr w:type="spellStart"/>
+      <w:proofErr w:type="gramEnd"/>
+      <w:r>
+        <w:rPr>
+          <w:rFonts w:ascii="Courier New" w:eastAsia="Courier New" w:hAnsi="Courier New" w:cs="Courier New"/>
+          <w:color w:val="000000" w:themeColor="text1"/>
+          <w:sz w:val="22"/>
+          <w:lang w:val="en-US"/>
+        </w:rPr>
+        <w:t>cout</w:t>
+      </w:r>
+      <w:proofErr w:type="spellEnd"/>
+      <w:r>
+        <w:rPr>
+          <w:rFonts w:ascii="Courier New" w:eastAsia="Courier New" w:hAnsi="Courier New" w:cs="Courier New"/>
+          <w:color w:val="000000" w:themeColor="text1"/>
+          <w:sz w:val="22"/>
+          <w:lang w:val="en-US"/>
+        </w:rPr>
+        <w:t xml:space="preserve"> &lt;&lt; </w:t>
+      </w:r>
+      <w:proofErr w:type="spellStart"/>
+      <w:r>
+        <w:rPr>
+          <w:rFonts w:ascii="Courier New" w:eastAsia="Courier New" w:hAnsi="Courier New" w:cs="Courier New"/>
+          <w:color w:val="000000" w:themeColor="text1"/>
+          <w:sz w:val="22"/>
+          <w:lang w:val="en-US"/>
+        </w:rPr>
+        <w:t>ms</w:t>
+      </w:r>
+      <w:proofErr w:type="spellEnd"/>
+      <w:r>
+        <w:rPr>
+          <w:rFonts w:ascii="Courier New" w:eastAsia="Courier New" w:hAnsi="Courier New" w:cs="Courier New"/>
+          <w:color w:val="000000" w:themeColor="text1"/>
+          <w:sz w:val="22"/>
+          <w:lang w:val="en-US"/>
+        </w:rPr>
+        <w:t xml:space="preserve"> &lt;&lt; " </w:t>
+      </w:r>
+      <w:proofErr w:type="spellStart"/>
+      <w:r>
+        <w:rPr>
+          <w:rFonts w:ascii="Courier New" w:eastAsia="Courier New" w:hAnsi="Courier New" w:cs="Courier New"/>
+          <w:color w:val="000000" w:themeColor="text1"/>
+          <w:sz w:val="22"/>
+          <w:lang w:val="en-US"/>
+        </w:rPr>
+        <w:t>ms</w:t>
+      </w:r>
+      <w:proofErr w:type="spellEnd"/>
+      <w:r>
+        <w:rPr>
+          <w:rFonts w:ascii="Courier New" w:eastAsia="Courier New" w:hAnsi="Courier New" w:cs="Courier New"/>
+          <w:color w:val="000000" w:themeColor="text1"/>
+          <w:sz w:val="22"/>
+          <w:lang w:val="en-US"/>
+        </w:rPr>
+        <w:t>\n";</w:t>
       </w:r>
     </w:p>
     <w:p>
@@ -7594,8 +10341,42 @@
           <w:sz w:val="22"/>
           <w:lang w:val="en-US" w:eastAsia="zh-CN" w:bidi="hi-IN"/>
         </w:rPr>
-        <w:t>import matplotlib.pyplot as plt</w:t>
-      </w:r>
+        <w:t xml:space="preserve">import </w:t>
+      </w:r>
+      <w:proofErr w:type="spellStart"/>
+      <w:r>
+        <w:rPr>
+          <w:rFonts w:ascii="Courier New" w:eastAsia="Courier New" w:hAnsi="Courier New" w:cs="Courier New"/>
+          <w:color w:val="000000" w:themeColor="text1"/>
+          <w:kern w:val="3"/>
+          <w:sz w:val="22"/>
+          <w:lang w:val="en-US" w:eastAsia="zh-CN" w:bidi="hi-IN"/>
+        </w:rPr>
+        <w:t>matplotlib.pyplot</w:t>
+      </w:r>
+      <w:proofErr w:type="spellEnd"/>
+      <w:r>
+        <w:rPr>
+          <w:rFonts w:ascii="Courier New" w:eastAsia="Courier New" w:hAnsi="Courier New" w:cs="Courier New"/>
+          <w:color w:val="000000" w:themeColor="text1"/>
+          <w:kern w:val="3"/>
+          <w:sz w:val="22"/>
+          <w:lang w:val="en-US" w:eastAsia="zh-CN" w:bidi="hi-IN"/>
+        </w:rPr>
+        <w:t xml:space="preserve"> as </w:t>
+      </w:r>
+      <w:proofErr w:type="spellStart"/>
+      <w:r>
+        <w:rPr>
+          <w:rFonts w:ascii="Courier New" w:eastAsia="Courier New" w:hAnsi="Courier New" w:cs="Courier New"/>
+          <w:color w:val="000000" w:themeColor="text1"/>
+          <w:kern w:val="3"/>
+          <w:sz w:val="22"/>
+          <w:lang w:val="en-US" w:eastAsia="zh-CN" w:bidi="hi-IN"/>
+        </w:rPr>
+        <w:t>plt</w:t>
+      </w:r>
+      <w:proofErr w:type="spellEnd"/>
     </w:p>
     <w:p>
       <w:pPr>
@@ -7616,7 +10397,29 @@
           <w:sz w:val="22"/>
           <w:lang w:val="en-US" w:eastAsia="zh-CN" w:bidi="hi-IN"/>
         </w:rPr>
-        <w:t>import numpy as np</w:t>
+        <w:t xml:space="preserve">import </w:t>
+      </w:r>
+      <w:proofErr w:type="spellStart"/>
+      <w:r>
+        <w:rPr>
+          <w:rFonts w:ascii="Courier New" w:eastAsia="Courier New" w:hAnsi="Courier New" w:cs="Courier New"/>
+          <w:color w:val="000000" w:themeColor="text1"/>
+          <w:kern w:val="3"/>
+          <w:sz w:val="22"/>
+          <w:lang w:val="en-US" w:eastAsia="zh-CN" w:bidi="hi-IN"/>
+        </w:rPr>
+        <w:t>numpy</w:t>
+      </w:r>
+      <w:proofErr w:type="spellEnd"/>
+      <w:r>
+        <w:rPr>
+          <w:rFonts w:ascii="Courier New" w:eastAsia="Courier New" w:hAnsi="Courier New" w:cs="Courier New"/>
+          <w:color w:val="000000" w:themeColor="text1"/>
+          <w:kern w:val="3"/>
+          <w:sz w:val="22"/>
+          <w:lang w:val="en-US" w:eastAsia="zh-CN" w:bidi="hi-IN"/>
+        </w:rPr>
+        <w:t xml:space="preserve"> as np</w:t>
       </w:r>
     </w:p>
     <w:p>
@@ -7650,7 +10453,29 @@
           <w:sz w:val="22"/>
           <w:lang w:val="en-US" w:eastAsia="zh-CN" w:bidi="hi-IN"/>
         </w:rPr>
-        <w:t>def run_test(N):</w:t>
+        <w:t xml:space="preserve">def </w:t>
+      </w:r>
+      <w:proofErr w:type="spellStart"/>
+      <w:r>
+        <w:rPr>
+          <w:rFonts w:ascii="Courier New" w:eastAsia="Courier New" w:hAnsi="Courier New" w:cs="Courier New"/>
+          <w:color w:val="000000" w:themeColor="text1"/>
+          <w:kern w:val="3"/>
+          <w:sz w:val="22"/>
+          <w:lang w:val="en-US" w:eastAsia="zh-CN" w:bidi="hi-IN"/>
+        </w:rPr>
+        <w:t>run_test</w:t>
+      </w:r>
+      <w:proofErr w:type="spellEnd"/>
+      <w:r>
+        <w:rPr>
+          <w:rFonts w:ascii="Courier New" w:eastAsia="Courier New" w:hAnsi="Courier New" w:cs="Courier New"/>
+          <w:color w:val="000000" w:themeColor="text1"/>
+          <w:kern w:val="3"/>
+          <w:sz w:val="22"/>
+          <w:lang w:val="en-US" w:eastAsia="zh-CN" w:bidi="hi-IN"/>
+        </w:rPr>
+        <w:t>(N):</w:t>
       </w:r>
     </w:p>
     <w:p>
@@ -7672,7 +10497,29 @@
           <w:sz w:val="22"/>
           <w:lang w:val="en-US" w:eastAsia="zh-CN" w:bidi="hi-IN"/>
         </w:rPr>
-        <w:t xml:space="preserve">    start = time.time()</w:t>
+        <w:t xml:space="preserve">    start = </w:t>
+      </w:r>
+      <w:proofErr w:type="spellStart"/>
+      <w:r>
+        <w:rPr>
+          <w:rFonts w:ascii="Courier New" w:eastAsia="Courier New" w:hAnsi="Courier New" w:cs="Courier New"/>
+          <w:color w:val="000000" w:themeColor="text1"/>
+          <w:kern w:val="3"/>
+          <w:sz w:val="22"/>
+          <w:lang w:val="en-US" w:eastAsia="zh-CN" w:bidi="hi-IN"/>
+        </w:rPr>
+        <w:t>time.time</w:t>
+      </w:r>
+      <w:proofErr w:type="spellEnd"/>
+      <w:r>
+        <w:rPr>
+          <w:rFonts w:ascii="Courier New" w:eastAsia="Courier New" w:hAnsi="Courier New" w:cs="Courier New"/>
+          <w:color w:val="000000" w:themeColor="text1"/>
+          <w:kern w:val="3"/>
+          <w:sz w:val="22"/>
+          <w:lang w:val="en-US" w:eastAsia="zh-CN" w:bidi="hi-IN"/>
+        </w:rPr>
+        <w:t>()</w:t>
       </w:r>
     </w:p>
     <w:p>
@@ -7694,7 +10541,73 @@
           <w:sz w:val="22"/>
           <w:lang w:val="en-US" w:eastAsia="zh-CN" w:bidi="hi-IN"/>
         </w:rPr>
-        <w:t xml:space="preserve">    subprocess.run(f"echo {N} | ./main", shell=True, capture_output=True)</w:t>
+        <w:t xml:space="preserve">    </w:t>
+      </w:r>
+      <w:proofErr w:type="spellStart"/>
+      <w:r>
+        <w:rPr>
+          <w:rFonts w:ascii="Courier New" w:eastAsia="Courier New" w:hAnsi="Courier New" w:cs="Courier New"/>
+          <w:color w:val="000000" w:themeColor="text1"/>
+          <w:kern w:val="3"/>
+          <w:sz w:val="22"/>
+          <w:lang w:val="en-US" w:eastAsia="zh-CN" w:bidi="hi-IN"/>
+        </w:rPr>
+        <w:t>subprocess.run</w:t>
+      </w:r>
+      <w:proofErr w:type="spellEnd"/>
+      <w:r>
+        <w:rPr>
+          <w:rFonts w:ascii="Courier New" w:eastAsia="Courier New" w:hAnsi="Courier New" w:cs="Courier New"/>
+          <w:color w:val="000000" w:themeColor="text1"/>
+          <w:kern w:val="3"/>
+          <w:sz w:val="22"/>
+          <w:lang w:val="en-US" w:eastAsia="zh-CN" w:bidi="hi-IN"/>
+        </w:rPr>
+        <w:t>(</w:t>
+      </w:r>
+      <w:proofErr w:type="spellStart"/>
+      <w:r>
+        <w:rPr>
+          <w:rFonts w:ascii="Courier New" w:eastAsia="Courier New" w:hAnsi="Courier New" w:cs="Courier New"/>
+          <w:color w:val="000000" w:themeColor="text1"/>
+          <w:kern w:val="3"/>
+          <w:sz w:val="22"/>
+          <w:lang w:val="en-US" w:eastAsia="zh-CN" w:bidi="hi-IN"/>
+        </w:rPr>
+        <w:t>f"echo</w:t>
+      </w:r>
+      <w:proofErr w:type="spellEnd"/>
+      <w:r>
+        <w:rPr>
+          <w:rFonts w:ascii="Courier New" w:eastAsia="Courier New" w:hAnsi="Courier New" w:cs="Courier New"/>
+          <w:color w:val="000000" w:themeColor="text1"/>
+          <w:kern w:val="3"/>
+          <w:sz w:val="22"/>
+          <w:lang w:val="en-US" w:eastAsia="zh-CN" w:bidi="hi-IN"/>
+        </w:rPr>
+        <w:t xml:space="preserve"> {N} | ./main", shell=True, </w:t>
+      </w:r>
+      <w:proofErr w:type="spellStart"/>
+      <w:r>
+        <w:rPr>
+          <w:rFonts w:ascii="Courier New" w:eastAsia="Courier New" w:hAnsi="Courier New" w:cs="Courier New"/>
+          <w:color w:val="000000" w:themeColor="text1"/>
+          <w:kern w:val="3"/>
+          <w:sz w:val="22"/>
+          <w:lang w:val="en-US" w:eastAsia="zh-CN" w:bidi="hi-IN"/>
+        </w:rPr>
+        <w:t>capture_output</w:t>
+      </w:r>
+      <w:proofErr w:type="spellEnd"/>
+      <w:r>
+        <w:rPr>
+          <w:rFonts w:ascii="Courier New" w:eastAsia="Courier New" w:hAnsi="Courier New" w:cs="Courier New"/>
+          <w:color w:val="000000" w:themeColor="text1"/>
+          <w:kern w:val="3"/>
+          <w:sz w:val="22"/>
+          <w:lang w:val="en-US" w:eastAsia="zh-CN" w:bidi="hi-IN"/>
+        </w:rPr>
+        <w:t>=True)</w:t>
       </w:r>
     </w:p>
     <w:p>
@@ -7716,7 +10629,29 @@
           <w:sz w:val="22"/>
           <w:lang w:val="en-US" w:eastAsia="zh-CN" w:bidi="hi-IN"/>
         </w:rPr>
-        <w:t xml:space="preserve">    end = time.time()</w:t>
+        <w:t xml:space="preserve">    end = </w:t>
+      </w:r>
+      <w:proofErr w:type="spellStart"/>
+      <w:r>
+        <w:rPr>
+          <w:rFonts w:ascii="Courier New" w:eastAsia="Courier New" w:hAnsi="Courier New" w:cs="Courier New"/>
+          <w:color w:val="000000" w:themeColor="text1"/>
+          <w:kern w:val="3"/>
+          <w:sz w:val="22"/>
+          <w:lang w:val="en-US" w:eastAsia="zh-CN" w:bidi="hi-IN"/>
+        </w:rPr>
+        <w:t>time.time</w:t>
+      </w:r>
+      <w:proofErr w:type="spellEnd"/>
+      <w:r>
+        <w:rPr>
+          <w:rFonts w:ascii="Courier New" w:eastAsia="Courier New" w:hAnsi="Courier New" w:cs="Courier New"/>
+          <w:color w:val="000000" w:themeColor="text1"/>
+          <w:kern w:val="3"/>
+          <w:sz w:val="22"/>
+          <w:lang w:val="en-US" w:eastAsia="zh-CN" w:bidi="hi-IN"/>
+        </w:rPr>
+        <w:t>()</w:t>
       </w:r>
     </w:p>
     <w:p>
@@ -7816,7 +10751,29 @@
           <w:sz w:val="22"/>
           <w:lang w:val="en-US" w:eastAsia="zh-CN" w:bidi="hi-IN"/>
         </w:rPr>
-        <w:t xml:space="preserve">    avg_times = []</w:t>
+        <w:t xml:space="preserve">    </w:t>
+      </w:r>
+      <w:proofErr w:type="spellStart"/>
+      <w:r>
+        <w:rPr>
+          <w:rFonts w:ascii="Courier New" w:eastAsia="Courier New" w:hAnsi="Courier New" w:cs="Courier New"/>
+          <w:color w:val="000000" w:themeColor="text1"/>
+          <w:kern w:val="3"/>
+          <w:sz w:val="22"/>
+          <w:lang w:val="en-US" w:eastAsia="zh-CN" w:bidi="hi-IN"/>
+        </w:rPr>
+        <w:t>avg_times</w:t>
+      </w:r>
+      <w:proofErr w:type="spellEnd"/>
+      <w:r>
+        <w:rPr>
+          <w:rFonts w:ascii="Courier New" w:eastAsia="Courier New" w:hAnsi="Courier New" w:cs="Courier New"/>
+          <w:color w:val="000000" w:themeColor="text1"/>
+          <w:kern w:val="3"/>
+          <w:sz w:val="22"/>
+          <w:lang w:val="en-US" w:eastAsia="zh-CN" w:bidi="hi-IN"/>
+        </w:rPr>
+        <w:t xml:space="preserve"> = []</w:t>
       </w:r>
     </w:p>
     <w:p>
@@ -7926,7 +10883,29 @@
           <w:sz w:val="22"/>
           <w:lang w:val="en-US" w:eastAsia="zh-CN" w:bidi="hi-IN"/>
         </w:rPr>
-        <w:t xml:space="preserve">            t = run_test(N)</w:t>
+        <w:t xml:space="preserve">            t = </w:t>
+      </w:r>
+      <w:proofErr w:type="spellStart"/>
+      <w:r>
+        <w:rPr>
+          <w:rFonts w:ascii="Courier New" w:eastAsia="Courier New" w:hAnsi="Courier New" w:cs="Courier New"/>
+          <w:color w:val="000000" w:themeColor="text1"/>
+          <w:kern w:val="3"/>
+          <w:sz w:val="22"/>
+          <w:lang w:val="en-US" w:eastAsia="zh-CN" w:bidi="hi-IN"/>
+        </w:rPr>
+        <w:t>run_test</w:t>
+      </w:r>
+      <w:proofErr w:type="spellEnd"/>
+      <w:r>
+        <w:rPr>
+          <w:rFonts w:ascii="Courier New" w:eastAsia="Courier New" w:hAnsi="Courier New" w:cs="Courier New"/>
+          <w:color w:val="000000" w:themeColor="text1"/>
+          <w:kern w:val="3"/>
+          <w:sz w:val="22"/>
+          <w:lang w:val="en-US" w:eastAsia="zh-CN" w:bidi="hi-IN"/>
+        </w:rPr>
+        <w:t>(N)</w:t>
       </w:r>
     </w:p>
     <w:p>
@@ -7948,7 +10927,29 @@
           <w:sz w:val="22"/>
           <w:lang w:val="en-US" w:eastAsia="zh-CN" w:bidi="hi-IN"/>
         </w:rPr>
-        <w:t xml:space="preserve">            times.append(t)</w:t>
+        <w:t xml:space="preserve">            </w:t>
+      </w:r>
+      <w:proofErr w:type="spellStart"/>
+      <w:r>
+        <w:rPr>
+          <w:rFonts w:ascii="Courier New" w:eastAsia="Courier New" w:hAnsi="Courier New" w:cs="Courier New"/>
+          <w:color w:val="000000" w:themeColor="text1"/>
+          <w:kern w:val="3"/>
+          <w:sz w:val="22"/>
+          <w:lang w:val="en-US" w:eastAsia="zh-CN" w:bidi="hi-IN"/>
+        </w:rPr>
+        <w:t>times.append</w:t>
+      </w:r>
+      <w:proofErr w:type="spellEnd"/>
+      <w:r>
+        <w:rPr>
+          <w:rFonts w:ascii="Courier New" w:eastAsia="Courier New" w:hAnsi="Courier New" w:cs="Courier New"/>
+          <w:color w:val="000000" w:themeColor="text1"/>
+          <w:kern w:val="3"/>
+          <w:sz w:val="22"/>
+          <w:lang w:val="en-US" w:eastAsia="zh-CN" w:bidi="hi-IN"/>
+        </w:rPr>
+        <w:t>(t)</w:t>
       </w:r>
     </w:p>
     <w:p>
@@ -7970,7 +10971,29 @@
           <w:sz w:val="22"/>
           <w:lang w:val="en-US" w:eastAsia="zh-CN" w:bidi="hi-IN"/>
         </w:rPr>
-        <w:t xml:space="preserve">            print(f"  N={N}, run={run+1}: {t:.2f} ms")</w:t>
+        <w:t xml:space="preserve">            print(f"  N={N}, run={run+1}: {t:.2f} </w:t>
+      </w:r>
+      <w:proofErr w:type="spellStart"/>
+      <w:r>
+        <w:rPr>
+          <w:rFonts w:ascii="Courier New" w:eastAsia="Courier New" w:hAnsi="Courier New" w:cs="Courier New"/>
+          <w:color w:val="000000" w:themeColor="text1"/>
+          <w:kern w:val="3"/>
+          <w:sz w:val="22"/>
+          <w:lang w:val="en-US" w:eastAsia="zh-CN" w:bidi="hi-IN"/>
+        </w:rPr>
+        <w:t>ms</w:t>
+      </w:r>
+      <w:proofErr w:type="spellEnd"/>
+      <w:r>
+        <w:rPr>
+          <w:rFonts w:ascii="Courier New" w:eastAsia="Courier New" w:hAnsi="Courier New" w:cs="Courier New"/>
+          <w:color w:val="000000" w:themeColor="text1"/>
+          <w:kern w:val="3"/>
+          <w:sz w:val="22"/>
+          <w:lang w:val="en-US" w:eastAsia="zh-CN" w:bidi="hi-IN"/>
+        </w:rPr>
+        <w:t>")</w:t>
       </w:r>
     </w:p>
     <w:p>
@@ -8014,7 +11037,29 @@
           <w:sz w:val="22"/>
           <w:lang w:val="en-US" w:eastAsia="zh-CN" w:bidi="hi-IN"/>
         </w:rPr>
-        <w:t xml:space="preserve">        avg = np.mean(times)</w:t>
+        <w:t xml:space="preserve">        avg = </w:t>
+      </w:r>
+      <w:proofErr w:type="spellStart"/>
+      <w:r>
+        <w:rPr>
+          <w:rFonts w:ascii="Courier New" w:eastAsia="Courier New" w:hAnsi="Courier New" w:cs="Courier New"/>
+          <w:color w:val="000000" w:themeColor="text1"/>
+          <w:kern w:val="3"/>
+          <w:sz w:val="22"/>
+          <w:lang w:val="en-US" w:eastAsia="zh-CN" w:bidi="hi-IN"/>
+        </w:rPr>
+        <w:t>np.mean</w:t>
+      </w:r>
+      <w:proofErr w:type="spellEnd"/>
+      <w:r>
+        <w:rPr>
+          <w:rFonts w:ascii="Courier New" w:eastAsia="Courier New" w:hAnsi="Courier New" w:cs="Courier New"/>
+          <w:color w:val="000000" w:themeColor="text1"/>
+          <w:kern w:val="3"/>
+          <w:sz w:val="22"/>
+          <w:lang w:val="en-US" w:eastAsia="zh-CN" w:bidi="hi-IN"/>
+        </w:rPr>
+        <w:t>(times)</w:t>
       </w:r>
     </w:p>
     <w:p>
@@ -8036,7 +11081,29 @@
           <w:sz w:val="22"/>
           <w:lang w:val="en-US" w:eastAsia="zh-CN" w:bidi="hi-IN"/>
         </w:rPr>
-        <w:t xml:space="preserve">        avg_times.append(avg)</w:t>
+        <w:t xml:space="preserve">        </w:t>
+      </w:r>
+      <w:proofErr w:type="spellStart"/>
+      <w:r>
+        <w:rPr>
+          <w:rFonts w:ascii="Courier New" w:eastAsia="Courier New" w:hAnsi="Courier New" w:cs="Courier New"/>
+          <w:color w:val="000000" w:themeColor="text1"/>
+          <w:kern w:val="3"/>
+          <w:sz w:val="22"/>
+          <w:lang w:val="en-US" w:eastAsia="zh-CN" w:bidi="hi-IN"/>
+        </w:rPr>
+        <w:t>avg_times.append</w:t>
+      </w:r>
+      <w:proofErr w:type="spellEnd"/>
+      <w:r>
+        <w:rPr>
+          <w:rFonts w:ascii="Courier New" w:eastAsia="Courier New" w:hAnsi="Courier New" w:cs="Courier New"/>
+          <w:color w:val="000000" w:themeColor="text1"/>
+          <w:kern w:val="3"/>
+          <w:sz w:val="22"/>
+          <w:lang w:val="en-US" w:eastAsia="zh-CN" w:bidi="hi-IN"/>
+        </w:rPr>
+        <w:t>(avg)</w:t>
       </w:r>
     </w:p>
     <w:p>
@@ -8058,7 +11125,51 @@
           <w:sz w:val="22"/>
           <w:lang w:val="en-US" w:eastAsia="zh-CN" w:bidi="hi-IN"/>
         </w:rPr>
-        <w:t xml:space="preserve">        print(f"N={N}: average = {avg:.2f} ms\n")</w:t>
+        <w:t xml:space="preserve">        print(</w:t>
+      </w:r>
+      <w:proofErr w:type="spellStart"/>
+      <w:r>
+        <w:rPr>
+          <w:rFonts w:ascii="Courier New" w:eastAsia="Courier New" w:hAnsi="Courier New" w:cs="Courier New"/>
+          <w:color w:val="000000" w:themeColor="text1"/>
+          <w:kern w:val="3"/>
+          <w:sz w:val="22"/>
+          <w:lang w:val="en-US" w:eastAsia="zh-CN" w:bidi="hi-IN"/>
+        </w:rPr>
+        <w:t>f"N</w:t>
+      </w:r>
+      <w:proofErr w:type="spellEnd"/>
+      <w:r>
+        <w:rPr>
+          <w:rFonts w:ascii="Courier New" w:eastAsia="Courier New" w:hAnsi="Courier New" w:cs="Courier New"/>
+          <w:color w:val="000000" w:themeColor="text1"/>
+          <w:kern w:val="3"/>
+          <w:sz w:val="22"/>
+          <w:lang w:val="en-US" w:eastAsia="zh-CN" w:bidi="hi-IN"/>
+        </w:rPr>
+        <w:t xml:space="preserve">={N}: average = {avg:.2f} </w:t>
+      </w:r>
+      <w:proofErr w:type="spellStart"/>
+      <w:r>
+        <w:rPr>
+          <w:rFonts w:ascii="Courier New" w:eastAsia="Courier New" w:hAnsi="Courier New" w:cs="Courier New"/>
+          <w:color w:val="000000" w:themeColor="text1"/>
+          <w:kern w:val="3"/>
+          <w:sz w:val="22"/>
+          <w:lang w:val="en-US" w:eastAsia="zh-CN" w:bidi="hi-IN"/>
+        </w:rPr>
+        <w:t>ms</w:t>
+      </w:r>
+      <w:proofErr w:type="spellEnd"/>
+      <w:r>
+        <w:rPr>
+          <w:rFonts w:ascii="Courier New" w:eastAsia="Courier New" w:hAnsi="Courier New" w:cs="Courier New"/>
+          <w:color w:val="000000" w:themeColor="text1"/>
+          <w:kern w:val="3"/>
+          <w:sz w:val="22"/>
+          <w:lang w:val="en-US" w:eastAsia="zh-CN" w:bidi="hi-IN"/>
+        </w:rPr>
+        <w:t>\n")</w:t>
       </w:r>
     </w:p>
     <w:p>
@@ -8102,7 +11213,51 @@
           <w:sz w:val="22"/>
           <w:lang w:val="en-US" w:eastAsia="zh-CN" w:bidi="hi-IN"/>
         </w:rPr>
-        <w:t xml:space="preserve">    plt.figure(figsize=(10, 6))</w:t>
+        <w:t xml:space="preserve">    </w:t>
+      </w:r>
+      <w:proofErr w:type="spellStart"/>
+      <w:r>
+        <w:rPr>
+          <w:rFonts w:ascii="Courier New" w:eastAsia="Courier New" w:hAnsi="Courier New" w:cs="Courier New"/>
+          <w:color w:val="000000" w:themeColor="text1"/>
+          <w:kern w:val="3"/>
+          <w:sz w:val="22"/>
+          <w:lang w:val="en-US" w:eastAsia="zh-CN" w:bidi="hi-IN"/>
+        </w:rPr>
+        <w:t>plt.figure</w:t>
+      </w:r>
+      <w:proofErr w:type="spellEnd"/>
+      <w:r>
+        <w:rPr>
+          <w:rFonts w:ascii="Courier New" w:eastAsia="Courier New" w:hAnsi="Courier New" w:cs="Courier New"/>
+          <w:color w:val="000000" w:themeColor="text1"/>
+          <w:kern w:val="3"/>
+          <w:sz w:val="22"/>
+          <w:lang w:val="en-US" w:eastAsia="zh-CN" w:bidi="hi-IN"/>
+        </w:rPr>
+        <w:t>(</w:t>
+      </w:r>
+      <w:proofErr w:type="spellStart"/>
+      <w:r>
+        <w:rPr>
+          <w:rFonts w:ascii="Courier New" w:eastAsia="Courier New" w:hAnsi="Courier New" w:cs="Courier New"/>
+          <w:color w:val="000000" w:themeColor="text1"/>
+          <w:kern w:val="3"/>
+          <w:sz w:val="22"/>
+          <w:lang w:val="en-US" w:eastAsia="zh-CN" w:bidi="hi-IN"/>
+        </w:rPr>
+        <w:t>figsize</w:t>
+      </w:r>
+      <w:proofErr w:type="spellEnd"/>
+      <w:r>
+        <w:rPr>
+          <w:rFonts w:ascii="Courier New" w:eastAsia="Courier New" w:hAnsi="Courier New" w:cs="Courier New"/>
+          <w:color w:val="000000" w:themeColor="text1"/>
+          <w:kern w:val="3"/>
+          <w:sz w:val="22"/>
+          <w:lang w:val="en-US" w:eastAsia="zh-CN" w:bidi="hi-IN"/>
+        </w:rPr>
+        <w:t>=(10, 6))</w:t>
       </w:r>
     </w:p>
     <w:p>
@@ -8124,7 +11279,95 @@
           <w:sz w:val="22"/>
           <w:lang w:val="en-US" w:eastAsia="zh-CN" w:bidi="hi-IN"/>
         </w:rPr>
-        <w:t xml:space="preserve">    plt.plot(sizes, avg_times, 'bo-', linewidth=2, markersize=8)</w:t>
+        <w:t xml:space="preserve">    </w:t>
+      </w:r>
+      <w:proofErr w:type="spellStart"/>
+      <w:r>
+        <w:rPr>
+          <w:rFonts w:ascii="Courier New" w:eastAsia="Courier New" w:hAnsi="Courier New" w:cs="Courier New"/>
+          <w:color w:val="000000" w:themeColor="text1"/>
+          <w:kern w:val="3"/>
+          <w:sz w:val="22"/>
+          <w:lang w:val="en-US" w:eastAsia="zh-CN" w:bidi="hi-IN"/>
+        </w:rPr>
+        <w:t>plt.plot</w:t>
+      </w:r>
+      <w:proofErr w:type="spellEnd"/>
+      <w:r>
+        <w:rPr>
+          <w:rFonts w:ascii="Courier New" w:eastAsia="Courier New" w:hAnsi="Courier New" w:cs="Courier New"/>
+          <w:color w:val="000000" w:themeColor="text1"/>
+          <w:kern w:val="3"/>
+          <w:sz w:val="22"/>
+          <w:lang w:val="en-US" w:eastAsia="zh-CN" w:bidi="hi-IN"/>
+        </w:rPr>
+        <w:t xml:space="preserve">(sizes, </w:t>
+      </w:r>
+      <w:proofErr w:type="spellStart"/>
+      <w:r>
+        <w:rPr>
+          <w:rFonts w:ascii="Courier New" w:eastAsia="Courier New" w:hAnsi="Courier New" w:cs="Courier New"/>
+          <w:color w:val="000000" w:themeColor="text1"/>
+          <w:kern w:val="3"/>
+          <w:sz w:val="22"/>
+          <w:lang w:val="en-US" w:eastAsia="zh-CN" w:bidi="hi-IN"/>
+        </w:rPr>
+        <w:t>avg_times</w:t>
+      </w:r>
+      <w:proofErr w:type="spellEnd"/>
+      <w:r>
+        <w:rPr>
+          <w:rFonts w:ascii="Courier New" w:eastAsia="Courier New" w:hAnsi="Courier New" w:cs="Courier New"/>
+          <w:color w:val="000000" w:themeColor="text1"/>
+          <w:kern w:val="3"/>
+          <w:sz w:val="22"/>
+          <w:lang w:val="en-US" w:eastAsia="zh-CN" w:bidi="hi-IN"/>
+        </w:rPr>
+        <w:t>, '</w:t>
+      </w:r>
+      <w:proofErr w:type="spellStart"/>
+      <w:r>
+        <w:rPr>
+          <w:rFonts w:ascii="Courier New" w:eastAsia="Courier New" w:hAnsi="Courier New" w:cs="Courier New"/>
+          <w:color w:val="000000" w:themeColor="text1"/>
+          <w:kern w:val="3"/>
+          <w:sz w:val="22"/>
+          <w:lang w:val="en-US" w:eastAsia="zh-CN" w:bidi="hi-IN"/>
+        </w:rPr>
+        <w:t>bo</w:t>
+      </w:r>
+      <w:proofErr w:type="spellEnd"/>
+      <w:r>
+        <w:rPr>
+          <w:rFonts w:ascii="Courier New" w:eastAsia="Courier New" w:hAnsi="Courier New" w:cs="Courier New"/>
+          <w:color w:val="000000" w:themeColor="text1"/>
+          <w:kern w:val="3"/>
+          <w:sz w:val="22"/>
+          <w:lang w:val="en-US" w:eastAsia="zh-CN" w:bidi="hi-IN"/>
+        </w:rPr>
+        <w:t xml:space="preserve">-', linewidth=2, </w:t>
+      </w:r>
+      <w:proofErr w:type="spellStart"/>
+      <w:r>
+        <w:rPr>
+          <w:rFonts w:ascii="Courier New" w:eastAsia="Courier New" w:hAnsi="Courier New" w:cs="Courier New"/>
+          <w:color w:val="000000" w:themeColor="text1"/>
+          <w:kern w:val="3"/>
+          <w:sz w:val="22"/>
+          <w:lang w:val="en-US" w:eastAsia="zh-CN" w:bidi="hi-IN"/>
+        </w:rPr>
+        <w:t>markersize</w:t>
+      </w:r>
+      <w:proofErr w:type="spellEnd"/>
+      <w:r>
+        <w:rPr>
+          <w:rFonts w:ascii="Courier New" w:eastAsia="Courier New" w:hAnsi="Courier New" w:cs="Courier New"/>
+          <w:color w:val="000000" w:themeColor="text1"/>
+          <w:kern w:val="3"/>
+          <w:sz w:val="22"/>
+          <w:lang w:val="en-US" w:eastAsia="zh-CN" w:bidi="hi-IN"/>
+        </w:rPr>
+        <w:t>=8)</w:t>
       </w:r>
     </w:p>
     <w:p>
@@ -8146,7 +11389,51 @@
           <w:sz w:val="22"/>
           <w:lang w:val="en-US" w:eastAsia="zh-CN" w:bidi="hi-IN"/>
         </w:rPr>
-        <w:t xml:space="preserve">    plt.grid(True, linestyle='--', alpha=0.7)</w:t>
+        <w:t xml:space="preserve">    </w:t>
+      </w:r>
+      <w:proofErr w:type="spellStart"/>
+      <w:r>
+        <w:rPr>
+          <w:rFonts w:ascii="Courier New" w:eastAsia="Courier New" w:hAnsi="Courier New" w:cs="Courier New"/>
+          <w:color w:val="000000" w:themeColor="text1"/>
+          <w:kern w:val="3"/>
+          <w:sz w:val="22"/>
+          <w:lang w:val="en-US" w:eastAsia="zh-CN" w:bidi="hi-IN"/>
+        </w:rPr>
+        <w:t>plt.grid</w:t>
+      </w:r>
+      <w:proofErr w:type="spellEnd"/>
+      <w:r>
+        <w:rPr>
+          <w:rFonts w:ascii="Courier New" w:eastAsia="Courier New" w:hAnsi="Courier New" w:cs="Courier New"/>
+          <w:color w:val="000000" w:themeColor="text1"/>
+          <w:kern w:val="3"/>
+          <w:sz w:val="22"/>
+          <w:lang w:val="en-US" w:eastAsia="zh-CN" w:bidi="hi-IN"/>
+        </w:rPr>
+        <w:t xml:space="preserve">(True, </w:t>
+      </w:r>
+      <w:proofErr w:type="spellStart"/>
+      <w:r>
+        <w:rPr>
+          <w:rFonts w:ascii="Courier New" w:eastAsia="Courier New" w:hAnsi="Courier New" w:cs="Courier New"/>
+          <w:color w:val="000000" w:themeColor="text1"/>
+          <w:kern w:val="3"/>
+          <w:sz w:val="22"/>
+          <w:lang w:val="en-US" w:eastAsia="zh-CN" w:bidi="hi-IN"/>
+        </w:rPr>
+        <w:t>linestyle</w:t>
+      </w:r>
+      <w:proofErr w:type="spellEnd"/>
+      <w:r>
+        <w:rPr>
+          <w:rFonts w:ascii="Courier New" w:eastAsia="Courier New" w:hAnsi="Courier New" w:cs="Courier New"/>
+          <w:color w:val="000000" w:themeColor="text1"/>
+          <w:kern w:val="3"/>
+          <w:sz w:val="22"/>
+          <w:lang w:val="en-US" w:eastAsia="zh-CN" w:bidi="hi-IN"/>
+        </w:rPr>
+        <w:t>='--', alpha=0.7)</w:t>
       </w:r>
     </w:p>
     <w:p>
@@ -8168,7 +11455,51 @@
           <w:sz w:val="22"/>
           <w:lang w:val="en-US" w:eastAsia="zh-CN" w:bidi="hi-IN"/>
         </w:rPr>
-        <w:t xml:space="preserve">    plt.xlabel('N', fontsize=12)</w:t>
+        <w:t xml:space="preserve">    </w:t>
+      </w:r>
+      <w:proofErr w:type="spellStart"/>
+      <w:r>
+        <w:rPr>
+          <w:rFonts w:ascii="Courier New" w:eastAsia="Courier New" w:hAnsi="Courier New" w:cs="Courier New"/>
+          <w:color w:val="000000" w:themeColor="text1"/>
+          <w:kern w:val="3"/>
+          <w:sz w:val="22"/>
+          <w:lang w:val="en-US" w:eastAsia="zh-CN" w:bidi="hi-IN"/>
+        </w:rPr>
+        <w:t>plt.xlabel</w:t>
+      </w:r>
+      <w:proofErr w:type="spellEnd"/>
+      <w:r>
+        <w:rPr>
+          <w:rFonts w:ascii="Courier New" w:eastAsia="Courier New" w:hAnsi="Courier New" w:cs="Courier New"/>
+          <w:color w:val="000000" w:themeColor="text1"/>
+          <w:kern w:val="3"/>
+          <w:sz w:val="22"/>
+          <w:lang w:val="en-US" w:eastAsia="zh-CN" w:bidi="hi-IN"/>
+        </w:rPr>
+        <w:t xml:space="preserve">('N', </w:t>
+      </w:r>
+      <w:proofErr w:type="spellStart"/>
+      <w:r>
+        <w:rPr>
+          <w:rFonts w:ascii="Courier New" w:eastAsia="Courier New" w:hAnsi="Courier New" w:cs="Courier New"/>
+          <w:color w:val="000000" w:themeColor="text1"/>
+          <w:kern w:val="3"/>
+          <w:sz w:val="22"/>
+          <w:lang w:val="en-US" w:eastAsia="zh-CN" w:bidi="hi-IN"/>
+        </w:rPr>
+        <w:t>fontsize</w:t>
+      </w:r>
+      <w:proofErr w:type="spellEnd"/>
+      <w:r>
+        <w:rPr>
+          <w:rFonts w:ascii="Courier New" w:eastAsia="Courier New" w:hAnsi="Courier New" w:cs="Courier New"/>
+          <w:color w:val="000000" w:themeColor="text1"/>
+          <w:kern w:val="3"/>
+          <w:sz w:val="22"/>
+          <w:lang w:val="en-US" w:eastAsia="zh-CN" w:bidi="hi-IN"/>
+        </w:rPr>
+        <w:t>=12)</w:t>
       </w:r>
     </w:p>
     <w:p>
@@ -8190,7 +11521,73 @@
           <w:sz w:val="22"/>
           <w:lang w:val="en-US" w:eastAsia="zh-CN" w:bidi="hi-IN"/>
         </w:rPr>
-        <w:t xml:space="preserve">    plt.ylabel('Average Time (ms)', fontsize=12)</w:t>
+        <w:t xml:space="preserve">    </w:t>
+      </w:r>
+      <w:proofErr w:type="spellStart"/>
+      <w:r>
+        <w:rPr>
+          <w:rFonts w:ascii="Courier New" w:eastAsia="Courier New" w:hAnsi="Courier New" w:cs="Courier New"/>
+          <w:color w:val="000000" w:themeColor="text1"/>
+          <w:kern w:val="3"/>
+          <w:sz w:val="22"/>
+          <w:lang w:val="en-US" w:eastAsia="zh-CN" w:bidi="hi-IN"/>
+        </w:rPr>
+        <w:t>plt.ylabel</w:t>
+      </w:r>
+      <w:proofErr w:type="spellEnd"/>
+      <w:r>
+        <w:rPr>
+          <w:rFonts w:ascii="Courier New" w:eastAsia="Courier New" w:hAnsi="Courier New" w:cs="Courier New"/>
+          <w:color w:val="000000" w:themeColor="text1"/>
+          <w:kern w:val="3"/>
+          <w:sz w:val="22"/>
+          <w:lang w:val="en-US" w:eastAsia="zh-CN" w:bidi="hi-IN"/>
+        </w:rPr>
+        <w:t>('Average Time (</w:t>
+      </w:r>
+      <w:proofErr w:type="spellStart"/>
+      <w:r>
+        <w:rPr>
+          <w:rFonts w:ascii="Courier New" w:eastAsia="Courier New" w:hAnsi="Courier New" w:cs="Courier New"/>
+          <w:color w:val="000000" w:themeColor="text1"/>
+          <w:kern w:val="3"/>
+          <w:sz w:val="22"/>
+          <w:lang w:val="en-US" w:eastAsia="zh-CN" w:bidi="hi-IN"/>
+        </w:rPr>
+        <w:t>ms</w:t>
+      </w:r>
+      <w:proofErr w:type="spellEnd"/>
+      <w:r>
+        <w:rPr>
+          <w:rFonts w:ascii="Courier New" w:eastAsia="Courier New" w:hAnsi="Courier New" w:cs="Courier New"/>
+          <w:color w:val="000000" w:themeColor="text1"/>
+          <w:kern w:val="3"/>
+          <w:sz w:val="22"/>
+          <w:lang w:val="en-US" w:eastAsia="zh-CN" w:bidi="hi-IN"/>
+        </w:rPr>
+        <w:t xml:space="preserve">)', </w:t>
+      </w:r>
+      <w:proofErr w:type="spellStart"/>
+      <w:r>
+        <w:rPr>
+          <w:rFonts w:ascii="Courier New" w:eastAsia="Courier New" w:hAnsi="Courier New" w:cs="Courier New"/>
+          <w:color w:val="000000" w:themeColor="text1"/>
+          <w:kern w:val="3"/>
+          <w:sz w:val="22"/>
+          <w:lang w:val="en-US" w:eastAsia="zh-CN" w:bidi="hi-IN"/>
+        </w:rPr>
+        <w:t>fontsize</w:t>
+      </w:r>
+      <w:proofErr w:type="spellEnd"/>
+      <w:r>
+        <w:rPr>
+          <w:rFonts w:ascii="Courier New" w:eastAsia="Courier New" w:hAnsi="Courier New" w:cs="Courier New"/>
+          <w:color w:val="000000" w:themeColor="text1"/>
+          <w:kern w:val="3"/>
+          <w:sz w:val="22"/>
+          <w:lang w:val="en-US" w:eastAsia="zh-CN" w:bidi="hi-IN"/>
+        </w:rPr>
+        <w:t>=12)</w:t>
       </w:r>
     </w:p>
     <w:p>
@@ -8234,7 +11631,51 @@
           <w:sz w:val="22"/>
           <w:lang w:val="en-US" w:eastAsia="zh-CN" w:bidi="hi-IN"/>
         </w:rPr>
-        <w:t xml:space="preserve">    for i, (x, y) in enumerate(zip(sizes, avg_times)):</w:t>
+        <w:t xml:space="preserve">    for </w:t>
+      </w:r>
+      <w:proofErr w:type="spellStart"/>
+      <w:r>
+        <w:rPr>
+          <w:rFonts w:ascii="Courier New" w:eastAsia="Courier New" w:hAnsi="Courier New" w:cs="Courier New"/>
+          <w:color w:val="000000" w:themeColor="text1"/>
+          <w:kern w:val="3"/>
+          <w:sz w:val="22"/>
+          <w:lang w:val="en-US" w:eastAsia="zh-CN" w:bidi="hi-IN"/>
+        </w:rPr>
+        <w:t>i</w:t>
+      </w:r>
+      <w:proofErr w:type="spellEnd"/>
+      <w:r>
+        <w:rPr>
+          <w:rFonts w:ascii="Courier New" w:eastAsia="Courier New" w:hAnsi="Courier New" w:cs="Courier New"/>
+          <w:color w:val="000000" w:themeColor="text1"/>
+          <w:kern w:val="3"/>
+          <w:sz w:val="22"/>
+          <w:lang w:val="en-US" w:eastAsia="zh-CN" w:bidi="hi-IN"/>
+        </w:rPr>
+        <w:t xml:space="preserve">, (x, y) in enumerate(zip(sizes, </w:t>
+      </w:r>
+      <w:proofErr w:type="spellStart"/>
+      <w:r>
+        <w:rPr>
+          <w:rFonts w:ascii="Courier New" w:eastAsia="Courier New" w:hAnsi="Courier New" w:cs="Courier New"/>
+          <w:color w:val="000000" w:themeColor="text1"/>
+          <w:kern w:val="3"/>
+          <w:sz w:val="22"/>
+          <w:lang w:val="en-US" w:eastAsia="zh-CN" w:bidi="hi-IN"/>
+        </w:rPr>
+        <w:t>avg_times</w:t>
+      </w:r>
+      <w:proofErr w:type="spellEnd"/>
+      <w:r>
+        <w:rPr>
+          <w:rFonts w:ascii="Courier New" w:eastAsia="Courier New" w:hAnsi="Courier New" w:cs="Courier New"/>
+          <w:color w:val="000000" w:themeColor="text1"/>
+          <w:kern w:val="3"/>
+          <w:sz w:val="22"/>
+          <w:lang w:val="en-US" w:eastAsia="zh-CN" w:bidi="hi-IN"/>
+        </w:rPr>
+        <w:t>)):</w:t>
       </w:r>
     </w:p>
     <w:p>
@@ -8256,7 +11697,51 @@
           <w:sz w:val="22"/>
           <w:lang w:val="en-US" w:eastAsia="zh-CN" w:bidi="hi-IN"/>
         </w:rPr>
-        <w:t xml:space="preserve">        plt.annotate(f'{y:.1f}', (x, y), textcoords="offset points", </w:t>
+        <w:t xml:space="preserve">        </w:t>
+      </w:r>
+      <w:proofErr w:type="spellStart"/>
+      <w:r>
+        <w:rPr>
+          <w:rFonts w:ascii="Courier New" w:eastAsia="Courier New" w:hAnsi="Courier New" w:cs="Courier New"/>
+          <w:color w:val="000000" w:themeColor="text1"/>
+          <w:kern w:val="3"/>
+          <w:sz w:val="22"/>
+          <w:lang w:val="en-US" w:eastAsia="zh-CN" w:bidi="hi-IN"/>
+        </w:rPr>
+        <w:t>plt.annotate</w:t>
+      </w:r>
+      <w:proofErr w:type="spellEnd"/>
+      <w:r>
+        <w:rPr>
+          <w:rFonts w:ascii="Courier New" w:eastAsia="Courier New" w:hAnsi="Courier New" w:cs="Courier New"/>
+          <w:color w:val="000000" w:themeColor="text1"/>
+          <w:kern w:val="3"/>
+          <w:sz w:val="22"/>
+          <w:lang w:val="en-US" w:eastAsia="zh-CN" w:bidi="hi-IN"/>
+        </w:rPr>
+        <w:t xml:space="preserve">(f'{y:.1f}', (x, y), </w:t>
+      </w:r>
+      <w:proofErr w:type="spellStart"/>
+      <w:r>
+        <w:rPr>
+          <w:rFonts w:ascii="Courier New" w:eastAsia="Courier New" w:hAnsi="Courier New" w:cs="Courier New"/>
+          <w:color w:val="000000" w:themeColor="text1"/>
+          <w:kern w:val="3"/>
+          <w:sz w:val="22"/>
+          <w:lang w:val="en-US" w:eastAsia="zh-CN" w:bidi="hi-IN"/>
+        </w:rPr>
+        <w:t>textcoords</w:t>
+      </w:r>
+      <w:proofErr w:type="spellEnd"/>
+      <w:r>
+        <w:rPr>
+          <w:rFonts w:ascii="Courier New" w:eastAsia="Courier New" w:hAnsi="Courier New" w:cs="Courier New"/>
+          <w:color w:val="000000" w:themeColor="text1"/>
+          <w:kern w:val="3"/>
+          <w:sz w:val="22"/>
+          <w:lang w:val="en-US" w:eastAsia="zh-CN" w:bidi="hi-IN"/>
+        </w:rPr>
+        <w:t xml:space="preserve">="offset points", </w:t>
       </w:r>
     </w:p>
     <w:p>
@@ -8278,7 +11763,51 @@
           <w:sz w:val="22"/>
           <w:lang w:val="en-US" w:eastAsia="zh-CN" w:bidi="hi-IN"/>
         </w:rPr>
-        <w:t xml:space="preserve">                    xytext=(0,10), ha='center', fontsize=9)</w:t>
+        <w:t xml:space="preserve">                    </w:t>
+      </w:r>
+      <w:proofErr w:type="spellStart"/>
+      <w:r>
+        <w:rPr>
+          <w:rFonts w:ascii="Courier New" w:eastAsia="Courier New" w:hAnsi="Courier New" w:cs="Courier New"/>
+          <w:color w:val="000000" w:themeColor="text1"/>
+          <w:kern w:val="3"/>
+          <w:sz w:val="22"/>
+          <w:lang w:val="en-US" w:eastAsia="zh-CN" w:bidi="hi-IN"/>
+        </w:rPr>
+        <w:t>xytext</w:t>
+      </w:r>
+      <w:proofErr w:type="spellEnd"/>
+      <w:r>
+        <w:rPr>
+          <w:rFonts w:ascii="Courier New" w:eastAsia="Courier New" w:hAnsi="Courier New" w:cs="Courier New"/>
+          <w:color w:val="000000" w:themeColor="text1"/>
+          <w:kern w:val="3"/>
+          <w:sz w:val="22"/>
+          <w:lang w:val="en-US" w:eastAsia="zh-CN" w:bidi="hi-IN"/>
+        </w:rPr>
+        <w:t xml:space="preserve">=(0,10), ha='center', </w:t>
+      </w:r>
+      <w:proofErr w:type="spellStart"/>
+      <w:r>
+        <w:rPr>
+          <w:rFonts w:ascii="Courier New" w:eastAsia="Courier New" w:hAnsi="Courier New" w:cs="Courier New"/>
+          <w:color w:val="000000" w:themeColor="text1"/>
+          <w:kern w:val="3"/>
+          <w:sz w:val="22"/>
+          <w:lang w:val="en-US" w:eastAsia="zh-CN" w:bidi="hi-IN"/>
+        </w:rPr>
+        <w:t>fontsize</w:t>
+      </w:r>
+      <w:proofErr w:type="spellEnd"/>
+      <w:r>
+        <w:rPr>
+          <w:rFonts w:ascii="Courier New" w:eastAsia="Courier New" w:hAnsi="Courier New" w:cs="Courier New"/>
+          <w:color w:val="000000" w:themeColor="text1"/>
+          <w:kern w:val="3"/>
+          <w:sz w:val="22"/>
+          <w:lang w:val="en-US" w:eastAsia="zh-CN" w:bidi="hi-IN"/>
+        </w:rPr>
+        <w:t>=9)</w:t>
       </w:r>
     </w:p>
     <w:p>
@@ -8322,7 +11851,29 @@
           <w:sz w:val="22"/>
           <w:lang w:val="en-US" w:eastAsia="zh-CN" w:bidi="hi-IN"/>
         </w:rPr>
-        <w:t xml:space="preserve">    plt.tight_layout()</w:t>
+        <w:t xml:space="preserve">    </w:t>
+      </w:r>
+      <w:proofErr w:type="spellStart"/>
+      <w:r>
+        <w:rPr>
+          <w:rFonts w:ascii="Courier New" w:eastAsia="Courier New" w:hAnsi="Courier New" w:cs="Courier New"/>
+          <w:color w:val="000000" w:themeColor="text1"/>
+          <w:kern w:val="3"/>
+          <w:sz w:val="22"/>
+          <w:lang w:val="en-US" w:eastAsia="zh-CN" w:bidi="hi-IN"/>
+        </w:rPr>
+        <w:t>plt.tight_layout</w:t>
+      </w:r>
+      <w:proofErr w:type="spellEnd"/>
+      <w:r>
+        <w:rPr>
+          <w:rFonts w:ascii="Courier New" w:eastAsia="Courier New" w:hAnsi="Courier New" w:cs="Courier New"/>
+          <w:color w:val="000000" w:themeColor="text1"/>
+          <w:kern w:val="3"/>
+          <w:sz w:val="22"/>
+          <w:lang w:val="en-US" w:eastAsia="zh-CN" w:bidi="hi-IN"/>
+        </w:rPr>
+        <w:t>()</w:t>
       </w:r>
     </w:p>
     <w:p>
@@ -8344,7 +11895,29 @@
           <w:sz w:val="22"/>
           <w:lang w:val="en-US" w:eastAsia="zh-CN" w:bidi="hi-IN"/>
         </w:rPr>
-        <w:t xml:space="preserve">    plt.savefig('graph.png', dpi=100)</w:t>
+        <w:t xml:space="preserve">    </w:t>
+      </w:r>
+      <w:proofErr w:type="spellStart"/>
+      <w:r>
+        <w:rPr>
+          <w:rFonts w:ascii="Courier New" w:eastAsia="Courier New" w:hAnsi="Courier New" w:cs="Courier New"/>
+          <w:color w:val="000000" w:themeColor="text1"/>
+          <w:kern w:val="3"/>
+          <w:sz w:val="22"/>
+          <w:lang w:val="en-US" w:eastAsia="zh-CN" w:bidi="hi-IN"/>
+        </w:rPr>
+        <w:t>plt.savefig</w:t>
+      </w:r>
+      <w:proofErr w:type="spellEnd"/>
+      <w:r>
+        <w:rPr>
+          <w:rFonts w:ascii="Courier New" w:eastAsia="Courier New" w:hAnsi="Courier New" w:cs="Courier New"/>
+          <w:color w:val="000000" w:themeColor="text1"/>
+          <w:kern w:val="3"/>
+          <w:sz w:val="22"/>
+          <w:lang w:val="en-US" w:eastAsia="zh-CN" w:bidi="hi-IN"/>
+        </w:rPr>
+        <w:t>('graph.png', dpi=100)</w:t>
       </w:r>
     </w:p>
     <w:p>
@@ -8444,7 +12017,29 @@
           <w:sz w:val="22"/>
           <w:lang w:val="en-US" w:eastAsia="zh-CN" w:bidi="hi-IN"/>
         </w:rPr>
-        <w:t xml:space="preserve">        for N, t in zip(sizes, avg_times):</w:t>
+        <w:t xml:space="preserve">        for N, t in zip(sizes, </w:t>
+      </w:r>
+      <w:proofErr w:type="spellStart"/>
+      <w:r>
+        <w:rPr>
+          <w:rFonts w:ascii="Courier New" w:eastAsia="Courier New" w:hAnsi="Courier New" w:cs="Courier New"/>
+          <w:color w:val="000000" w:themeColor="text1"/>
+          <w:kern w:val="3"/>
+          <w:sz w:val="22"/>
+          <w:lang w:val="en-US" w:eastAsia="zh-CN" w:bidi="hi-IN"/>
+        </w:rPr>
+        <w:t>avg_times</w:t>
+      </w:r>
+      <w:proofErr w:type="spellEnd"/>
+      <w:r>
+        <w:rPr>
+          <w:rFonts w:ascii="Courier New" w:eastAsia="Courier New" w:hAnsi="Courier New" w:cs="Courier New"/>
+          <w:color w:val="000000" w:themeColor="text1"/>
+          <w:kern w:val="3"/>
+          <w:sz w:val="22"/>
+          <w:lang w:val="en-US" w:eastAsia="zh-CN" w:bidi="hi-IN"/>
+        </w:rPr>
+        <w:t>):</w:t>
       </w:r>
     </w:p>
     <w:p>
@@ -8466,7 +12061,29 @@
           <w:sz w:val="22"/>
           <w:lang w:val="en-US" w:eastAsia="zh-CN" w:bidi="hi-IN"/>
         </w:rPr>
-        <w:t xml:space="preserve">            f.write(f"{N} {t:.2f}\n")</w:t>
+        <w:t xml:space="preserve">            </w:t>
+      </w:r>
+      <w:proofErr w:type="spellStart"/>
+      <w:r>
+        <w:rPr>
+          <w:rFonts w:ascii="Courier New" w:eastAsia="Courier New" w:hAnsi="Courier New" w:cs="Courier New"/>
+          <w:color w:val="000000" w:themeColor="text1"/>
+          <w:kern w:val="3"/>
+          <w:sz w:val="22"/>
+          <w:lang w:val="en-US" w:eastAsia="zh-CN" w:bidi="hi-IN"/>
+        </w:rPr>
+        <w:t>f.write</w:t>
+      </w:r>
+      <w:proofErr w:type="spellEnd"/>
+      <w:r>
+        <w:rPr>
+          <w:rFonts w:ascii="Courier New" w:eastAsia="Courier New" w:hAnsi="Courier New" w:cs="Courier New"/>
+          <w:color w:val="000000" w:themeColor="text1"/>
+          <w:kern w:val="3"/>
+          <w:sz w:val="22"/>
+          <w:lang w:val="en-US" w:eastAsia="zh-CN" w:bidi="hi-IN"/>
+        </w:rPr>
+        <w:t>(f"{N} {t:.2f}\n")</w:t>
       </w:r>
     </w:p>
     <w:p>
@@ -12328,7 +15945,7 @@
       </w:numPr>
       <w:tabs>
         <w:tab w:val="clear" w:pos="22.70pt"/>
-        <w:tab w:val="num" w:pos="-106.60pt"/>
+        <w:tab w:val="num" w:pos="-105.40pt"/>
         <w:tab w:val="start" w:pos="35.45pt"/>
       </w:tabs>
       <w:spacing w:line="14.40pt" w:lineRule="auto"/>
